--- a/docs/CHAMPHLA_MANUSCRIPT_V3.docx
+++ b/docs/CHAMPHLA_MANUSCRIPT_V3.docx
@@ -23,7 +23,7 @@
         <w:rPr>
           <w:b/>
         </w:rPr>
-        <w:t>ChampHLA: A reproducible Nextflow ensemble framework for HLA typing with Champion-Challenger consensus and benchmark-governed confidence weighting across WGS, WES, and RNA sequencing</w:t>
+        <w:t>ChampHLA: a reproducible Nextflow ensemble for champion–challenger HLA typing across WGS, WES, and RNA sequencing</w:t>
       </w:r>
     </w:p>
     <w:p>
@@ -126,7 +126,7 @@
         <w:t>Champion-Challenger</w:t>
       </w:r>
       <w:r>
-        <w:t xml:space="preserve"> ensemble consensus method. ChampHLA eliminates per-tool installation burden, routes each tool to the appropriate input format automatically, and resolves cross-tool disagreement through a principled override policy: each HLA gene is assigned a benchmark-designated champion, and the ensemble may override the champion's call only when the aggregate evidence meets simultaneous criteria for support breadth, weight margin, tool diversity, and allele unambiguity. The override policy is optimised by sweeping a parameter grid over a benchmark cohort and selecting the point that maximises the overall correct-call rate, producing a fully auditable decision trace for every called locus.</w:t>
+        <w:t xml:space="preserve"> ensemble consensus method. ChampHLA eliminates per-tool installation burden, routes each tool to the appropriate input format automatically, and resolves cross-tool disagreement through a principled override policy: each HLA gene is assigned a benchmark-designated champion, and the ensemble may override the champion's call only when the aggregate evidence meets simultaneous criteria for support breadth, weight margin, tool diversity, and allele unambiguity. The champions and override thresholds are selected under nested cross-validation—learned on training folds and evaluated strictly out of fold—so that no reported accuracy is inflated by tuning on the data it is measured against, and every called locus carries a fully auditable decision trace.</w:t>
       </w:r>
     </w:p>
     <w:p>
@@ -376,7 +376,7 @@
     </w:p>
     <w:p>
       <w:r>
-        <w:t>Here we describe ChampHLA version 2.0.0, a reproducible Nextflow ensemble pipeline for HLA typing that integrates eight tools across WGS, WES, RNA-seq, and long-read sequencing. ChampHLA makes three distinct methodological contributions beyond tool integration. First, an empirical calibration guardrail system evaluates each tool's confidence signal against a benchmark truth set and blocks miscalibrated confidence from inflating consensus weights; only tools whose confidence proxies correlate reliably with call correctness (Brier score and expected calibration error both below 0.35) receive a confidence-based weight boost, while miscalibrated tools fall back to base-reliability weighting. Second, the Champion-Challenger ensemble method designates a per-gene benchmark champion and applies a parameterised, sweep-optimised override policy that only replaces the champion's call when the weighted ensemble evidence for an alternative is simultaneously sufficient in breadth, magnitude, tool diversity, and allele unambiguity. Third, to support benchmarking on cohorts that lack gold-standard typing, ChampHLA generates an orthogonal, agreement-gated silver-standard truth from two pangenome- and assembly-based callers (Locityper and Immuannot) that are held separate from the eight-tool consensus panel. The result is a framework in which practitioners can obtain reliable, auditable HLA consensus calls from a single command across any supported sequencing modality, using only Nextflow and a container runtime, with every decision traceable from raw input through harmonised calls to final consensus output.</w:t>
+        <w:t>Here we describe ChampHLA version 2.0.0, a reproducible Nextflow ensemble pipeline for HLA typing that integrates eight tools across WGS, WES, RNA-seq, and long-read sequencing. ChampHLA makes three distinct methodological contributions beyond tool integration. First, an empirical calibration guardrail system evaluates each tool's confidence signal against a benchmark truth set and blocks miscalibrated confidence from inflating consensus weights; only tools whose confidence proxies correlate reliably with call correctness (Brier score and expected calibration error both below 0.35) receive a confidence-based weight boost, while miscalibrated tools fall back to base-reliability weighting. Second, the Champion-Challenger ensemble method designates a per-gene benchmark champion and applies a parameterised, nested-cross-validated override policy (thresholds selected on training folds and applied out of fold) that only replaces the champion's call when the weighted ensemble evidence for an alternative is simultaneously sufficient in breadth, magnitude, tool diversity, and allele unambiguity. Third, to support benchmarking on cohorts that lack gold-standard typing, ChampHLA generates an orthogonal, agreement-gated silver-standard truth from two pangenome- and assembly-based callers (Locityper and Immuannot) that are held separate from the eight-tool consensus panel. The result is a framework in which practitioners can obtain reliable, auditable HLA consensus calls from a single command across any supported sequencing modality, using only Nextflow and a container runtime, with every decision traceable from raw input through harmonised calls to final consensus output.</w:t>
       </w:r>
     </w:p>
     <w:p>
@@ -877,7 +877,7 @@
         <w:rPr>
           <w:b/>
         </w:rPr>
-        <w:t>Figure 8</w:t>
+        <w:t>Figure 7</w:t>
       </w:r>
       <w:r>
         <w:t>.</w:t>
@@ -908,10 +908,10 @@
         <w:rPr>
           <w:b/>
         </w:rPr>
-        <w:t>Figure 11</w:t>
-      </w:r>
-      <w:r>
-        <w:t xml:space="preserve"> contrasts the routed, evidence-gated Champion-Challenger decision flow with the symmetric majority-voting baseline and summarises its effect on the WES truth-backed benchmark.</w:t>
+        <w:t>Figure 10</w:t>
+      </w:r>
+      <w:r>
+        <w:t xml:space="preserve"> contrasts the routed, evidence-gated Champion-Challenger decision flow with the symmetric majority-voting baseline and summarises its effect across the three modality benchmarks under nested cross-validation.</w:t>
       </w:r>
     </w:p>
     <w:p>
@@ -925,7 +925,7 @@
         <w:t>champion</w:t>
       </w:r>
       <w:r>
-        <w:t xml:space="preserve"> based on benchmarking evidence—specifically, the tool with the highest overall correct-call rate for that gene and modality on the training split of the primary benchmark. The champion's call is the default output. The ensemble may produce a </w:t>
+        <w:t xml:space="preserve"> based on benchmarking evidence—specifically, the tool with the highest overall correct-call rate for that gene and modality on the training folds under nested cross-validation. The champion's call is the default output. The ensemble may produce a </w:t>
       </w:r>
       <w:r>
         <w:rPr>
@@ -1166,7 +1166,7 @@
         <w:t>base reliability</w:t>
       </w:r>
       <w:r>
-        <w:t xml:space="preserve"> weight is computed as the fraction of calls matching the ground-truth allele pair at two-field resolution on the training split of the primary WGS benchmark (or the full cohort for WES and RNA-seq secondary benchmarks). Tools with high base reliability receive proportionally higher influence on the weighted consensus vote.</w:t>
+        <w:t xml:space="preserve"> weight is computed as the fraction of calls matching the ground-truth allele pair at two-field resolution on the training folds of the nested cross-validation, so that weights applied to a held-out fold are never learned from it. Tools with high base reliability receive proportionally higher influence on the weighted consensus vote.</w:t>
       </w:r>
     </w:p>
     <w:p>
@@ -2266,7 +2266,7 @@
         <w:t>Supplementary Figure S8</w:t>
       </w:r>
       <w:r>
-        <w:t xml:space="preserve"> (formerly Figure 5).</w:t>
+        <w:t>.</w:t>
       </w:r>
     </w:p>
     <w:p>
@@ -5571,7 +5571,7 @@
         <w:rPr>
           <w:b/>
         </w:rPr>
-        <w:t>Figure 8</w:t>
+        <w:t>Figure 7</w:t>
       </w:r>
       <w:r>
         <w:t>; measured from n=30 1000G samples per modality via Nextflow execution trace, see Methods §7; RNA-seq tool-level n varies from 26 to 30 due to individual tool failures). All values are medians; error whiskers show the P25–P75 interquartile range.</w:t>
@@ -5780,7 +5780,7 @@
         <w:rPr>
           <w:b/>
         </w:rPr>
-        <w:t>Figure 8</w:t>
+        <w:t>Figure 7</w:t>
       </w:r>
       <w:r>
         <w:t>.</w:t>
@@ -5791,7 +5791,7 @@
         <w:rPr>
           <w:b/>
         </w:rPr>
-        <w:t>Figure 8.</w:t>
+        <w:t>Figure 7.</w:t>
       </w:r>
       <w:r>
         <w:t xml:space="preserve"> </w:t>
@@ -5897,7 +5897,7 @@
         <w:rPr>
           <w:b/>
         </w:rPr>
-        <w:t>Figure 6</w:t>
+        <w:t>Figure 5</w:t>
       </w:r>
       <w:r>
         <w:t xml:space="preserve">; </w:t>
@@ -5995,7 +5995,7 @@
         <w:rPr>
           <w:b/>
         </w:rPr>
-        <w:t>Figure 6.</w:t>
+        <w:t>Figure 5.</w:t>
       </w:r>
       <w:r>
         <w:t xml:space="preserve"> </w:t>
@@ -6470,7 +6470,7 @@
         <w:rPr>
           <w:b/>
         </w:rPr>
-        <w:t>Figure 7</w:t>
+        <w:t>Figure 6</w:t>
       </w:r>
       <w:r>
         <w:t>).</w:t>
@@ -7648,16 +7648,7 @@
         <w:rPr>
           <w:b/>
         </w:rPr>
-        <w:t>Supplementary Figure S8</w:t>
-      </w:r>
-      <w:r>
-        <w:t xml:space="preserve"> (formerly Figure 5)</w:t>
-      </w:r>
-      <w:r>
-        <w:rPr>
-          <w:b/>
-        </w:rPr>
-        <w:t>.</w:t>
+        <w:t>Supplementary Figure S8.</w:t>
       </w:r>
       <w:r>
         <w:t xml:space="preserve"> </w:t>
@@ -7683,7 +7674,7 @@
         <w:rPr>
           <w:b/>
         </w:rPr>
-        <w:t>Figure 7.</w:t>
+        <w:t>Figure 6.</w:t>
       </w:r>
       <w:r>
         <w:t xml:space="preserve"> </w:t>
@@ -8867,7 +8858,7 @@
         <w:rPr>
           <w:b/>
         </w:rPr>
-        <w:t>Figure 12A</w:t>
+        <w:t>Figure 11A</w:t>
       </w:r>
       <w:r>
         <w:t>). The strong agreement at G-group resolution—where the 1000 Genomes gold panel itself carries no annotations—confirms that the silver-truth pipeline recovers clinically meaningful allele groups rather than merely two-field strings.</w:t>
@@ -8895,7 +8886,7 @@
         <w:rPr>
           <w:b/>
         </w:rPr>
-        <w:t>Figure 12B</w:t>
+        <w:t>Figure 11B</w:t>
       </w:r>
       <w:r>
         <w:t xml:space="preserve">), with a direct bearing on the silver-truth design. Under the HPRC database, Locityper genotype quality tracked correctness—concordance rose monotonically from 0.811 over all calls to 0.905 for the highest-confidence subset (genotype quality ≥ 20)—whereas under the IMGT-allele database, quality was uninformative or anti-correlated (0.461 over all calls versus 0.432 for genotype quality ≥ 10): the genotyper was </w:t>
@@ -9482,7 +9473,7 @@
         <w:rPr>
           <w:b/>
         </w:rPr>
-        <w:t>Figure 12.</w:t>
+        <w:t>Figure 11.</w:t>
       </w:r>
       <w:r>
         <w:t xml:space="preserve"> </w:t>
@@ -9561,7 +9552,7 @@
         <w:rPr>
           <w:b/>
         </w:rPr>
-        <w:t>Figure 9</w:t>
+        <w:t>Figure 8</w:t>
       </w:r>
       <w:r>
         <w:t>), outperforming all unimodal methods. At the per-gene level, bimodal MajorityVote achieved 0.9717 (HLA-A), 0.9623 (HLA-B), and 0.9528 (HLA-C), with near-complete callable coverage at all three loci. These results confirm that WES and RNA-seq are mutually reinforcing modalities for ensemble HLA typing.</w:t>
@@ -9584,7 +9575,7 @@
         <w:rPr>
           <w:b/>
         </w:rPr>
-        <w:t>Figure 10</w:t>
+        <w:t>Figure 9</w:t>
       </w:r>
       <w:r>
         <w:t>), 3.2 percentage points below the bimodal WES+RNA result. Per-gene trimodal accuracy (A=0.9717, B=0.9623, C=0.9434) is largely unchanged from the bimodal result at HLA-A and HLA-B but shows a marginal improvement at HLA-C (+0.9 percentage points) that does not offset the overall dilution. This negative result for WGS addition is itself informative: it demonstrates that short-read WGS HLA typing in its current form adds more noise than signal when combined with an already-strong WES+RNA bimodal ensemble. The most accurate multimodal strategy for HLA typing with current short-read technology is therefore WES+RNA bimodal consensus, with WGS reserved for cases where WES and RNA-seq data are unavailable.</w:t>
@@ -9595,7 +9586,7 @@
         <w:rPr>
           <w:b/>
         </w:rPr>
-        <w:t>Figure 9.</w:t>
+        <w:t>Figure 8.</w:t>
       </w:r>
       <w:r>
         <w:t xml:space="preserve"> </w:t>
@@ -9654,7 +9645,7 @@
         <w:rPr>
           <w:b/>
         </w:rPr>
-        <w:t>Figure 10.</w:t>
+        <w:t>Figure 9.</w:t>
       </w:r>
       <w:r>
         <w:t xml:space="preserve"> </w:t>
@@ -9713,7 +9704,7 @@
         <w:rPr>
           <w:b/>
         </w:rPr>
-        <w:t>Figure 11.</w:t>
+        <w:t>Figure 10.</w:t>
       </w:r>
       <w:r>
         <w:t xml:space="preserve"> </w:t>
@@ -9840,7 +9831,7 @@
     </w:p>
     <w:p>
       <w:r>
-        <w:t>A central question for any benchmark-tuned ensemble is whether it generalises beyond the cohort on which it was calibrated. We therefore applied the frozen 1000G-derived weights and Champion-Challenger policy, without re-learning, to the independent NCI-60 cancer cell-line panel scored against the Adams et al. (2005) sequence-based constitutional genotypes (Figure 13).</w:t>
+        <w:t>A central question for any benchmark-tuned ensemble is whether it generalises beyond the cohort on which it was calibrated. We therefore applied the frozen 1000G-derived weights and Champion-Challenger policy, without re-learning, to the independent NCI-60 cancer cell-line panel scored against the Adams et al. (2005) sequence-based constitutional genotypes (Figure 12).</w:t>
       </w:r>
     </w:p>
     <w:p>
@@ -9940,7 +9931,7 @@
         <w:t>n</w:t>
       </w:r>
       <w:r>
-        <w:t>=18), the deployed policy also generalised, with an instructive caveat. At the operating point ChampHLA actually ships (support fraction 0.35, challenger margin 0.00, ≥1 supporting tool—the WES optimum from the 1000G sweep), ChampHLA reached an overall correct-call rate of 0.842, exactly matching majority voting (0.842; Wilson 95% CI 0.747–0.905) and above its champion OptiType (0.817). Importantly, the override gate remained active out of distribution: it fired seven overrides, of which three were corrective—all at HLA-A, where it correctly resolved apparent-homozygous calls in EKVX, NCI-H522 and TK-10 that OptiType had split—while one was harmful and three were neutral, all at HLA-C and all involving spuriously high-resolution challenger alleles proposed by a single tool. The net effect was parity with majority voting. A sweep of the operating point on the WES cohort (Figure 13C) localised the issue to the supporting-tools floor rather than the support or margin gates: holding support=0.35 and margin=0.00 and raising the floor from one to two supporting tools eliminates every harmful and neutral override (the spurious single-tool HLA-C calls) while retaining all three corrective HLA-A overrides, lifting ChampHLA to 0.854 and overtaking majority voting; requiring three supporting tools is over-strict and suppresses all overrides (reverting to OptiType, 0.817).</w:t>
+        <w:t>=18), the deployed policy also generalised, with an instructive caveat. At the operating point ChampHLA actually ships (support fraction 0.35, challenger margin 0.00, ≥1 supporting tool—the WES optimum from the 1000G sweep), ChampHLA reached an overall correct-call rate of 0.842, exactly matching majority voting (0.842; Wilson 95% CI 0.747–0.905) and above its champion OptiType (0.817). Importantly, the override gate remained active out of distribution: it fired seven overrides, of which three were corrective—all at HLA-A, where it correctly resolved apparent-homozygous calls in EKVX, NCI-H522 and TK-10 that OptiType had split—while one was harmful and three were neutral, all at HLA-C and all involving spuriously high-resolution challenger alleles proposed by a single tool. The net effect was parity with majority voting. A sweep of the operating point on the WES cohort (Figure 12C) localised the issue to the supporting-tools floor rather than the support or margin gates: holding support=0.35 and margin=0.00 and raising the floor from one to two supporting tools eliminates every harmful and neutral override (the spurious single-tool HLA-C calls) while retaining all three corrective HLA-A overrides, lifting ChampHLA to 0.854 and overtaking majority voting; requiring three supporting tools is over-strict and suppresses all overrides (reverting to OptiType, 0.817).</w:t>
       </w:r>
     </w:p>
     <w:p>
@@ -10727,7 +10718,7 @@
         <w:rPr>
           <w:b/>
         </w:rPr>
-        <w:t>Figure 13.</w:t>
+        <w:t>Figure 12.</w:t>
       </w:r>
       <w:r>
         <w:t xml:space="preserve"> </w:t>
@@ -10865,7 +10856,7 @@
         <w:rPr>
           <w:b/>
         </w:rPr>
-        <w:t>Figure 14A</w:t>
+        <w:t>Figure 13A</w:t>
       </w:r>
       <w:r>
         <w:t xml:space="preserve">). Concordance held across A2 subtypes, including a donor typed </w:t>
@@ -10901,7 +10892,7 @@
         <w:rPr>
           <w:b/>
         </w:rPr>
-        <w:t>Figure 14B</w:t>
+        <w:t>Figure 13B</w:t>
       </w:r>
       <w:r>
         <w:t xml:space="preserve">). Extending the definition to the cross-reactive </w:t>
@@ -11638,7 +11629,7 @@
         <w:rPr>
           <w:b/>
         </w:rPr>
-        <w:t>Figure 14.</w:t>
+        <w:t>Figure 13.</w:t>
       </w:r>
       <w:r>
         <w:t xml:space="preserve"> </w:t>
@@ -11894,7 +11885,7 @@
         <w:rPr>
           <w:b/>
         </w:rPr>
-        <w:t>Figure 8</w:t>
+        <w:t>Figure 7</w:t>
       </w:r>
       <w:r>
         <w:t xml:space="preserve"> for per-tool resource profiles.</w:t>
@@ -11982,7 +11973,7 @@
         <w:rPr>
           <w:b/>
         </w:rPr>
-        <w:t>Figure 8</w:t>
+        <w:t>Figure 7</w:t>
       </w:r>
       <w:r>
         <w:t xml:space="preserve"> (Results §2) for per-tool resource profiles.</w:t>
@@ -12092,7 +12083,7 @@
     </w:p>
     <w:p>
       <w:r>
-        <w:t xml:space="preserve">For clinical or research settings where reliable allele calls are required and false positives (harmful Champion-Challenger overrides) are particularly consequential, we recommend using a more conservative override policy by increasing the </w:t>
+        <w:t xml:space="preserve">For clinical or research settings where reliable allele calls are required and false positives (harmful Champion-Challenger overrides) are particularly consequential, we recommend a more conservative override policy—raising </w:t>
       </w:r>
       <w:r>
         <w:rPr>
@@ -12101,7 +12092,25 @@
         <w:t>min_challenger_support_fraction</w:t>
       </w:r>
       <w:r>
-        <w:t xml:space="preserve"> threshold above the default 0.35 sweep optimum. This trades some corrective-override recall for increased precision:</w:t>
+        <w:t xml:space="preserve"> and </w:t>
+      </w:r>
+      <w:r>
+        <w:rPr>
+          <w:rFonts w:ascii="Consolas" w:hAnsi="Consolas"/>
+        </w:rPr>
+        <w:t>min_challenger_margin</w:t>
+      </w:r>
+      <w:r>
+        <w:t xml:space="preserve"> above the nested-CV-selected default and requiring at least two supporting tools. The full in-sample sweep surface (</w:t>
+      </w:r>
+      <w:r>
+        <w:rPr>
+          <w:rFonts w:ascii="Consolas" w:hAnsi="Consolas"/>
+        </w:rPr>
+        <w:t>wes_champion_override_sweep.tsv</w:t>
+      </w:r>
+      <w:r>
+        <w:t>) is provided as a tuning aid for choosing an institution-specific operating point (it is a tuning aid, not a performance estimate). This trades some corrective-override recall for increased precision:</w:t>
       </w:r>
     </w:p>
     <w:p>
@@ -12470,7 +12479,7 @@
         <w:t>Supplementary Figure S8</w:t>
       </w:r>
       <w:r>
-        <w:t xml:space="preserve"> (the former main-text Figure 5) shows the abstention–accuracy tradeoff for the weighting-only WeightedConsensus across modalities: as the support threshold rises, callable rate falls and accuracy among called loci rises. This is a secondary reliability property (a "defer rather than err" option) of the weighting scheme and is not part of the primary Champion-Challenger accuracy comparison; the overall correct-call rate of WeightedConsensus remains below majority voting in every modality (Table 3, ablation row).</w:t>
+        <w:t xml:space="preserve"> shows the abstention–accuracy tradeoff for the weighting-only WeightedConsensus across modalities: as the support threshold rises, callable rate falls and accuracy among called loci rises. This is a secondary reliability property (a "defer rather than err" option) of the weighting scheme and is not part of the primary Champion-Challenger accuracy comparison; the overall correct-call rate of WeightedConsensus remains below majority voting in every modality (Table 3, ablation row).</w:t>
       </w:r>
     </w:p>
     <w:p>

--- a/docs/CHAMPHLA_MANUSCRIPT_V3.docx
+++ b/docs/CHAMPHLA_MANUSCRIPT_V3.docx
@@ -176,7 +176,7 @@
         <w:t>silver-standard truth</w:t>
       </w:r>
       <w:r>
-        <w:t>—Locityper genotyping against a Human Pangenome Reference Consortium (HPRC) pangenome database, annotated by Immuannot—which reproduced 1000 Genomes gold calls at 94.4% allele-level concordance on a per-sample-depth pilot and 81.1% (two-field) / 82.2% (G-group) across 30 samples, directly addressing the two-field resolution ceiling of the 2014 truth panel. Finally, to test generalisation beyond the cohort on which the policy was calibrated, we applied the frozen 1000G-derived weights and Champion-Challenger policy—without any re-learning—to the independent, non-1000-Genomes NCI-60 cancer cell-line panel scored against Adams et al. (2005) sequence-based typing: ChampHLA matched majority voting on whole-exome data (0.842) and on RNA-seq (0.793 versus 0.817, overlapping confidence intervals) with an active, predominantly corrective override gate (15 of 20 RNA overrides corrective), indicating that the Champion-Challenger framework transfers out of distribution.</w:t>
+        <w:t>—Locityper genotyping against a Human Pangenome Reference Consortium (HPRC) pangenome database, annotated by Immuannot—which reproduced 1000 Genomes gold calls at 81.1% (two-field) / 82.2% (G-group) allele-level concordance across 30 samples—rising to 94.4% on a smaller per-sample-depth pilot—directly addressing the two-field resolution ceiling of the 2014 truth panel. Finally, to test generalisation beyond the cohort on which the policy was calibrated, we applied the frozen 1000G-derived weights and Champion-Challenger policy—without any re-learning—to the independent, non-1000-Genomes NCI-60 cancer cell-line panel scored against Adams et al. (2005) sequence-based typing: ChampHLA matched majority voting on whole-exome data (0.842) and on RNA-seq (0.793 versus 0.817, overlapping confidence intervals) with an active, predominantly corrective override gate (15 of 20 RNA overrides corrective), indicating that the Champion-Challenger framework transfers out of distribution.</w:t>
       </w:r>
     </w:p>
     <w:p>
@@ -194,7 +194,7 @@
     </w:p>
     <w:p>
       <w:r>
-        <w:t xml:space="preserve">Human leukocyte antigen (HLA) typing is essential for transplantation matching, pharmacogenomic safety, autoimmune disease genetics, and cancer immunotherapy design, yet NGS-based HLA typing remains fragmented across tools with incompatible inputs, heterogeneous resolution, and no principled way to reconcile discordant allele predictions. We present </w:t>
+        <w:t xml:space="preserve">Human leukocyte antigen (HLA) typing is essential for transplantation, pharmacogenomic safety, autoimmune genetics, and cancer immunotherapy, yet NGS-based typing remains fragmented across tools with incompatible inputs and no principled way to reconcile discordant predictions. We present </w:t>
       </w:r>
       <w:r>
         <w:rPr>
@@ -203,7 +203,7 @@
         <w:t>ChampHLA</w:t>
       </w:r>
       <w:r>
-        <w:t xml:space="preserve">, a reproducible Nextflow DSL2 pipeline that integrates eight HLA typing tools—OptiType, HLA-HD, ArcasHLA, T1K, SpecHLA, Kourami, POLYSOLVER, and Seq2HLA—into a containerised framework with a novel </w:t>
+        <w:t xml:space="preserve">, a reproducible Nextflow DSL2 pipeline integrating eight HLA typing tools (OptiType, HLA-HD, ArcasHLA, T1K, SpecHLA, Kourami, POLYSOLVER, Seq2HLA) in a containerised framework with a novel </w:t>
       </w:r>
       <w:r>
         <w:rPr>
@@ -212,7 +212,7 @@
         <w:t>Champion-Challenger</w:t>
       </w:r>
       <w:r>
-        <w:t xml:space="preserve"> ensemble method. Champion-Challenger designates a per-gene benchmark champion and overrides its call only when weighted ensemble evidence meets simultaneous criteria for support breadth, margin, tool diversity, and allele unambiguity, with a fully auditable decision trace per locus. Under 10-fold nested cross-validation with out-of-fold operating points, ChampHLA's advantage scaled with inter-tool discordance: in the difficult WGS modality it significantly outperformed majority voting (0.5012 vs 0.3844; +11.7 points; exact McNemar p&lt;0.0001) and the best single tool via per-gene champion routing, whereas in the high-accuracy WES and RNA-seq modalities it matched majority voting (0.9436 and 0.9408; both p=0.45, not significant); an ablation showed the gain comes from routing, not weighting. Bimodal WES+RNA ensembling achieved 0.9623. It also generates silver-standard truth (Locityper + HPRC pangenome + Immuannot) reproducing gold calls at 94.4% for truth-less cohorts, and under frozen weights generalised to a non-1000G panel (NCI-60), matching majority voting on both WES and RNA-seq with a corrective override gate. ChampHLA is freely available at https://github.com/uoozcan/ChampHLA.</w:t>
+        <w:t xml:space="preserve"> ensemble: a per-gene benchmark champion whose call is overridden only when weighted ensemble evidence is simultaneously broad, marginal, tool-diverse, and unambiguous, with a fully auditable decision trace. Under 10-fold nested cross-validation with out-of-fold operating points, ChampHLA's advantage scaled with inter-tool discordance—on WGS it significantly beat majority voting (0.5012 vs 0.3844; exact McNemar p&lt;0.0001) and the best single tool via champion routing, while on the high-accuracy WES and RNA-seq modalities it matched majority voting (0.9436, 0.9408; not significant); an ablation showed the gain comes from routing, not weighting. ChampHLA also generates agreement-gated silver-standard truth (Locityper + HPRC pangenome + Immuannot) reproducing 1000 Genomes gold calls at 81.1% across 30 samples for cohorts lacking gold typing, and under frozen weights transferred to a non-1000G panel (NCI-60), matching majority voting. ChampHLA is freely available at https://github.com/uoozcan/ChampHLA.</w:t>
       </w:r>
     </w:p>
     <w:p>
@@ -1144,7 +1144,25 @@
         <w:t>rna_sweep_summary.json</w:t>
       </w:r>
       <w:r>
-        <w:t>); this surface is an in-sample tuning aid for selecting an institution-specific operating point and is not itself a performance estimate.</w:t>
+        <w:t>); this surface is an in-sample tuning aid for selecting an institution-specific operating point and is not itself a performance estimate. The accuracy figures reported in this study are the held-out nested-cross-validation estimates produced by this re-analysis (</w:t>
+      </w:r>
+      <w:r>
+        <w:rPr>
+          <w:rFonts w:ascii="Consolas" w:hAnsi="Consolas"/>
+        </w:rPr>
+        <w:t>bin/nested_cv_champion_challenger.py</w:t>
+      </w:r>
+      <w:r>
+        <w:t>, applied to the harmonised call tables). The released Nextflow pipeline applies a single frozen operating point for production—the bundled per-modality weights (</w:t>
+      </w:r>
+      <w:r>
+        <w:rPr>
+          <w:rFonts w:ascii="Consolas" w:hAnsi="Consolas"/>
+        </w:rPr>
+        <w:t>tool_weights_{wgs,wes,rna}.json</w:t>
+      </w:r>
+      <w:r>
+        <w:t>) and default override policy, which are the full-cohort analogue of the per-fold policy—and is not intended to re-estimate held-out accuracy; users benchmarking on their own truth-backed cohorts should use the nested-CV re-analysis to obtain unbiased estimates.</w:t>
       </w:r>
     </w:p>
     <w:p>
@@ -1533,7 +1551,7 @@
         <w:t>benchmark_metadata.json</w:t>
       </w:r>
       <w:r>
-        <w:t xml:space="preserve">. Primary accuracy was defined as exact two-field allele-pair correct-call rate: a locus was counted correct only when both alleles of the returned pair matched the ground-truth pair exactly at two-field resolution. Wilson score 95% confidence intervals were computed for all proportional accuracy estimates. Because every method is scored on the same gene-locus pairs, the pre-specified primary comparison—Champion-Challenger versus majority voting—was assessed per modality with an exact McNemar test on discordant loci (and per gene for the WGS breakdown); no correction beyond this single pre-specified contrast per modality is claimed, and all secondary stratifications (allele commonness, ancestry, resolution) are reported as descriptive robustness checks rather than confirmatory tests. All primary and stratified estimates derive from a single, frozen analysis provenance: the harmonised nested-cross-validation call tables under </w:t>
+        <w:t xml:space="preserve">. Primary accuracy was defined as exact two-field allele-pair correct-call rate: a locus was counted correct only when both alleles of the returned pair matched the ground-truth pair exactly at two-field resolution. Wilson score 95% confidence intervals were computed for all proportional accuracy estimates. Because every method is scored on the same gene-locus pairs, the pre-specified primary comparison—Champion-Challenger versus majority voting—was assessed per modality (three tests) with an exact McNemar test on discordant loci. The per-gene WGS McNemar tests and all secondary stratifications (allele commonness, ancestry, resolution) are reported as descriptive robustness checks rather than confirmatory tests; we note that the two significant per-gene WGS results (HLA-A and HLA-B) remain significant after Holm–Bonferroni correction across the three per-gene tests (both adjusted p&lt;0.005). All primary and stratified estimates derive from a single, frozen analysis provenance: the harmonised nested-cross-validation call tables under </w:t>
       </w:r>
       <w:r>
         <w:rPr>
@@ -1726,7 +1744,7 @@
         <w:t>03:01 and HLA-A\</w:t>
       </w:r>
       <w:r>
-        <w:t>01:01, respectively). For contrast, a parallel database was built from the full-length IPD-IMGT/HLA 3.64.0 genomic allele set (A: 1,966; B: 892; C: 1,458 alleles after removing partial sequences).</w:t>
+        <w:t>01:01, respectively). For contrast, a parallel database was built from the full-length IPD-IMGT/HLA 3.64.0 genomic allele set (A: 1,966; B: 892; C: 1,458 alleles after removing partial sequences). The silver-truth reference databases use the latest IPD-IMGT/HLA release available at database-build time (3.64.0); this version affects only the silver-truth pipeline's internal allele set, whereas all gold-truth normalisation and primary accuracy scoring are pinned to IMGT/HLA 3.59.0 (Methods §6).</w:t>
       </w:r>
     </w:p>
     <w:p>
@@ -6459,7 +6477,7 @@
     </w:p>
     <w:p>
       <w:r>
-        <w:t>The calibration guardrail system revealed that raw tool confidence signals are not directly comparable across HLA callers and cannot safely be used to amplify ensemble weights without empirical validation. In the WGS training split, five of eight tools contributed confidence signals; three of five were blocked by the guardrail. OptiType's integer-linear-programming objective score saturated at 1.0 across virtually all training calls regardless of whether the call was correct (Brier score=0.4524, ECE=0.4524), indicating that OptiType's confidence proxy is uninformative for weight boosting despite the tool's strong base accuracy (0.5476). HLA-HD similarly showed saturation-driven miscalibration (Brier=0.6170, ECE=0.6615), and Kourami showed the most extreme miscalibration of all five tools (Brier=0.8313, ECE=0.8489). Under the guardrail, all three are assigned final weights equal to their base reliabilities (OptiType=0.5476, HLA-HD=0.2294, Kourami=0.1408).</w:t>
+        <w:t>The confidence-calibration characterisation in this section was computed on the WGS wave2 training split (n=28)—a dedicated tool-property analysis distinct from the 137-sample nested-cross-validation primary benchmark. Because the ablation (Results §1) shows that weighting does not drive the reported accuracy, the guardrail functions as a soundness safeguard on the ensemble weights rather than as a contributor to the correct-call rates. The calibration guardrail system revealed that raw tool confidence signals are not directly comparable across HLA callers and cannot safely be used to amplify ensemble weights without empirical validation. In the WGS training split, five of eight tools contributed confidence signals; three of five were blocked by the guardrail. OptiType's integer-linear-programming objective score saturated at 1.0 across virtually all training calls regardless of whether the call was correct (Brier score=0.4524, ECE=0.4524), indicating that OptiType's confidence proxy is uninformative for weight boosting despite the tool's strong base accuracy (0.5476). HLA-HD similarly showed saturation-driven miscalibration (Brier=0.6170, ECE=0.6615), and Kourami showed the most extreme miscalibration of all five tools (Brier=0.8313, ECE=0.8489). Under the guardrail, all three are assigned final weights equal to their base reliabilities (OptiType=0.5476, HLA-HD=0.2294, Kourami=0.1408).</w:t>
       </w:r>
     </w:p>
     <w:p>
@@ -12219,7 +12237,7 @@
         <w:t>--tools</w:t>
       </w:r>
       <w:r>
-        <w:t xml:space="preserve"> parameter, and only the corresponding containers and databases need to be installed; SpecHLA can be omitted entirely without affecting the functionality of the remaining seven-tool panel. Seq2HLA and SpecHLA experienced container configuration failures in the RNA-seq benchmark, reducing their callable rates to 29/107 and 80/107 respectively; these failures reflect pipeline engineering gaps rather than inherent tool limitations and will be resolved in future benchmark cycles.</w:t>
+        <w:t xml:space="preserve"> parameter, and only the corresponding containers and databases need to be installed; SpecHLA can be omitted entirely without affecting the functionality of the remaining seven-tool panel. Seq2HLA and SpecHLA experienced container configuration failures in the RNA-seq benchmark, reducing their callable rates to 29/107 and 80/107 respectively; these failures reflect pipeline engineering gaps rather than inherent tool limitations and will be resolved in future benchmark cycles. A practical consequence is that the effective RNA-seq panel is smaller than eight tools: Seq2HLA (29/107 callable) and SpecHLA (76.2% callable at 0.035 accuracy) contribute little to RNA-seq typing, and the RNA-seq Champion-Challenger accuracy is reported from a SpecHLA-inclusive scoring run to benchmark against the largest possible panel—default production RNA-seq typing relies on the OptiType/HLA-HD/ArcasHLA/T1K core. The full eight-tool panel is realised on DNA (WGS/WES) inputs.</w:t>
       </w:r>
     </w:p>
     <w:p>
@@ -12234,6 +12252,11 @@
     </w:p>
     <w:p>
       <w:r>
+        <w:t>Several of the confirmatory analyses are deliberately small and are presented as proof-of-concept rather than powered estimates: the orthogonal flow-cytometry validation covers 15 informative donors (with two data-integrity catches), the silver-standard-truth concordance is powered at 30 samples (with a three-sample per-depth pilot), and the germline external cohorts (GIAB trio, HG002, IHWG reference cells) comprise three to four samples each. Their value lies in orthogonality and mechanism—protein-level truth, assembly-based truth, and out-of-distribution transfer of the frozen policy—rather than in narrow confidence intervals; larger replications are planned.</w:t>
+      </w:r>
+    </w:p>
+    <w:p>
+      <w:r>
         <w:t xml:space="preserve">The current headline evaluation is restricted to HLA-A, -B, and -C. DRB1 and DQB1 are implemented in the framework and are available for consensus voting via </w:t>
       </w:r>
       <w:r>
@@ -12243,7 +12266,7 @@
         <w:t>--mv_genes A,B,C,DQA1,DQB1,DRB1</w:t>
       </w:r>
       <w:r>
-        <w:t>, but truth-backed benchmarking at these loci awaits complementary truth resources for the 1000 Genomes cohorts used in this study. Extension to five-locus (A, B, C, DRB1, DQB1) truth-backed evaluation would substantially increase the clinical relevance of the benchmark. Tighter integration of long-read and pangenome-graph backends into the consensus panel (the silver-truth pipeline already employs a pangenome-graph genotyper), per-population weight stratification, allele-frequency priors in the override policy, and integration with downstream immunoinformatics tools (neoantigen prediction pipelines, HLA ligandome databases, transplant compatibility scoring) are all planned for the ChampHLA version 2.1 roadmap. Community contributions via the GitHub repository are welcome and will shape the feature priority of the next release.</w:t>
+        <w:t>, but truth-backed benchmarking at these loci awaits complementary truth resources for the 1000 Genomes cohorts used in this study; class II typing (clinically important for transplantation matching) is therefore a priority for the next benchmark cycle. Extension to five-locus (A, B, C, DRB1, DQB1) truth-backed evaluation would substantially increase the clinical relevance of the benchmark. Tighter integration of long-read and pangenome-graph backends into the consensus panel (the silver-truth pipeline already employs a pangenome-graph genotyper), per-population weight stratification, allele-frequency priors in the override policy, and integration with downstream immunoinformatics tools (neoantigen prediction pipelines, HLA ligandome databases, transplant compatibility scoring) are all planned for the ChampHLA version 2.1 roadmap. Community contributions via the GitHub repository are welcome and will shape the feature priority of the next release.</w:t>
       </w:r>
     </w:p>
     <w:p>
@@ -12266,7 +12289,7 @@
     </w:p>
     <w:p>
       <w:r>
-        <w:t>The core methodological contribution—the Champion-Challenger ensemble algorithm—was motivated by the observation that different tools predict different alleles for the same sample, and that current ensemble methods either treat all tools equally (majority voting) or trust confidence signals that are not empirically calibrated (naive weighted voting). Champion-Challenger addresses both limitations: it designates a benchmark-validated champion for each gene and allows the ensemble to override the champion only when the aggregate evidence is simultaneously strong in weight, broad in tool support, and unambiguous in allele identity. Under nested cross-validation with strictly out-of-fold operating points, this approach produced its largest—and only statistically significant—accuracy gain in the hardest, most-discordant modality: in WGS it reached 0.5012, significantly above both majority voting (0.3844; +11.7 percentage points; exact McNemar p&lt;0.0001) and the best single tool, through per-gene champion routing. In the high-accuracy WES and RNA-seq modalities, where the strong tools already agree, it matched majority voting within overlapping confidence intervals (0.9436 and 0.9408; differences not significant). An ablation confirmed that the accuracy contribution comes from champion routing rather than the weighting scheme, whose distinct value is a calibration guardrail that blocks miscalibrated tool confidence from corrupting ensemble weights.</w:t>
+        <w:t>The core methodological contribution—the Champion-Challenger ensemble algorithm—was motivated by the observation that different tools predict different alleles for the same sample, and that current ensemble methods either treat all tools equally (majority voting) or trust confidence signals that are not empirically calibrated (naive weighted voting). Champion-Challenger addresses both limitations: it designates a benchmark-validated champion for each gene and allows the ensemble to override the champion only when the aggregate evidence is simultaneously strong in weight, broad in tool support, and unambiguous in allele identity. Under nested cross-validation with strictly out-of-fold operating points, this approach produced its largest—and only statistically significant—accuracy gain in the hardest, most-discordant modality: in WGS it reached 0.5012, significantly above both majority voting (0.3844; +11.7 percentage points; exact McNemar p&lt;0.0001) and the best single tool, through per-gene champion routing. In the high-accuracy WES and RNA-seq modalities, where the strong tools already agree, it matched majority voting within overlapping confidence intervals (0.9436 and 0.9408; differences not significant). An ablation confirmed that the accuracy contribution comes from champion routing rather than the weighting scheme, whose distinct value is a calibration guardrail that blocks miscalibrated tool confidence from corrupting ensemble weights. The evidence-gated override itself rarely changed the outcome—it triggered no overrides on WGS and did not significantly alter overall accuracy in any modality—and is therefore best understood not as an accuracy booster but as an auditable, predominantly corrective safety mechanism that retains the champion's call unless the weighted ensemble evidence is simultaneously broad, marginal, and unambiguous. Likewise, the calibration guardrail is a soundness contribution—it prevents an uninformative confidence proxy from distorting the weights—rather than a driver of the reported accuracy.</w:t>
       </w:r>
     </w:p>
     <w:p>
@@ -12276,7 +12299,7 @@
     </w:p>
     <w:p>
       <w:r>
-        <w:t>We anticipate that ChampHLA will be most immediately useful to research groups conducting population-scale HLA typing for pharmacogenomic biomarker discovery, transplantation cohort studies, and cancer immunogenomics projects where both accuracy and reproducibility at scale are essential. The matched-subject robustness benchmark identifies WES+RNA bimodal consensus as the strongest tested multimodal configuration under current short-read technology; WGS addition did not improve accuracy in this cohort, suggesting that WGS single-tool quality improvement is the more impactful near-term priority for WGS-equipped workflows.</w:t>
+        <w:t>We anticipate that ChampHLA will be most immediately useful to research groups conducting population-scale HLA typing for pharmacogenomic biomarker discovery, transplantation cohort studies, and cancer immunogenomics projects where both accuracy and reproducibility at scale are essential. The matched-subject robustness benchmark identifies WES+RNA bimodal consensus as the strongest tested multimodal configuration under current short-read technology; WGS addition did not improve accuracy in this cohort, suggesting that WGS single-tool quality improvement is the more impactful near-term priority for WGS-equipped workflows. These findings also delineate when each part of ChampHLA matters. Where paired WES and RNA-seq are available, bimodal consensus is the recommended configuration and Champion-Challenger's role is to deliver calibration-guarded, auditable calls that match majority voting without regression; where only WGS is available—as in many biobank, archival, or DNA-only cohorts—champion routing provides a significant and fully auditable accuracy gain over majority voting and the best single tool (Results §1). The contribution of ChampHLA is therefore the combination of a reproducible multi-tool substrate, a calibration-governed and auditable consensus that does no harm on concordant data and helps on discordant data, and an orthogonal silver-standard-truth capability for cohorts without gold-standard typing—rather than a uniformly higher accuracy than majority voting across all modalities.</w:t>
       </w:r>
     </w:p>
     <w:p>

--- a/docs/CHAMPHLA_MANUSCRIPT_V3.docx
+++ b/docs/CHAMPHLA_MANUSCRIPT_V3.docx
@@ -103,7 +103,7 @@
     </w:p>
     <w:p>
       <w:r>
-        <w:t>Human leukocyte antigen (HLA) genes encode the polymorphic cell-surface molecules that present peptide antigens to T lymphocytes and are therefore central to adaptive immunity, allograft survival, autoimmune disease susceptibility, pharmacogenomic safety, and cancer neoantigen presentation. Accurate high-resolution HLA typing at the population scale is now a prerequisite for transplantation matching, immunotherapy design, and pharmacogenomics screening, yet the field currently relies on a fragmented ecosystem of independently developed computational typing tools, each with distinct input format requirements, resolution capabilities, and accuracy profiles across sequencing modalities. No tool performs uniformly well across whole-genome sequencing (WGS), whole-exome sequencing (WES), and RNA-seq, and practitioners who run multiple tools routinely encounter discordant allele calls for the same sample, with no principled mechanism for resolving the disagreement.</w:t>
+        <w:t>Human leukocyte antigen (HLA) genes encode the polymorphic cell-surface molecules that present peptide antigens to T lymphocytes and are therefore central to adaptive immunity, allograft survival, autoimmune disease susceptibility, pharmacogenomic safety, and cancer neoantigen presentation. Accurate HLA typing at the population scale—increasingly at high, allele-level resolution—is now a prerequisite for transplantation matching, immunotherapy design, and pharmacogenomics screening, yet the field currently relies on a fragmented ecosystem of independently developed computational typing tools, each with distinct input format requirements, resolution capabilities, and accuracy profiles across sequencing modalities. No tool performs uniformly well across whole-genome sequencing (WGS), whole-exome sequencing (WES), and RNA-seq, and practitioners who run multiple tools routinely encounter discordant allele calls for the same sample, with no principled mechanism for resolving the disagreement.</w:t>
       </w:r>
     </w:p>
     <w:p>
@@ -6477,12 +6477,12 @@
     </w:p>
     <w:p>
       <w:r>
-        <w:t>The confidence-calibration characterisation in this section was computed on the WGS wave2 training split (n=28)—a dedicated tool-property analysis distinct from the 137-sample nested-cross-validation primary benchmark. Because the ablation (Results §1) shows that weighting does not drive the reported accuracy, the guardrail functions as a soundness safeguard on the ensemble weights rather than as a contributor to the correct-call rates. The calibration guardrail system revealed that raw tool confidence signals are not directly comparable across HLA callers and cannot safely be used to amplify ensemble weights without empirical validation. In the WGS training split, five of eight tools contributed confidence signals; three of five were blocked by the guardrail. OptiType's integer-linear-programming objective score saturated at 1.0 across virtually all training calls regardless of whether the call was correct (Brier score=0.4524, ECE=0.4524), indicating that OptiType's confidence proxy is uninformative for weight boosting despite the tool's strong base accuracy (0.5476). HLA-HD similarly showed saturation-driven miscalibration (Brier=0.6170, ECE=0.6615), and Kourami showed the most extreme miscalibration of all five tools (Brier=0.8313, ECE=0.8489). Under the guardrail, all three are assigned final weights equal to their base reliabilities (OptiType=0.5476, HLA-HD=0.2294, Kourami=0.1408).</w:t>
+        <w:t>The confidence-calibration characterisation in this section was computed on the full 137-sample WGS cohort, consistent with the primary benchmark. Because the ablation (Results §1) shows that weighting does not drive the reported accuracy, the guardrail functions as a soundness safeguard on the ensemble weights rather than as a contributor to the correct-call rates. The calibration guardrail system revealed that raw tool confidence signals are not directly comparable across HLA callers and cannot safely be used to amplify ensemble weights without empirical validation. In the WGS cohort, five of eight tools contributed confidence signals; three of five were blocked by the guardrail. OptiType's integer-linear-programming objective score saturated at 1.0 across virtually all calls regardless of whether the call was correct (Brier score=0.503, ECE=0.503), indicating that OptiType's confidence proxy is uninformative for weight boosting despite the tool's strong base accuracy (0.498). HLA-HD similarly showed saturation-driven miscalibration (Brier=0.550, ECE=0.583), and Kourami showed the most extreme miscalibration of all five tools (Brier=0.817, ECE=0.827). Under the guardrail, all three are assigned final weights equal to their base reliabilities (OptiType=0.498, HLA-HD=0.260, Kourami=0.159).</w:t>
       </w:r>
     </w:p>
     <w:p>
       <w:r>
-        <w:t>The practical stakes of this miscalibration are best illustrated by a counterfactual. Without the guardrail, OptiType's saturated mean confidence of approximately 1.0 would push its blended final weight to approximately 0.7 × 0.5476 + 0.3 × 1.0 = 0.683—a 25% relative increase over its base reliability, driven entirely by an uninformative proxy that is equally high for correct and incorrect calls. HLA-HD, with mean confidence 0.899 but base reliability 0.226, would be similarly over-weighted relative to its actual accuracy. The calibration guardrail prevents both inflations, ensuring that the weight ordering correctly reflects the tool accuracy ranking rather than confidence-proxy magnitude (</w:t>
+        <w:t>The practical stakes of this miscalibration are best illustrated by a counterfactual. Without the guardrail, OptiType's saturated mean confidence of approximately 1.0 would push its blended final weight to approximately 0.7 × 0.4975 + 0.3 × 1.0 = 0.648—a ~30% relative increase over its base reliability, driven entirely by an uninformative proxy that is equally high for correct and incorrect calls. HLA-HD, with mean confidence 0.876 but base reliability 0.260, would be similarly over-weighted relative to its actual accuracy. The calibration guardrail prevents both inflations, ensuring that the weight ordering correctly reflects the tool accuracy ranking rather than confidence-proxy magnitude (</w:t>
       </w:r>
       <w:r>
         <w:rPr>
@@ -6496,7 +6496,7 @@
     </w:p>
     <w:p>
       <w:r>
-        <w:t xml:space="preserve">Two tools passed the guardrail: T1K (Brier=0.3144, ECE=0.3085), which retained a partial confidence boost resulting in a final weight of 0.2649 (versus base reliability 0.2619), and ArcasHLA (Brier=0.0235, ECE=0.0197), which showed excellent calibration but contributed negligible weight due to near-zero WGS accuracy (base reliability=0.0238; ArcasHLA is an RNA-seq-optimised tool applied out of distribution on WGS data). These calibration results are summarised in </w:t>
+        <w:t xml:space="preserve">Two tools passed the guardrail: T1K (Brier=0.312, ECE=0.297), which retained a partial confidence boost resulting in a final weight of 0.339 (versus base reliability 0.328), and ArcasHLA (Brier=0.079, ECE=0.076), which showed excellent calibration but contributed negligible weight due to near-zero WGS accuracy (base reliability=0.080; ArcasHLA is an RNA-seq-optimised tool applied out of distribution on WGS data). These calibration results are summarised in </w:t>
       </w:r>
       <w:r>
         <w:rPr>
@@ -7003,6 +7003,55 @@
           <w:p>
             <w:r/>
             <w:r>
+              <w:rPr>
+                <w:b/>
+              </w:rPr>
+              <w:t>BimodalChampionChallenger (nested-CV)</w:t>
+            </w:r>
+          </w:p>
+        </w:tc>
+        <w:tc>
+          <w:tcPr>
+            <w:tcW w:type="dxa" w:w="2160"/>
+          </w:tcPr>
+          <w:p>
+            <w:r/>
+            <w:r>
+              <w:t>0.9623</w:t>
+            </w:r>
+          </w:p>
+        </w:tc>
+        <w:tc>
+          <w:tcPr>
+            <w:tcW w:type="dxa" w:w="2160"/>
+          </w:tcPr>
+          <w:p>
+            <w:r/>
+            <w:r>
+              <w:t>0.9528</w:t>
+            </w:r>
+          </w:p>
+        </w:tc>
+        <w:tc>
+          <w:tcPr>
+            <w:tcW w:type="dxa" w:w="2160"/>
+          </w:tcPr>
+          <w:p>
+            <w:r/>
+            <w:r>
+              <w:t>0.9717</w:t>
+            </w:r>
+          </w:p>
+        </w:tc>
+      </w:tr>
+      <w:tr>
+        <w:tc>
+          <w:tcPr>
+            <w:tcW w:type="dxa" w:w="2160"/>
+          </w:tcPr>
+          <w:p>
+            <w:r/>
+            <w:r>
               <w:t>BimodalWeightedConsensus</w:t>
             </w:r>
           </w:p>
@@ -7046,6 +7095,14 @@
     <w:p>
       <w:r>
         <w:rPr>
+          <w:i/>
+        </w:rPr>
+        <w:t>Bimodal Champion-Challenger (10-fold nested CV over the 106 matched subjects) matches BimodalMajorityVote at the overall level (0.9623 vs 0.9623; exact McNemar p=1.0, 2 discordant loci each way) and exceeds the best single tool (0.9423); per-gene it trails majority voting at HLA-A/-B and leads at HLA-C, a net wash. Thus in the recommended bimodal configuration Champion-Challenger does no harm relative to majority voting while adding calibration-guarded, auditable calls and beating any individual tool.</w:t>
+      </w:r>
+    </w:p>
+    <w:p>
+      <w:r>
+        <w:rPr>
           <w:b/>
         </w:rPr>
         <w:t>Table 5.</w:t>
@@ -7057,7 +7114,7 @@
         <w:rPr>
           <w:i/>
         </w:rPr>
-        <w:t>Confidence calibration, guardrail status, and final weights (WGS wave2 training split)</w:t>
+        <w:t>Confidence calibration, guardrail status, and final weights (137-sample WGS cohort)</w:t>
       </w:r>
     </w:p>
     <w:tbl>
@@ -7214,7 +7271,7 @@
           <w:p>
             <w:r/>
             <w:r>
-              <w:t>0.0235</w:t>
+              <w:t>0.079</w:t>
             </w:r>
           </w:p>
         </w:tc>
@@ -7225,7 +7282,7 @@
           <w:p>
             <w:r/>
             <w:r>
-              <w:t>0.0197</w:t>
+              <w:t>0.076</w:t>
             </w:r>
           </w:p>
         </w:tc>
@@ -7247,7 +7304,7 @@
           <w:p>
             <w:r/>
             <w:r>
-              <w:t>0.026</w:t>
+              <w:t>0.081</w:t>
             </w:r>
           </w:p>
         </w:tc>
@@ -7282,7 +7339,7 @@
           <w:p>
             <w:r/>
             <w:r>
-              <w:t>0.3144</w:t>
+              <w:t>0.312</w:t>
             </w:r>
           </w:p>
         </w:tc>
@@ -7293,7 +7350,7 @@
           <w:p>
             <w:r/>
             <w:r>
-              <w:t>0.3085</w:t>
+              <w:t>0.297</w:t>
             </w:r>
           </w:p>
         </w:tc>
@@ -7315,7 +7372,7 @@
           <w:p>
             <w:r/>
             <w:r>
-              <w:t>0.265</w:t>
+              <w:t>0.339</w:t>
             </w:r>
           </w:p>
         </w:tc>
@@ -7350,7 +7407,7 @@
           <w:p>
             <w:r/>
             <w:r>
-              <w:t>0.4524</w:t>
+              <w:t>0.503</w:t>
             </w:r>
           </w:p>
         </w:tc>
@@ -7361,7 +7418,7 @@
           <w:p>
             <w:r/>
             <w:r>
-              <w:t>0.4524</w:t>
+              <w:t>0.503</w:t>
             </w:r>
           </w:p>
         </w:tc>
@@ -7383,7 +7440,7 @@
           <w:p>
             <w:r/>
             <w:r>
-              <w:t>0.548</w:t>
+              <w:t>0.498</w:t>
             </w:r>
           </w:p>
         </w:tc>
@@ -7418,7 +7475,7 @@
           <w:p>
             <w:r/>
             <w:r>
-              <w:t>0.6170</w:t>
+              <w:t>0.550</w:t>
             </w:r>
           </w:p>
         </w:tc>
@@ -7429,7 +7486,7 @@
           <w:p>
             <w:r/>
             <w:r>
-              <w:t>0.6615</w:t>
+              <w:t>0.583</w:t>
             </w:r>
           </w:p>
         </w:tc>
@@ -7451,7 +7508,7 @@
           <w:p>
             <w:r/>
             <w:r>
-              <w:t>0.229</w:t>
+              <w:t>0.260</w:t>
             </w:r>
           </w:p>
         </w:tc>
@@ -7486,7 +7543,7 @@
           <w:p>
             <w:r/>
             <w:r>
-              <w:t>0.8313</w:t>
+              <w:t>0.817</w:t>
             </w:r>
           </w:p>
         </w:tc>
@@ -7497,7 +7554,7 @@
           <w:p>
             <w:r/>
             <w:r>
-              <w:t>0.8489</w:t>
+              <w:t>0.827</w:t>
             </w:r>
           </w:p>
         </w:tc>
@@ -7519,7 +7576,7 @@
           <w:p>
             <w:r/>
             <w:r>
-              <w:t>0.141</w:t>
+              <w:t>0.159</w:t>
             </w:r>
           </w:p>
         </w:tc>
@@ -7587,7 +7644,7 @@
           <w:p>
             <w:r/>
             <w:r>
-              <w:t>0.155</w:t>
+              <w:t>0.165</w:t>
             </w:r>
           </w:p>
         </w:tc>
@@ -7599,7 +7656,7 @@
         <w:rPr>
           <w:i/>
         </w:rPr>
-        <w:t>Guardrail threshold: Brier and ECE both &lt; 0.35 required for confidence boost. Blocked tools: effective_confidence = base_reliability, giving final_weight = base_reliability.</w:t>
+        <w:t>Guardrail threshold: Brier and ECE both &lt; 0.35 required for confidence boost. Blocked tools: effective_confidence = base_reliability, giving final_weight = base_reliability. Computed on the full 137-sample WGS cohort; the guardrail decisions are identical to those obtained on the wave2 training split, confirming that the calibration ranking is cohort-stable.</w:t>
       </w:r>
     </w:p>
     <w:p>
@@ -7629,7 +7686,7 @@
       <w:r>
         <w:drawing>
           <wp:inline xmlns:a="http://schemas.openxmlformats.org/drawingml/2006/main" xmlns:pic="http://schemas.openxmlformats.org/drawingml/2006/picture">
-            <wp:extent cx="5486400" cy="2542478"/>
+            <wp:extent cx="5486400" cy="2543328"/>
             <wp:docPr id="6" name="Picture 6"/>
             <wp:cNvGraphicFramePr>
               <a:graphicFrameLocks noChangeAspect="1"/>
@@ -7650,7 +7707,7 @@
                   <pic:spPr>
                     <a:xfrm>
                       <a:off x="0" y="0"/>
-                      <a:ext cx="5486400" cy="2542478"/>
+                      <a:ext cx="5486400" cy="2543328"/>
                     </a:xfrm>
                     <a:prstGeom prst="rect"/>
                   </pic:spPr>
@@ -7723,7 +7780,7 @@
       <w:r>
         <w:drawing>
           <wp:inline xmlns:a="http://schemas.openxmlformats.org/drawingml/2006/main" xmlns:pic="http://schemas.openxmlformats.org/drawingml/2006/picture">
-            <wp:extent cx="5486400" cy="2348058"/>
+            <wp:extent cx="5486400" cy="2360008"/>
             <wp:docPr id="7" name="Picture 7"/>
             <wp:cNvGraphicFramePr>
               <a:graphicFrameLocks noChangeAspect="1"/>
@@ -7744,7 +7801,7 @@
                   <pic:spPr>
                     <a:xfrm>
                       <a:off x="0" y="0"/>
-                      <a:ext cx="5486400" cy="2348058"/>
+                      <a:ext cx="5486400" cy="2360008"/>
                     </a:xfrm>
                     <a:prstGeom prst="rect"/>
                   </pic:spPr>
@@ -9573,7 +9630,7 @@
         <w:t>Figure 8</w:t>
       </w:r>
       <w:r>
-        <w:t>), outperforming all unimodal methods. At the per-gene level, bimodal MajorityVote achieved 0.9717 (HLA-A), 0.9623 (HLA-B), and 0.9528 (HLA-C), with near-complete callable coverage at all three loci. These results confirm that WES and RNA-seq are mutually reinforcing modalities for ensemble HLA typing.</w:t>
+        <w:t>), outperforming all unimodal methods. At the per-gene level, bimodal MajorityVote achieved 0.9717 (HLA-A), 0.9623 (HLA-B), and 0.9528 (HLA-C), with near-complete callable coverage at all three loci. These results confirm that WES and RNA-seq are mutually reinforcing modalities for ensemble HLA typing. Applying the Champion-Challenger consensus to the same bimodal call set under 10-fold nested cross-validation reproduced the majority-voting result exactly (0.9623 vs 0.9623; exact McNemar p=1.0, two discordant loci each way) while exceeding the best single tool (HLA-HD RNA-seq, 0.9423; Table 4): in the recommended bimodal configuration Champion-Challenger therefore matches majority voting without regression and beats any individual tool, so it can serve as the default consensus—providing calibration-guarded, auditable calls at no accuracy cost—rather than being reserved for the discordant WGS modality where it produces a significant gain.</w:t>
       </w:r>
     </w:p>
     <w:p>
@@ -12299,7 +12356,7 @@
     </w:p>
     <w:p>
       <w:r>
-        <w:t>We anticipate that ChampHLA will be most immediately useful to research groups conducting population-scale HLA typing for pharmacogenomic biomarker discovery, transplantation cohort studies, and cancer immunogenomics projects where both accuracy and reproducibility at scale are essential. The matched-subject robustness benchmark identifies WES+RNA bimodal consensus as the strongest tested multimodal configuration under current short-read technology; WGS addition did not improve accuracy in this cohort, suggesting that WGS single-tool quality improvement is the more impactful near-term priority for WGS-equipped workflows. These findings also delineate when each part of ChampHLA matters. Where paired WES and RNA-seq are available, bimodal consensus is the recommended configuration and Champion-Challenger's role is to deliver calibration-guarded, auditable calls that match majority voting without regression; where only WGS is available—as in many biobank, archival, or DNA-only cohorts—champion routing provides a significant and fully auditable accuracy gain over majority voting and the best single tool (Results §1). The contribution of ChampHLA is therefore the combination of a reproducible multi-tool substrate, a calibration-governed and auditable consensus that does no harm on concordant data and helps on discordant data, and an orthogonal silver-standard-truth capability for cohorts without gold-standard typing—rather than a uniformly higher accuracy than majority voting across all modalities.</w:t>
+        <w:t>We anticipate that ChampHLA will be most immediately useful to research groups conducting population-scale HLA typing for pharmacogenomic biomarker discovery, transplantation cohort studies, and cancer immunogenomics projects where both accuracy and reproducibility at scale are essential. The matched-subject robustness benchmark identifies WES+RNA bimodal consensus as the strongest tested multimodal configuration under current short-read technology; WGS addition did not improve accuracy in this cohort, suggesting that WGS single-tool quality improvement is the more impactful near-term priority for WGS-equipped workflows. These findings also delineate when each part of ChampHLA matters. Where paired WES and RNA-seq are available, bimodal consensus is the recommended configuration; there Champion-Challenger matches bimodal majority voting exactly (0.9623 vs 0.9623; McNemar p=1.0) while beating the best single tool (0.9423), so it can serve as the default consensus—delivering calibration-guarded, auditable calls at no accuracy cost—rather than being reserved for difficult modalities. Where only WGS is available—as in many biobank, archival, or DNA-only cohorts—champion routing provides a significant and fully auditable accuracy gain over both majority voting and the best single tool (Results §1). The contribution of ChampHLA is therefore the combination of a reproducible multi-tool substrate, a calibration-governed and auditable consensus that does no harm on concordant data and helps on discordant data, and an orthogonal silver-standard-truth capability for cohorts without gold-standard typing—rather than a uniformly higher accuracy than majority voting across all modalities.</w:t>
       </w:r>
     </w:p>
     <w:p>
@@ -13908,7 +13965,34 @@
         <w:t>bin/populate_cc_stubs_from_nested_cv.py</w:t>
       </w:r>
       <w:r>
-        <w:t xml:space="preserve">, and the two figure generators). All benchmark runs are anchored to IMGT/HLA database version 3.59.0 (pinned in </w:t>
+        <w:t xml:space="preserve">, and the two figure generators); an HPC driver is provided as </w:t>
+      </w:r>
+      <w:r>
+        <w:rPr>
+          <w:rFonts w:ascii="Consolas" w:hAnsi="Consolas"/>
+        </w:rPr>
+        <w:t>slurm_nested_cv.sh</w:t>
+      </w:r>
+      <w:r>
+        <w:t xml:space="preserve">, and a caption-consistent, journal-ready figure set is assembled by </w:t>
+      </w:r>
+      <w:r>
+        <w:rPr>
+          <w:rFonts w:ascii="Consolas" w:hAnsi="Consolas"/>
+        </w:rPr>
+        <w:t>bin/build_submission_figures.py</w:t>
+      </w:r>
+      <w:r>
+        <w:t xml:space="preserve">. The bimodal WES+RNA Champion-Challenger result (Table 4) is produced by </w:t>
+      </w:r>
+      <w:r>
+        <w:rPr>
+          <w:rFonts w:ascii="Consolas" w:hAnsi="Consolas"/>
+        </w:rPr>
+        <w:t>bin/nested_cv_champion_challenger.py --bimodal</w:t>
+      </w:r>
+      <w:r>
+        <w:t xml:space="preserve">. All benchmark runs are anchored to IMGT/HLA database version 3.59.0 (pinned in </w:t>
       </w:r>
       <w:r>
         <w:rPr>

--- a/docs/CHAMPHLA_MANUSCRIPT_V3.docx
+++ b/docs/CHAMPHLA_MANUSCRIPT_V3.docx
@@ -167,7 +167,7 @@
         <w:t>matched majority voting</w:t>
       </w:r>
       <w:r>
-        <w:t xml:space="preserve"> within overlapping confidence intervals (WES 0.9436 vs 0.9359; RNA-seq 0.9408 vs 0.9502; McNemar p=0.45, not significant). An ablation confirmed that this gain arises from champion routing rather than the weighting scheme: pure reliability-weighted voting underperformed majority voting in every modality. In a supplementary matched-subject cross-modal analysis of 106 subjects, bimodal WES+RNA majority voting achieved the best multimodal result (0.9623 overall correct-call rate), while adding WGS to form a trimodal consensus did not improve performance (0.9591), identifying short-read WGS single-tool quality as the current accuracy bottleneck. To extend benchmarking to cohorts that lack gold-standard typing, ChampHLA also generates an orthogonal, agreement-gated </w:t>
+        <w:t xml:space="preserve"> within overlapping confidence intervals (WES 0.9436 vs 0.9359; RNA-seq 0.9408 vs 0.9502; McNemar p=0.45, not significant). An ablation confirmed that this gain arises from champion routing rather than the weighting scheme: pure reliability-weighted voting underperformed majority voting in every modality. In a supplementary matched-subject cross-modal analysis of 106 subjects, bimodal WES+RNA majority voting achieved the best multimodal result (0.9623 overall correct-call rate)—which Champion-Challenger matches exactly while exceeding the best single tool—so Champion-Challenger can serve as the default consensus in the recommended bimodal configuration at no accuracy cost; adding WGS to form a trimodal consensus did not improve performance (0.9591), identifying short-read WGS single-tool quality as the current accuracy bottleneck. To extend benchmarking to cohorts that lack gold-standard typing, ChampHLA also generates an orthogonal, agreement-gated </w:t>
       </w:r>
       <w:r>
         <w:rPr>
@@ -2300,7 +2300,7 @@
         <w:rPr>
           <w:i/>
         </w:rPr>
-        <w:t>Base reliability = overall correct-call rate on the respective modality benchmark training split (WGS) or full truth-backed cohort (WES/RNA-seq).</w:t>
+        <w:t>Base reliability = overall correct-call rate on the respective modality benchmark: the full 137-sample cohort (WGS) or the full truth-backed cohort (WES/RNA-seq).</w:t>
       </w:r>
     </w:p>
     <w:tbl>
@@ -2528,7 +2528,7 @@
           <w:p>
             <w:r/>
             <w:r>
-              <w:t>0.548</w:t>
+              <w:t>0.498</w:t>
             </w:r>
           </w:p>
         </w:tc>
@@ -2618,7 +2618,7 @@
           <w:p>
             <w:r/>
             <w:r>
-              <w:t>0.226</w:t>
+              <w:t>0.260</w:t>
             </w:r>
           </w:p>
         </w:tc>
@@ -2708,7 +2708,7 @@
           <w:p>
             <w:r/>
             <w:r>
-              <w:t>0.262</w:t>
+              <w:t>0.328</w:t>
             </w:r>
           </w:p>
         </w:tc>
@@ -2798,7 +2798,7 @@
           <w:p>
             <w:r/>
             <w:r>
-              <w:t>0.024</w:t>
+              <w:t>0.080</w:t>
             </w:r>
           </w:p>
         </w:tc>
@@ -2888,7 +2888,7 @@
           <w:p>
             <w:r/>
             <w:r>
-              <w:t>0.155</w:t>
+              <w:t>0.165</w:t>
             </w:r>
           </w:p>
         </w:tc>
@@ -2978,7 +2978,7 @@
           <w:p>
             <w:r/>
             <w:r>
-              <w:t>0.141</w:t>
+              <w:t>0.159</w:t>
             </w:r>
           </w:p>
         </w:tc>
@@ -7097,7 +7097,7 @@
         <w:rPr>
           <w:i/>
         </w:rPr>
-        <w:t>Bimodal Champion-Challenger (10-fold nested CV over the 106 matched subjects) matches BimodalMajorityVote at the overall level (0.9623 vs 0.9623; exact McNemar p=1.0, 2 discordant loci each way) and exceeds the best single tool (0.9423); per-gene it trails majority voting at HLA-A/-B and leads at HLA-C, a net wash. Thus in the recommended bimodal configuration Champion-Challenger does no harm relative to majority voting while adding calibration-guarded, auditable calls and beating any individual tool.</w:t>
+        <w:t>Bimodal Champion-Challenger (10-fold nested CV over the 106 matched subjects) matches BimodalMajorityVote overall (0.9623 vs 0.9623; exact McNemar p=1.0, two discordant loci each way) and exceeds the best single tool (0.9423); per gene it trails majority voting at HLA-A/-B and leads at HLA-C, a net wash (Results §7, Figure 8).</w:t>
       </w:r>
     </w:p>
     <w:p>
@@ -9670,10 +9670,10 @@
         <w:rPr>
           <w:i/>
         </w:rPr>
-        <w:t>Bimodal WES+RNA per-gene robustness analysis (n=106 matched subjects; supplementary robustness benchmark).</w:t>
-      </w:r>
-      <w:r>
-        <w:t xml:space="preserve"> Grouped bar charts show overall correct-call rate at HLA-A, HLA-B, and HLA-C for six methods: unimodal WES MajorityVote and WeightedConsensus, unimodal RNA-seq MajorityVote and WeightedConsensus, and bimodal WES+RNA MajorityVote and WeightedConsensus (bold outlines). Error bars represent Wilson score 95% confidence intervals. Bimodal MajorityVote exceeds all unimodal baselines at every gene, confirming that WES and RNA-seq provide complementary typing evidence. BimodalWeightedConsensus trades a small callable-rate reduction at HLA-C for marginal accuracy gains among callable loci.</w:t>
+        <w:t>Bimodal WES+RNA per-gene comparison (n=106 matched subjects; 10-fold nested cross-validation).</w:t>
+      </w:r>
+      <w:r>
+        <w:t xml:space="preserve"> Grouped bars show overall correct-call rate at HLA-A, HLA-B, and HLA-C for bimodal MajorityVote, bimodal Champion-Challenger, and the best single tool (per gene, across WES and RNA-seq callers). Overall, bimodal Champion-Challenger matches bimodal majority voting exactly (0.9623 vs 0.9623; exact McNemar p=1.0) and both exceed the best single tool (0.9423); per gene the two consensus methods trade the lead—majority voting at HLA-A and -B, Champion-Challenger at HLA-C—a net wash. In the recommended bimodal configuration Champion-Challenger can therefore serve as the default consensus at no accuracy cost while adding calibration-guarded, auditable calls.</w:t>
       </w:r>
     </w:p>
     <w:p>
@@ -9683,7 +9683,7 @@
       <w:r>
         <w:drawing>
           <wp:inline xmlns:a="http://schemas.openxmlformats.org/drawingml/2006/main" xmlns:pic="http://schemas.openxmlformats.org/drawingml/2006/picture">
-            <wp:extent cx="5486400" cy="2325684"/>
+            <wp:extent cx="5486400" cy="1889709"/>
             <wp:docPr id="9" name="Picture 9"/>
             <wp:cNvGraphicFramePr>
               <a:graphicFrameLocks noChangeAspect="1"/>
@@ -9704,7 +9704,7 @@
                   <pic:spPr>
                     <a:xfrm>
                       <a:off x="0" y="0"/>
-                      <a:ext cx="5486400" cy="2325684"/>
+                      <a:ext cx="5486400" cy="1889709"/>
                     </a:xfrm>
                     <a:prstGeom prst="rect"/>
                   </pic:spPr>
@@ -12323,7 +12323,7 @@
         <w:t>--mv_genes A,B,C,DQA1,DQB1,DRB1</w:t>
       </w:r>
       <w:r>
-        <w:t>, but truth-backed benchmarking at these loci awaits complementary truth resources for the 1000 Genomes cohorts used in this study; class II typing (clinically important for transplantation matching) is therefore a priority for the next benchmark cycle. Extension to five-locus (A, B, C, DRB1, DQB1) truth-backed evaluation would substantially increase the clinical relevance of the benchmark. Tighter integration of long-read and pangenome-graph backends into the consensus panel (the silver-truth pipeline already employs a pangenome-graph genotyper), per-population weight stratification, allele-frequency priors in the override policy, and integration with downstream immunoinformatics tools (neoantigen prediction pipelines, HLA ligandome databases, transplant compatibility scoring) are all planned for the ChampHLA version 2.1 roadmap. Community contributions via the GitHub repository are welcome and will shape the feature priority of the next release.</w:t>
+        <w:t>, but truth-backed benchmarking at these loci awaits complementary truth resources for the 1000 Genomes cohorts used in this study. Class II typing (clinically important for transplantation matching) is therefore left to future work as a priority for the next benchmark cycle. Extension to five-locus (A, B, C, DRB1, DQB1) truth-backed evaluation would substantially increase the clinical relevance of the benchmark. Tighter integration of long-read and pangenome-graph backends into the consensus panel (the silver-truth pipeline already employs a pangenome-graph genotyper), per-population weight stratification, allele-frequency priors in the override policy, and integration with downstream immunoinformatics tools (neoantigen prediction pipelines, HLA ligandome databases, transplant compatibility scoring) are all planned for the ChampHLA version 2.1 roadmap. Community contributions via the GitHub repository are welcome and will shape the feature priority of the next release.</w:t>
       </w:r>
     </w:p>
     <w:p>

--- a/docs/CHAMPHLA_MANUSCRIPT_V3.docx
+++ b/docs/CHAMPHLA_MANUSCRIPT_V3.docx
@@ -146,19 +146,19 @@
         <w:rPr>
           <w:b/>
         </w:rPr>
-        <w:t>significantly exceeding both majority voting</w:t>
-      </w:r>
-      <w:r>
-        <w:t xml:space="preserve"> (0.3844; +11.7 percentage points; exact McNemar p&lt;0.0001) </w:t>
+        <w:t>significantly exceeding majority voting</w:t>
+      </w:r>
+      <w:r>
+        <w:t xml:space="preserve"> (0.3844; +11.7 percentage points; exact McNemar p&lt;0.0001) and matching </w:t>
       </w:r>
       <w:r>
         <w:rPr>
           <w:b/>
         </w:rPr>
-        <w:t>and the best single tool</w:t>
-      </w:r>
-      <w:r>
-        <w:t xml:space="preserve"> (OptiType, 0.4975), through per-gene champion routing. In the high-accuracy WES and RNA-seq modalities, where strong tools already largely agree, it </w:t>
+        <w:t>the best single tool</w:t>
+      </w:r>
+      <w:r>
+        <w:t xml:space="preserve"> (OptiType, 0.4975; McNemar p=0.74, not significant), by routing each locus to its benchmark-designated champion—recovering the single-tool accuracy ceiling that symmetric voting dilutes. In the high-accuracy WES and RNA-seq modalities, where strong tools already largely agree, it </w:t>
       </w:r>
       <w:r>
         <w:rPr>
@@ -212,7 +212,7 @@
         <w:t>Champion-Challenger</w:t>
       </w:r>
       <w:r>
-        <w:t xml:space="preserve"> ensemble: a per-gene benchmark champion whose call is overridden only when weighted ensemble evidence is simultaneously broad, marginal, tool-diverse, and unambiguous, with a fully auditable decision trace. Under 10-fold nested cross-validation with out-of-fold operating points, ChampHLA's advantage scaled with inter-tool discordance—on WGS it significantly beat majority voting (0.5012 vs 0.3844; exact McNemar p&lt;0.0001) and the best single tool via champion routing, while on the high-accuracy WES and RNA-seq modalities it matched majority voting (0.9436, 0.9408; not significant); an ablation showed the gain comes from routing, not weighting. ChampHLA also generates agreement-gated silver-standard truth (Locityper + HPRC pangenome + Immuannot) reproducing 1000 Genomes gold calls at 81.1% across 30 samples for cohorts lacking gold typing, and under frozen weights transferred to a non-1000G panel (NCI-60), matching majority voting. ChampHLA is freely available at https://github.com/uoozcan/ChampHLA.</w:t>
+        <w:t xml:space="preserve"> ensemble: a per-gene benchmark champion whose call is overridden only when weighted ensemble evidence is simultaneously broad, marginal, tool-diverse, and unambiguous, with a fully auditable decision trace. Under 10-fold nested cross-validation with out-of-fold operating points, ChampHLA's advantage scaled with inter-tool discordance—on WGS it significantly beat majority voting (0.5012 vs 0.3844; exact McNemar p&lt;0.0001) and matched the best single tool via champion routing, while on the high-accuracy WES and RNA-seq modalities it matched majority voting (0.9436, 0.9408; not significant); an ablation showed the gain comes from routing, not weighting. ChampHLA also generates agreement-gated silver-standard truth (Locityper + HPRC pangenome + Immuannot) reproducing 1000 Genomes gold calls at 81.1% across 30 samples for cohorts lacking gold typing, and under frozen weights transferred to a non-1000G panel (NCI-60), matching majority voting. ChampHLA is freely available at https://github.com/uoozcan/ChampHLA.</w:t>
       </w:r>
     </w:p>
     <w:p>
@@ -877,7 +877,7 @@
         <w:rPr>
           <w:b/>
         </w:rPr>
-        <w:t>Figure 7</w:t>
+        <w:t>Supplementary Figure S14</w:t>
       </w:r>
       <w:r>
         <w:t>.</w:t>
@@ -908,7 +908,7 @@
         <w:rPr>
           <w:b/>
         </w:rPr>
-        <w:t>Figure 10</w:t>
+        <w:t>Figure 6</w:t>
       </w:r>
       <w:r>
         <w:t xml:space="preserve"> contrasts the routed, evidence-gated Champion-Challenger decision flow with the symmetric majority-voting baseline and summarises its effect across the three modality benchmarks under nested cross-validation.</w:t>
@@ -2152,7 +2152,7 @@
         <w:t>0.5012</w:t>
       </w:r>
       <w:r>
-        <w:t xml:space="preserve"> (95% CI: 0.453–0.549), exceeding both MajorityVote (0.3844) by </w:t>
+        <w:t xml:space="preserve"> (95% CI: 0.453–0.549), exceeding MajorityVote (0.3844) by </w:t>
       </w:r>
       <w:r>
         <w:rPr>
@@ -2161,7 +2161,7 @@
         <w:t>11.7 percentage points</w:t>
       </w:r>
       <w:r>
-        <w:t xml:space="preserve"> and the best single tool (OptiType, 0.4975; Table 3). The paired improvement over MajorityVote was highly significant (exact McNemar test: b=60 discordant loci resolved correctly by Champion-Challenger versus c=12 resolved correctly by MajorityVote; </w:t>
+        <w:t xml:space="preserve"> and matching the best single tool (OptiType, 0.4975; Table 3). The paired improvement over MajorityVote was highly significant (exact McNemar test: b=60 discordant loci resolved correctly by Champion-Challenger versus c=12 resolved correctly by MajorityVote; </w:t>
       </w:r>
       <w:r>
         <w:rPr>
@@ -2170,7 +2170,16 @@
         <w:t>p&lt;0.0001</w:t>
       </w:r>
       <w:r>
-        <w:t xml:space="preserve">). The mechanism is per-gene champion </w:t>
+        <w:t xml:space="preserve">). The paired comparison against the best single tool, by contrast, was </w:t>
+      </w:r>
+      <w:r>
+        <w:rPr>
+          <w:b/>
+        </w:rPr>
+        <w:t>not</w:t>
+      </w:r>
+      <w:r>
+        <w:t xml:space="preserve"> significant (0.5012 vs 0.4975; exact McNemar p=0.74; b=19, c=16): on WGS, champion routing does not so much beat the strongest individual tool as recover the single-tool accuracy ceiling that symmetric majority voting dilutes across the many low-accuracy WGS callers. The mechanism is per-gene champion </w:t>
       </w:r>
       <w:r>
         <w:rPr>
@@ -5384,7 +5393,7 @@
         <w:rPr>
           <w:i/>
         </w:rPr>
-        <w:t>Champion-Challenger operating points (per-gene champions and override policy) were selected strictly out of fold under 10-fold population-stratified nested cross-validation and pooled over held-out folds (Methods §2; `bin/nested_cv_champion_challenger.py`). MajorityVote has no tunable parameters, so its nested-CV score equals its full-cohort score. WeightedConsensus is shown as the weighting-only ablation (fixed default policy) and abstains on low-support loci, which lowers its overall correct-call rate despite the highest accuracy among callable loci. Paired Champion-Challenger-vs-MajorityVote comparison by exact McNemar test on discordant loci (b = loci ChampHLA calls correctly and MajorityVote does not; c = the reverse). RNA-seq scoring includes SpecHLA to benchmark against the full panel; the default production configuration excludes it (76.2% callable, 0.035 accuracy).</w:t>
+        <w:t>Champion-Challenger operating points (per-gene champions and override policy) were selected strictly out of fold under 10-fold population-stratified nested cross-validation and pooled over held-out folds (Methods §2; `bin/nested_cv_champion_challenger.py`). MajorityVote has no tunable parameters, so its nested-CV score equals its full-cohort score. WeightedConsensus is shown as the weighting-only ablation (fixed default policy) and abstains on low-support loci, which lowers its overall correct-call rate despite the highest accuracy among callable loci. Paired Champion-Challenger-vs-MajorityVote comparison by exact McNemar test on discordant loci (b = loci ChampHLA calls correctly and MajorityVote does not; c = the reverse). The paired Champion-Challenger-vs-best-single-tool exact McNemar test (`nested_cv_mcnemar_vs_best_tool.tsv`) is not significant on WGS (0.5012 vs OptiType 0.4975; p=0.74; b=19, c=16) or RNA-seq (0.9408 vs HLA-HD 0.9429; p=1.0) and only nominally favours Champion-Challenger on WES (0.9436 vs OptiType 0.9231; p=0.039; b=10, c=2), which does not survive Holm correction across the three modality tests; Champion-Challenger's sole robust paired advantage is therefore over majority voting on WGS. RNA-seq scoring includes SpecHLA to benchmark against the full panel; the default production configuration excludes it (76.2% callable, 0.035 accuracy).</w:t>
       </w:r>
     </w:p>
     <w:p>
@@ -5469,10 +5478,10 @@
         <w:rPr>
           <w:b/>
         </w:rPr>
-        <w:t>significantly exceeds both majority voting and the best single tool in WGS</w:t>
-      </w:r>
-      <w:r>
-        <w:t xml:space="preserve"> — the most discordant modality — through per-gene champion routing (0.5012 vs 0.3844; exact McNemar p&lt;0.0001), and matches majority voting in the high-accuracy WES and RNA-seq modalities where the strong tools already agree. The contrast illustrates that the ensemble's benefit scales with inter-tool discordance.</w:t>
+        <w:t>significantly exceeds majority voting in WGS</w:t>
+      </w:r>
+      <w:r>
+        <w:t xml:space="preserve"> — the most discordant modality — through per-gene champion routing (0.5012 vs 0.3844; exact McNemar p&lt;0.0001), thereby recovering the best-single-tool ceiling (OptiType 0.4975; matched, p=0.74), and matches majority voting in the high-accuracy WES and RNA-seq modalities where the strong tools already agree. The contrast illustrates that the ensemble's benefit scales with inter-tool discordance.</w:t>
       </w:r>
     </w:p>
     <w:p>
@@ -5589,7 +5598,7 @@
         <w:rPr>
           <w:b/>
         </w:rPr>
-        <w:t>Figure 7</w:t>
+        <w:t>Supplementary Figure S14</w:t>
       </w:r>
       <w:r>
         <w:t>; measured from n=30 1000G samples per modality via Nextflow execution trace, see Methods §7; RNA-seq tool-level n varies from 26 to 30 due to individual tool failures). All values are medians; error whiskers show the P25–P75 interquartile range.</w:t>
@@ -5798,7 +5807,7 @@
         <w:rPr>
           <w:b/>
         </w:rPr>
-        <w:t>Figure 7</w:t>
+        <w:t>Supplementary Figure S14</w:t>
       </w:r>
       <w:r>
         <w:t>.</w:t>
@@ -5809,7 +5818,7 @@
         <w:rPr>
           <w:b/>
         </w:rPr>
-        <w:t>Figure 7.</w:t>
+        <w:t>Supplementary Figure S14.</w:t>
       </w:r>
       <w:r>
         <w:t xml:space="preserve"> </w:t>
@@ -5848,46 +5857,13 @@
         <w:t>%cpu</w:t>
       </w:r>
       <w:r>
-        <w:t xml:space="preserve"> fields) from dedicated n=30 benchmark runs.</w:t>
-      </w:r>
-    </w:p>
-    <w:p>
-      <w:pPr>
-        <w:jc w:val="center"/>
-      </w:pPr>
-      <w:r>
-        <w:drawing>
-          <wp:inline xmlns:a="http://schemas.openxmlformats.org/drawingml/2006/main" xmlns:pic="http://schemas.openxmlformats.org/drawingml/2006/picture">
-            <wp:extent cx="5486400" cy="1839767"/>
-            <wp:docPr id="4" name="Picture 4"/>
-            <wp:cNvGraphicFramePr>
-              <a:graphicFrameLocks noChangeAspect="1"/>
-            </wp:cNvGraphicFramePr>
-            <a:graphic>
-              <a:graphicData uri="http://schemas.openxmlformats.org/drawingml/2006/picture">
-                <pic:pic>
-                  <pic:nvPicPr>
-                    <pic:cNvPr id="0" name="figure_8_computational_performance.png"/>
-                    <pic:cNvPicPr/>
-                  </pic:nvPicPr>
-                  <pic:blipFill>
-                    <a:blip r:embed="rId12"/>
-                    <a:stretch>
-                      <a:fillRect/>
-                    </a:stretch>
-                  </pic:blipFill>
-                  <pic:spPr>
-                    <a:xfrm>
-                      <a:off x="0" y="0"/>
-                      <a:ext cx="5486400" cy="1839767"/>
-                    </a:xfrm>
-                    <a:prstGeom prst="rect"/>
-                  </pic:spPr>
-                </pic:pic>
-              </a:graphicData>
-            </a:graphic>
-          </wp:inline>
-        </w:drawing>
+        <w:t xml:space="preserve"> fields) from dedicated n=30 benchmark runs. </w:t>
+      </w:r>
+      <w:r>
+        <w:rPr>
+          <w:i/>
+        </w:rPr>
+        <w:t>(Source: `figures_final/figure_8_computational_performance`)</w:t>
       </w:r>
     </w:p>
     <w:p>
@@ -5915,7 +5891,7 @@
         <w:rPr>
           <w:b/>
         </w:rPr>
-        <w:t>Figure 5</w:t>
+        <w:t>Supplementary Figure S12</w:t>
       </w:r>
       <w:r>
         <w:t xml:space="preserve">; </w:t>
@@ -6013,7 +5989,7 @@
         <w:rPr>
           <w:b/>
         </w:rPr>
-        <w:t>Figure 5.</w:t>
+        <w:t>Supplementary Figure S12.</w:t>
       </w:r>
       <w:r>
         <w:t xml:space="preserve"> </w:t>
@@ -6070,46 +6046,13 @@
         <w:t>low_evidence_conflict</w:t>
       </w:r>
       <w:r>
-        <w:t xml:space="preserve"> from the wide spread of per-tool WGS accuracy), WES is intermediate (6.9%), and RNA-seq the lowest (4.0%), where the strong tools largely agree. The discordance ordering matches the modality ordering in which Champion-Challenger improves over majority voting.</w:t>
-      </w:r>
-    </w:p>
-    <w:p>
-      <w:pPr>
-        <w:jc w:val="center"/>
-      </w:pPr>
-      <w:r>
-        <w:drawing>
-          <wp:inline xmlns:a="http://schemas.openxmlformats.org/drawingml/2006/main" xmlns:pic="http://schemas.openxmlformats.org/drawingml/2006/picture">
-            <wp:extent cx="5486400" cy="2164216"/>
-            <wp:docPr id="5" name="Picture 5"/>
-            <wp:cNvGraphicFramePr>
-              <a:graphicFrameLocks noChangeAspect="1"/>
-            </wp:cNvGraphicFramePr>
-            <a:graphic>
-              <a:graphicData uri="http://schemas.openxmlformats.org/drawingml/2006/picture">
-                <pic:pic>
-                  <pic:nvPicPr>
-                    <pic:cNvPr id="0" name="figure_6_discordance_taxonomy.png"/>
-                    <pic:cNvPicPr/>
-                  </pic:nvPicPr>
-                  <pic:blipFill>
-                    <a:blip r:embed="rId13"/>
-                    <a:stretch>
-                      <a:fillRect/>
-                    </a:stretch>
-                  </pic:blipFill>
-                  <pic:spPr>
-                    <a:xfrm>
-                      <a:off x="0" y="0"/>
-                      <a:ext cx="5486400" cy="2164216"/>
-                    </a:xfrm>
-                    <a:prstGeom prst="rect"/>
-                  </pic:spPr>
-                </pic:pic>
-              </a:graphicData>
-            </a:graphic>
-          </wp:inline>
-        </w:drawing>
+        <w:t xml:space="preserve"> from the wide spread of per-tool WGS accuracy), WES is intermediate (6.9%), and RNA-seq the lowest (4.0%), where the strong tools largely agree. The discordance ordering matches the modality ordering in which Champion-Challenger improves over majority voting. </w:t>
+      </w:r>
+      <w:r>
+        <w:rPr>
+          <w:i/>
+        </w:rPr>
+        <w:t>(Source: `figures_final/figure_6_discordance_taxonomy`)</w:t>
       </w:r>
     </w:p>
     <w:p>
@@ -6488,7 +6431,7 @@
         <w:rPr>
           <w:b/>
         </w:rPr>
-        <w:t>Figure 6</w:t>
+        <w:t>Supplementary Figure S13</w:t>
       </w:r>
       <w:r>
         <w:t>).</w:t>
@@ -7097,7 +7040,7 @@
         <w:rPr>
           <w:i/>
         </w:rPr>
-        <w:t>Bimodal Champion-Challenger (10-fold nested CV over the 106 matched subjects) matches BimodalMajorityVote overall (0.9623 vs 0.9623; exact McNemar p=1.0, two discordant loci each way) and exceeds the best single tool (0.9423); per gene it trails majority voting at HLA-A/-B and leads at HLA-C, a net wash (Results §7, Figure 8).</w:t>
+        <w:t>Bimodal Champion-Challenger (10-fold nested CV over the 106 matched subjects) matches BimodalMajorityVote overall (0.9623 vs 0.9623; exact McNemar p=1.0, two discordant loci each way) and exceeds the best single tool (0.9423); per gene it trails majority voting at HLA-A/-B and leads at HLA-C, a net wash (Results §7, Figure 5).</w:t>
       </w:r>
     </w:p>
     <w:p>
@@ -7687,7 +7630,7 @@
         <w:drawing>
           <wp:inline xmlns:a="http://schemas.openxmlformats.org/drawingml/2006/main" xmlns:pic="http://schemas.openxmlformats.org/drawingml/2006/picture">
             <wp:extent cx="5486400" cy="2543328"/>
-            <wp:docPr id="6" name="Picture 6"/>
+            <wp:docPr id="4" name="Picture 4"/>
             <wp:cNvGraphicFramePr>
               <a:graphicFrameLocks noChangeAspect="1"/>
             </wp:cNvGraphicFramePr>
@@ -7699,7 +7642,7 @@
                     <pic:cNvPicPr/>
                   </pic:nvPicPr>
                   <pic:blipFill>
-                    <a:blip r:embed="rId14"/>
+                    <a:blip r:embed="rId12"/>
                     <a:stretch>
                       <a:fillRect/>
                     </a:stretch>
@@ -7749,7 +7692,7 @@
         <w:rPr>
           <w:b/>
         </w:rPr>
-        <w:t>Figure 6.</w:t>
+        <w:t>Supplementary Figure S13.</w:t>
       </w:r>
       <w:r>
         <w:t xml:space="preserve"> </w:t>
@@ -7770,46 +7713,13 @@
         <w:t>final_weight = 0.7 × base_reliability + 0.3 × effective_confidence</w:t>
       </w:r>
       <w:r>
-        <w:t>) for each tool in the WGS, WES, and RNA-seq modalities. Tool-level weights are shown separately for HLA-A, HLA-B, and HLA-C where gene-level variation exists. Guardrail status is encoded by bar fill (solid = confidence boost applied; hatched = blocked). OptiType dominates WGS weighting; HLA-HD and OptiType lead in RNA-seq; POLYSOLVER and OptiType lead in WES. ArcasHLA's near-zero WGS weight and near-average RNA-seq weight illustrate why modality-specific weight learning is essential.</w:t>
-      </w:r>
-    </w:p>
-    <w:p>
-      <w:pPr>
-        <w:jc w:val="center"/>
-      </w:pPr>
-      <w:r>
-        <w:drawing>
-          <wp:inline xmlns:a="http://schemas.openxmlformats.org/drawingml/2006/main" xmlns:pic="http://schemas.openxmlformats.org/drawingml/2006/picture">
-            <wp:extent cx="5486400" cy="2360008"/>
-            <wp:docPr id="7" name="Picture 7"/>
-            <wp:cNvGraphicFramePr>
-              <a:graphicFrameLocks noChangeAspect="1"/>
-            </wp:cNvGraphicFramePr>
-            <a:graphic>
-              <a:graphicData uri="http://schemas.openxmlformats.org/drawingml/2006/picture">
-                <pic:pic>
-                  <pic:nvPicPr>
-                    <pic:cNvPr id="0" name="figure_7_confidence_weights.png"/>
-                    <pic:cNvPicPr/>
-                  </pic:nvPicPr>
-                  <pic:blipFill>
-                    <a:blip r:embed="rId15"/>
-                    <a:stretch>
-                      <a:fillRect/>
-                    </a:stretch>
-                  </pic:blipFill>
-                  <pic:spPr>
-                    <a:xfrm>
-                      <a:off x="0" y="0"/>
-                      <a:ext cx="5486400" cy="2360008"/>
-                    </a:xfrm>
-                    <a:prstGeom prst="rect"/>
-                  </pic:spPr>
-                </pic:pic>
-              </a:graphicData>
-            </a:graphic>
-          </wp:inline>
-        </w:drawing>
+        <w:t xml:space="preserve">) for each tool in the WGS, WES, and RNA-seq modalities. Tool-level weights are shown separately for HLA-A, HLA-B, and HLA-C where gene-level variation exists. Guardrail status is encoded by bar fill (solid = confidence boost applied; hatched = blocked). OptiType dominates WGS weighting; HLA-HD and OptiType lead in RNA-seq; POLYSOLVER and OptiType lead in WES. ArcasHLA's near-zero WGS weight and near-average RNA-seq weight illustrate why modality-specific weight learning is essential. </w:t>
+      </w:r>
+      <w:r>
+        <w:rPr>
+          <w:i/>
+        </w:rPr>
+        <w:t>(Source: `figures_final/figure_7_confidence_weights`)</w:t>
       </w:r>
     </w:p>
     <w:p>
@@ -8933,7 +8843,7 @@
         <w:rPr>
           <w:b/>
         </w:rPr>
-        <w:t>Figure 11A</w:t>
+        <w:t>Supplementary Figure S16A</w:t>
       </w:r>
       <w:r>
         <w:t>). The strong agreement at G-group resolution—where the 1000 Genomes gold panel itself carries no annotations—confirms that the silver-truth pipeline recovers clinically meaningful allele groups rather than merely two-field strings.</w:t>
@@ -8961,7 +8871,7 @@
         <w:rPr>
           <w:b/>
         </w:rPr>
-        <w:t>Figure 11B</w:t>
+        <w:t>Supplementary Figure S16B</w:t>
       </w:r>
       <w:r>
         <w:t xml:space="preserve">), with a direct bearing on the silver-truth design. Under the HPRC database, Locityper genotype quality tracked correctness—concordance rose monotonically from 0.811 over all calls to 0.905 for the highest-confidence subset (genotype quality ≥ 20)—whereas under the IMGT-allele database, quality was uninformative or anti-correlated (0.461 over all calls versus 0.432 for genotype quality ≥ 10): the genotyper was </w:t>
@@ -9548,7 +9458,7 @@
         <w:rPr>
           <w:b/>
         </w:rPr>
-        <w:t>Figure 11.</w:t>
+        <w:t>Supplementary Figure S16.</w:t>
       </w:r>
       <w:r>
         <w:t xml:space="preserve"> </w:t>
@@ -9560,7 +9470,87 @@
         <w:t>Orthogonal silver-standard truth validation against 1000 Genomes gold truth.</w:t>
       </w:r>
       <w:r>
-        <w:t xml:space="preserve"> (A) Allele-level concordance per locus (HLA-A, -B, -C) and overall, at two-field and G-group resolution, for a Locityper genotyping database built from the HPRC v1.1 Minigraph-Cactus pangenome versus a control database built from IPD-IMGT/HLA alleles, on 30 samples (shared depth profile) and a three-sample per-sample-depth pilot. The HPRC pangenome database nearly doubles concordance (overall two-field 0.811 versus 0.461 at 30 samples; 0.944 versus 0.556 in the pilot). (B) Confidence calibration: concordance as a function of Locityper genotype-quality threshold for the 30-sample run. Concordance increases monotonically with quality under the HPRC database (0.811→0.905) but is uninformative under the IMGT-allele database (0.461→0.432), demonstrating that genotype confidence is well-calibrated only with an adequate pangenome reference and motivating the agreement-gated silver-truth design.</w:t>
+        <w:t xml:space="preserve"> (A) Allele-level concordance per locus (HLA-A, -B, -C) and overall, at two-field and G-group resolution, for a Locityper genotyping database built from the HPRC v1.1 Minigraph-Cactus pangenome versus a control database built from IPD-IMGT/HLA alleles, on 30 samples (shared depth profile) and a three-sample per-sample-depth pilot. The HPRC pangenome database nearly doubles concordance (overall two-field 0.811 versus 0.461 at 30 samples; 0.944 versus 0.556 in the pilot). (B) Confidence calibration: concordance as a function of Locityper genotype-quality threshold for the 30-sample run. Concordance increases monotonically with quality under the HPRC database (0.811→0.905) but is uninformative under the IMGT-allele database (0.461→0.432), demonstrating that genotype confidence is well-calibrated only with an adequate pangenome reference and motivating the agreement-gated silver-truth design. </w:t>
+      </w:r>
+      <w:r>
+        <w:rPr>
+          <w:i/>
+        </w:rPr>
+        <w:t>(Source: `figures_final/figure_12_silver_truth_hprc`)</w:t>
+      </w:r>
+    </w:p>
+    <w:p>
+      <w:pPr>
+        <w:pStyle w:val="Heading2"/>
+      </w:pPr>
+      <w:r>
+        <w:t>7. Cross-Modality Robustness: Bimodal and Trimodal Analysis</w:t>
+      </w:r>
+    </w:p>
+    <w:p>
+      <w:r>
+        <w:t xml:space="preserve">The supplementary 106-sample matched-subject trimodal robustness analysis tested whether combining HLA evidence across WGS, WES, and RNA-seq improves ensemble accuracy over any single modality on the same subjects. The results were unambiguous: bimodal WES+RNA majority voting achieved the best multimodal result at </w:t>
+      </w:r>
+      <w:r>
+        <w:rPr>
+          <w:b/>
+        </w:rPr>
+        <w:t>0.9623</w:t>
+      </w:r>
+      <w:r>
+        <w:t xml:space="preserve"> overall correct-call rate (callable rate=0.9937; 95% CI: 0.935–0.978; </w:t>
+      </w:r>
+      <w:r>
+        <w:rPr>
+          <w:b/>
+        </w:rPr>
+        <w:t>Figure 5</w:t>
+      </w:r>
+      <w:r>
+        <w:t>), outperforming all unimodal methods. At the per-gene level, bimodal MajorityVote achieved 0.9717 (HLA-A), 0.9623 (HLA-B), and 0.9528 (HLA-C), with near-complete callable coverage at all three loci. These results confirm that WES and RNA-seq are mutually reinforcing modalities for ensemble HLA typing. Applying the Champion-Challenger consensus to the same bimodal call set under 10-fold nested cross-validation reproduced the majority-voting result exactly (0.9623 vs 0.9623; exact McNemar p=1.0, two discordant loci each way) while exceeding the best single tool (HLA-HD RNA-seq, 0.9423; Table 4): in the recommended bimodal configuration Champion-Challenger therefore matches majority voting without regression and beats any individual tool, so it can serve as the default consensus—providing calibration-guarded, auditable calls at no accuracy cost—rather than being reserved for the discordant WGS modality where it produces a significant gain.</w:t>
+      </w:r>
+    </w:p>
+    <w:p>
+      <w:r>
+        <w:t xml:space="preserve">Adding WGS as a third modality did not improve the bimodal headline: TrimodalMajorityVote achieved </w:t>
+      </w:r>
+      <w:r>
+        <w:rPr>
+          <w:b/>
+        </w:rPr>
+        <w:t>0.9591</w:t>
+      </w:r>
+      <w:r>
+        <w:t xml:space="preserve"> overall correct-call rate (callable rate=0.9906; </w:t>
+      </w:r>
+      <w:r>
+        <w:rPr>
+          <w:b/>
+        </w:rPr>
+        <w:t>Supplementary Figure S15</w:t>
+      </w:r>
+      <w:r>
+        <w:t>), 3.2 percentage points below the bimodal WES+RNA result. Per-gene trimodal accuracy (A=0.9717, B=0.9623, C=0.9434) is largely unchanged from the bimodal result at HLA-A and HLA-B but shows a marginal improvement at HLA-C (+0.9 percentage points) that does not offset the overall dilution. This negative result for WGS addition is itself informative: it demonstrates that short-read WGS HLA typing in its current form adds more noise than signal when combined with an already-strong WES+RNA bimodal ensemble. The most accurate multimodal strategy for HLA typing with current short-read technology is therefore WES+RNA bimodal consensus, with WGS reserved for cases where WES and RNA-seq data are unavailable.</w:t>
+      </w:r>
+    </w:p>
+    <w:p>
+      <w:r>
+        <w:rPr>
+          <w:b/>
+        </w:rPr>
+        <w:t>Figure 5.</w:t>
+      </w:r>
+      <w:r>
+        <w:t xml:space="preserve"> </w:t>
+      </w:r>
+      <w:r>
+        <w:rPr>
+          <w:i/>
+        </w:rPr>
+        <w:t>Bimodal WES+RNA per-gene comparison (n=106 matched subjects; 10-fold nested cross-validation).</w:t>
+      </w:r>
+      <w:r>
+        <w:t xml:space="preserve"> Grouped bars show overall correct-call rate at HLA-A, HLA-B, and HLA-C for bimodal MajorityVote, bimodal Champion-Challenger, and the best single tool (per gene, across WES and RNA-seq callers). Overall, bimodal Champion-Challenger matches bimodal majority voting exactly (0.9623 vs 0.9623; exact McNemar p=1.0) and both exceed the best single tool (0.9423); per gene the two consensus methods trade the lead—majority voting at HLA-A and -B, Champion-Challenger at HLA-C—a net wash. In the recommended bimodal configuration Champion-Challenger can therefore serve as the default consensus at no accuracy cost while adding calibration-guarded, auditable calls.</w:t>
       </w:r>
     </w:p>
     <w:p>
@@ -9570,121 +9560,8 @@
       <w:r>
         <w:drawing>
           <wp:inline xmlns:a="http://schemas.openxmlformats.org/drawingml/2006/main" xmlns:pic="http://schemas.openxmlformats.org/drawingml/2006/picture">
-            <wp:extent cx="5486400" cy="2262513"/>
-            <wp:docPr id="8" name="Picture 8"/>
-            <wp:cNvGraphicFramePr>
-              <a:graphicFrameLocks noChangeAspect="1"/>
-            </wp:cNvGraphicFramePr>
-            <a:graphic>
-              <a:graphicData uri="http://schemas.openxmlformats.org/drawingml/2006/picture">
-                <pic:pic>
-                  <pic:nvPicPr>
-                    <pic:cNvPr id="0" name="figure_12_silver_truth_hprc.png"/>
-                    <pic:cNvPicPr/>
-                  </pic:nvPicPr>
-                  <pic:blipFill>
-                    <a:blip r:embed="rId16"/>
-                    <a:stretch>
-                      <a:fillRect/>
-                    </a:stretch>
-                  </pic:blipFill>
-                  <pic:spPr>
-                    <a:xfrm>
-                      <a:off x="0" y="0"/>
-                      <a:ext cx="5486400" cy="2262513"/>
-                    </a:xfrm>
-                    <a:prstGeom prst="rect"/>
-                  </pic:spPr>
-                </pic:pic>
-              </a:graphicData>
-            </a:graphic>
-          </wp:inline>
-        </w:drawing>
-      </w:r>
-    </w:p>
-    <w:p>
-      <w:pPr>
-        <w:pStyle w:val="Heading2"/>
-      </w:pPr>
-      <w:r>
-        <w:t>7. Cross-Modality Robustness: Bimodal and Trimodal Analysis</w:t>
-      </w:r>
-    </w:p>
-    <w:p>
-      <w:r>
-        <w:t xml:space="preserve">The supplementary 106-sample matched-subject trimodal robustness analysis tested whether combining HLA evidence across WGS, WES, and RNA-seq improves ensemble accuracy over any single modality on the same subjects. The results were unambiguous: bimodal WES+RNA majority voting achieved the best multimodal result at </w:t>
-      </w:r>
-      <w:r>
-        <w:rPr>
-          <w:b/>
-        </w:rPr>
-        <w:t>0.9623</w:t>
-      </w:r>
-      <w:r>
-        <w:t xml:space="preserve"> overall correct-call rate (callable rate=0.9937; 95% CI: 0.935–0.978; </w:t>
-      </w:r>
-      <w:r>
-        <w:rPr>
-          <w:b/>
-        </w:rPr>
-        <w:t>Figure 8</w:t>
-      </w:r>
-      <w:r>
-        <w:t>), outperforming all unimodal methods. At the per-gene level, bimodal MajorityVote achieved 0.9717 (HLA-A), 0.9623 (HLA-B), and 0.9528 (HLA-C), with near-complete callable coverage at all three loci. These results confirm that WES and RNA-seq are mutually reinforcing modalities for ensemble HLA typing. Applying the Champion-Challenger consensus to the same bimodal call set under 10-fold nested cross-validation reproduced the majority-voting result exactly (0.9623 vs 0.9623; exact McNemar p=1.0, two discordant loci each way) while exceeding the best single tool (HLA-HD RNA-seq, 0.9423; Table 4): in the recommended bimodal configuration Champion-Challenger therefore matches majority voting without regression and beats any individual tool, so it can serve as the default consensus—providing calibration-guarded, auditable calls at no accuracy cost—rather than being reserved for the discordant WGS modality where it produces a significant gain.</w:t>
-      </w:r>
-    </w:p>
-    <w:p>
-      <w:r>
-        <w:t xml:space="preserve">Adding WGS as a third modality did not improve the bimodal headline: TrimodalMajorityVote achieved </w:t>
-      </w:r>
-      <w:r>
-        <w:rPr>
-          <w:b/>
-        </w:rPr>
-        <w:t>0.9591</w:t>
-      </w:r>
-      <w:r>
-        <w:t xml:space="preserve"> overall correct-call rate (callable rate=0.9906; </w:t>
-      </w:r>
-      <w:r>
-        <w:rPr>
-          <w:b/>
-        </w:rPr>
-        <w:t>Figure 9</w:t>
-      </w:r>
-      <w:r>
-        <w:t>), 3.2 percentage points below the bimodal WES+RNA result. Per-gene trimodal accuracy (A=0.9717, B=0.9623, C=0.9434) is largely unchanged from the bimodal result at HLA-A and HLA-B but shows a marginal improvement at HLA-C (+0.9 percentage points) that does not offset the overall dilution. This negative result for WGS addition is itself informative: it demonstrates that short-read WGS HLA typing in its current form adds more noise than signal when combined with an already-strong WES+RNA bimodal ensemble. The most accurate multimodal strategy for HLA typing with current short-read technology is therefore WES+RNA bimodal consensus, with WGS reserved for cases where WES and RNA-seq data are unavailable.</w:t>
-      </w:r>
-    </w:p>
-    <w:p>
-      <w:r>
-        <w:rPr>
-          <w:b/>
-        </w:rPr>
-        <w:t>Figure 8.</w:t>
-      </w:r>
-      <w:r>
-        <w:t xml:space="preserve"> </w:t>
-      </w:r>
-      <w:r>
-        <w:rPr>
-          <w:i/>
-        </w:rPr>
-        <w:t>Bimodal WES+RNA per-gene comparison (n=106 matched subjects; 10-fold nested cross-validation).</w:t>
-      </w:r>
-      <w:r>
-        <w:t xml:space="preserve"> Grouped bars show overall correct-call rate at HLA-A, HLA-B, and HLA-C for bimodal MajorityVote, bimodal Champion-Challenger, and the best single tool (per gene, across WES and RNA-seq callers). Overall, bimodal Champion-Challenger matches bimodal majority voting exactly (0.9623 vs 0.9623; exact McNemar p=1.0) and both exceed the best single tool (0.9423); per gene the two consensus methods trade the lead—majority voting at HLA-A and -B, Champion-Challenger at HLA-C—a net wash. In the recommended bimodal configuration Champion-Challenger can therefore serve as the default consensus at no accuracy cost while adding calibration-guarded, auditable calls.</w:t>
-      </w:r>
-    </w:p>
-    <w:p>
-      <w:pPr>
-        <w:jc w:val="center"/>
-      </w:pPr>
-      <w:r>
-        <w:drawing>
-          <wp:inline xmlns:a="http://schemas.openxmlformats.org/drawingml/2006/main" xmlns:pic="http://schemas.openxmlformats.org/drawingml/2006/picture">
             <wp:extent cx="5486400" cy="1889709"/>
-            <wp:docPr id="9" name="Picture 9"/>
+            <wp:docPr id="5" name="Picture 5"/>
             <wp:cNvGraphicFramePr>
               <a:graphicFrameLocks noChangeAspect="1"/>
             </wp:cNvGraphicFramePr>
@@ -9696,7 +9573,7 @@
                     <pic:cNvPicPr/>
                   </pic:nvPicPr>
                   <pic:blipFill>
-                    <a:blip r:embed="rId17"/>
+                    <a:blip r:embed="rId13"/>
                     <a:stretch>
                       <a:fillRect/>
                     </a:stretch>
@@ -9720,7 +9597,7 @@
         <w:rPr>
           <w:b/>
         </w:rPr>
-        <w:t>Figure 9.</w:t>
+        <w:t>Supplementary Figure S15.</w:t>
       </w:r>
       <w:r>
         <w:t xml:space="preserve"> </w:t>
@@ -9732,7 +9609,96 @@
         <w:t>Trimodal WGS+WES+RNA robustness analysis (n=106 matched subjects; supplementary robustness benchmark).</w:t>
       </w:r>
       <w:r>
-        <w:t xml:space="preserve"> Two-panel comparison of trimodal and bimodal ensemble methods. Panel A: accuracy among callable loci for bimodal MajorityVote, bimodal WeightedConsensus, trimodal MajorityVote, and trimodal WeightedConsensus, with exact percentage annotations and Wilson score 95% confidence intervals. Panel B: callable rate (fraction of loci with a call) for the same four methods, showing the coverage cost of adding WGS. Hatched bars indicate trimodal methods. Adding WGS as a third modality does not improve over bimodal WES+RNA and reduces overall accuracy slightly, confirming that short-read WGS adds noise rather than signal to an already-strong WES+RNA ensemble. This finding is specific to the current benchmark cohort and tool set; it does not constitute a general recommendation to exclude WGS from all HLA typing workflows, but identifies WGS single-tool quality improvement as the most impactful open problem for WGS-equipped HLA typing pipelines.</w:t>
+        <w:t xml:space="preserve"> Two-panel comparison of trimodal and bimodal ensemble methods. Panel A: accuracy among callable loci for bimodal MajorityVote, bimodal WeightedConsensus, trimodal MajorityVote, and trimodal WeightedConsensus, with exact percentage annotations and Wilson score 95% confidence intervals. Panel B: callable rate (fraction of loci with a call) for the same four methods, showing the coverage cost of adding WGS. Hatched bars indicate trimodal methods. Adding WGS as a third modality does not improve over bimodal WES+RNA and reduces overall accuracy slightly, confirming that short-read WGS adds noise rather than signal to an already-strong WES+RNA ensemble. This finding is specific to the current benchmark cohort and tool set; it does not constitute a general recommendation to exclude WGS from all HLA typing workflows, but identifies WGS single-tool quality improvement as the most impactful open problem for WGS-equipped HLA typing pipelines. </w:t>
+      </w:r>
+      <w:r>
+        <w:rPr>
+          <w:i/>
+        </w:rPr>
+        <w:t>(Source: `figures_final/figure_10_trimodal_comparison`)</w:t>
+      </w:r>
+    </w:p>
+    <w:p>
+      <w:r>
+        <w:rPr>
+          <w:b/>
+        </w:rPr>
+        <w:t>Figure 6.</w:t>
+      </w:r>
+      <w:r>
+        <w:t xml:space="preserve"> </w:t>
+      </w:r>
+      <w:r>
+        <w:rPr>
+          <w:i/>
+        </w:rPr>
+        <w:t>How the Champion-Challenger consensus works and how it differs from majority voting.</w:t>
+      </w:r>
+      <w:r>
+        <w:t xml:space="preserve"> </w:t>
+      </w:r>
+      <w:r>
+        <w:rPr>
+          <w:b/>
+        </w:rPr>
+        <w:t>(A)</w:t>
+      </w:r>
+      <w:r>
+        <w:t xml:space="preserve"> Mechanism schematic: for each HLA gene a benchmark-designated champion (selected per gene and modality — e.g. OptiType for HLA-A/-B and T1K for HLA-C in WGS) provides the default call, while a reliability- and confidence-weighted ensemble (</w:t>
+      </w:r>
+      <w:r>
+        <w:rPr>
+          <w:rFonts w:ascii="Consolas" w:hAnsi="Consolas"/>
+        </w:rPr>
+        <w:t>final_weight = 0.7 × base_reliability + 0.3 × effective_confidence</w:t>
+      </w:r>
+      <w:r>
+        <w:t>, gated by a Brier/ECE &lt; 0.35 calibration guardrail) may override the champion only when all four gates pass simultaneously — a minimum challenger support fraction, weight margin, number of supporting tools (thresholds selected strictly out of fold), and an unambiguous challenger allele — producing one of three audited decision-trace outcomes (</w:t>
+      </w:r>
+      <w:r>
+        <w:rPr>
+          <w:rFonts w:ascii="Consolas" w:hAnsi="Consolas"/>
+        </w:rPr>
+        <w:t>challenger_override</w:t>
+      </w:r>
+      <w:r>
+        <w:t xml:space="preserve">, </w:t>
+      </w:r>
+      <w:r>
+        <w:rPr>
+          <w:rFonts w:ascii="Consolas" w:hAnsi="Consolas"/>
+        </w:rPr>
+        <w:t>champion_retained</w:t>
+      </w:r>
+      <w:r>
+        <w:t xml:space="preserve">, </w:t>
+      </w:r>
+      <w:r>
+        <w:rPr>
+          <w:rFonts w:ascii="Consolas" w:hAnsi="Consolas"/>
+        </w:rPr>
+        <w:t>champion_missing</w:t>
+      </w:r>
+      <w:r>
+        <w:t xml:space="preserve"> fallback). Majority voting, by contrast, treats every callable tool as one equal vote and returns </w:t>
+      </w:r>
+      <w:r>
+        <w:rPr>
+          <w:rFonts w:ascii="Consolas" w:hAnsi="Consolas"/>
+        </w:rPr>
+        <w:t>no_call</w:t>
+      </w:r>
+      <w:r>
+        <w:t xml:space="preserve"> on ties, with no champion, reliability weights, or calibration. </w:t>
+      </w:r>
+      <w:r>
+        <w:rPr>
+          <w:b/>
+        </w:rPr>
+        <w:t>(B)</w:t>
+      </w:r>
+      <w:r>
+        <w:t xml:space="preserve"> Under 10-fold nested cross-validation, Champion-Challenger's advantage over majority voting scales with inter-tool discordance: it is decisive in WGS (0.5012 vs 0.3844; +11.7 percentage points; exact McNemar p&lt;0.0001), where per-gene champion routing recovers the single-tool ceiling that symmetric voting dilutes, and neutral in the high-accuracy WES (0.9436 vs 0.9359) and RNA-seq (0.9408 vs 0.9502) modalities where the strong tools already agree. All values are pooled over held-out folds.</w:t>
       </w:r>
     </w:p>
     <w:p>
@@ -9742,130 +9708,8 @@
       <w:r>
         <w:drawing>
           <wp:inline xmlns:a="http://schemas.openxmlformats.org/drawingml/2006/main" xmlns:pic="http://schemas.openxmlformats.org/drawingml/2006/picture">
-            <wp:extent cx="5486400" cy="2698386"/>
-            <wp:docPr id="10" name="Picture 10"/>
-            <wp:cNvGraphicFramePr>
-              <a:graphicFrameLocks noChangeAspect="1"/>
-            </wp:cNvGraphicFramePr>
-            <a:graphic>
-              <a:graphicData uri="http://schemas.openxmlformats.org/drawingml/2006/picture">
-                <pic:pic>
-                  <pic:nvPicPr>
-                    <pic:cNvPr id="0" name="figure_10_trimodal_comparison.png"/>
-                    <pic:cNvPicPr/>
-                  </pic:nvPicPr>
-                  <pic:blipFill>
-                    <a:blip r:embed="rId18"/>
-                    <a:stretch>
-                      <a:fillRect/>
-                    </a:stretch>
-                  </pic:blipFill>
-                  <pic:spPr>
-                    <a:xfrm>
-                      <a:off x="0" y="0"/>
-                      <a:ext cx="5486400" cy="2698386"/>
-                    </a:xfrm>
-                    <a:prstGeom prst="rect"/>
-                  </pic:spPr>
-                </pic:pic>
-              </a:graphicData>
-            </a:graphic>
-          </wp:inline>
-        </w:drawing>
-      </w:r>
-    </w:p>
-    <w:p>
-      <w:r>
-        <w:rPr>
-          <w:b/>
-        </w:rPr>
-        <w:t>Figure 10.</w:t>
-      </w:r>
-      <w:r>
-        <w:t xml:space="preserve"> </w:t>
-      </w:r>
-      <w:r>
-        <w:rPr>
-          <w:i/>
-        </w:rPr>
-        <w:t>How the Champion-Challenger consensus works and how it differs from majority voting.</w:t>
-      </w:r>
-      <w:r>
-        <w:t xml:space="preserve"> </w:t>
-      </w:r>
-      <w:r>
-        <w:rPr>
-          <w:b/>
-        </w:rPr>
-        <w:t>(A)</w:t>
-      </w:r>
-      <w:r>
-        <w:t xml:space="preserve"> Mechanism schematic: for each HLA gene a benchmark-designated champion (selected per gene and modality — e.g. OptiType for HLA-A/-B and T1K for HLA-C in WGS) provides the default call, while a reliability- and confidence-weighted ensemble (</w:t>
-      </w:r>
-      <w:r>
-        <w:rPr>
-          <w:rFonts w:ascii="Consolas" w:hAnsi="Consolas"/>
-        </w:rPr>
-        <w:t>final_weight = 0.7 × base_reliability + 0.3 × effective_confidence</w:t>
-      </w:r>
-      <w:r>
-        <w:t>, gated by a Brier/ECE &lt; 0.35 calibration guardrail) may override the champion only when all four gates pass simultaneously — a minimum challenger support fraction, weight margin, number of supporting tools (thresholds selected strictly out of fold), and an unambiguous challenger allele — producing one of three audited decision-trace outcomes (</w:t>
-      </w:r>
-      <w:r>
-        <w:rPr>
-          <w:rFonts w:ascii="Consolas" w:hAnsi="Consolas"/>
-        </w:rPr>
-        <w:t>challenger_override</w:t>
-      </w:r>
-      <w:r>
-        <w:t xml:space="preserve">, </w:t>
-      </w:r>
-      <w:r>
-        <w:rPr>
-          <w:rFonts w:ascii="Consolas" w:hAnsi="Consolas"/>
-        </w:rPr>
-        <w:t>champion_retained</w:t>
-      </w:r>
-      <w:r>
-        <w:t xml:space="preserve">, </w:t>
-      </w:r>
-      <w:r>
-        <w:rPr>
-          <w:rFonts w:ascii="Consolas" w:hAnsi="Consolas"/>
-        </w:rPr>
-        <w:t>champion_missing</w:t>
-      </w:r>
-      <w:r>
-        <w:t xml:space="preserve"> fallback). Majority voting, by contrast, treats every callable tool as one equal vote and returns </w:t>
-      </w:r>
-      <w:r>
-        <w:rPr>
-          <w:rFonts w:ascii="Consolas" w:hAnsi="Consolas"/>
-        </w:rPr>
-        <w:t>no_call</w:t>
-      </w:r>
-      <w:r>
-        <w:t xml:space="preserve"> on ties, with no champion, reliability weights, or calibration. </w:t>
-      </w:r>
-      <w:r>
-        <w:rPr>
-          <w:b/>
-        </w:rPr>
-        <w:t>(B)</w:t>
-      </w:r>
-      <w:r>
-        <w:t xml:space="preserve"> Under 10-fold nested cross-validation, Champion-Challenger's advantage over majority voting scales with inter-tool discordance: it is decisive in WGS (0.5012 vs 0.3844; +11.7 percentage points; exact McNemar p&lt;0.0001), where per-gene champion routing recovers the single-tool ceiling that symmetric voting dilutes, and neutral in the high-accuracy WES (0.9436 vs 0.9359) and RNA-seq (0.9408 vs 0.9502) modalities where the strong tools already agree. All values are pooled over held-out folds.</w:t>
-      </w:r>
-    </w:p>
-    <w:p>
-      <w:pPr>
-        <w:jc w:val="center"/>
-      </w:pPr>
-      <w:r>
-        <w:drawing>
-          <wp:inline xmlns:a="http://schemas.openxmlformats.org/drawingml/2006/main" xmlns:pic="http://schemas.openxmlformats.org/drawingml/2006/picture">
             <wp:extent cx="5486400" cy="3998450"/>
-            <wp:docPr id="11" name="Picture 11"/>
+            <wp:docPr id="6" name="Picture 6"/>
             <wp:cNvGraphicFramePr>
               <a:graphicFrameLocks noChangeAspect="1"/>
             </wp:cNvGraphicFramePr>
@@ -9877,7 +9721,7 @@
                     <pic:cNvPicPr/>
                   </pic:nvPicPr>
                   <pic:blipFill>
-                    <a:blip r:embed="rId19"/>
+                    <a:blip r:embed="rId14"/>
                     <a:stretch>
                       <a:fillRect/>
                     </a:stretch>
@@ -9906,7 +9750,7 @@
     </w:p>
     <w:p>
       <w:r>
-        <w:t>A central question for any benchmark-tuned ensemble is whether it generalises beyond the cohort on which it was calibrated. We therefore applied the frozen 1000G-derived weights and Champion-Challenger policy, without re-learning, to the independent NCI-60 cancer cell-line panel scored against the Adams et al. (2005) sequence-based constitutional genotypes (Figure 12).</w:t>
+        <w:t>A central question for any benchmark-tuned ensemble is whether it generalises beyond the cohort on which it was calibrated. We therefore applied the frozen 1000G-derived weights and Champion-Challenger policy, without re-learning, to the independent NCI-60 cancer cell-line panel scored against the Adams et al. (2005) sequence-based constitutional genotypes (Supplementary Figure S17).</w:t>
       </w:r>
     </w:p>
     <w:p>
@@ -10006,7 +9850,7 @@
         <w:t>n</w:t>
       </w:r>
       <w:r>
-        <w:t>=18), the deployed policy also generalised, with an instructive caveat. At the operating point ChampHLA actually ships (support fraction 0.35, challenger margin 0.00, ≥1 supporting tool—the WES optimum from the 1000G sweep), ChampHLA reached an overall correct-call rate of 0.842, exactly matching majority voting (0.842; Wilson 95% CI 0.747–0.905) and above its champion OptiType (0.817). Importantly, the override gate remained active out of distribution: it fired seven overrides, of which three were corrective—all at HLA-A, where it correctly resolved apparent-homozygous calls in EKVX, NCI-H522 and TK-10 that OptiType had split—while one was harmful and three were neutral, all at HLA-C and all involving spuriously high-resolution challenger alleles proposed by a single tool. The net effect was parity with majority voting. A sweep of the operating point on the WES cohort (Figure 12C) localised the issue to the supporting-tools floor rather than the support or margin gates: holding support=0.35 and margin=0.00 and raising the floor from one to two supporting tools eliminates every harmful and neutral override (the spurious single-tool HLA-C calls) while retaining all three corrective HLA-A overrides, lifting ChampHLA to 0.854 and overtaking majority voting; requiring three supporting tools is over-strict and suppresses all overrides (reverting to OptiType, 0.817).</w:t>
+        <w:t>=18), the deployed policy also generalised, with an instructive caveat. At the operating point ChampHLA actually ships (support fraction 0.35, challenger margin 0.00, ≥1 supporting tool—the WES optimum from the 1000G sweep), ChampHLA reached an overall correct-call rate of 0.842, exactly matching majority voting (0.842; Wilson 95% CI 0.747–0.905) and above its champion OptiType (0.817). Importantly, the override gate remained active out of distribution: it fired seven overrides, of which three were corrective—all at HLA-A, where it correctly resolved apparent-homozygous calls in EKVX, NCI-H522 and TK-10 that OptiType had split—while one was harmful and three were neutral, all at HLA-C and all involving spuriously high-resolution challenger alleles proposed by a single tool. The net effect was parity with majority voting. A sweep of the operating point on the WES cohort (Supplementary Figure S17C) localised the issue to the supporting-tools floor rather than the support or margin gates: holding support=0.35 and margin=0.00 and raising the floor from one to two supporting tools eliminates every harmful and neutral override (the spurious single-tool HLA-C calls) while retaining all three corrective HLA-A overrides, lifting ChampHLA to 0.854 and overtaking majority voting; requiring three supporting tools is over-strict and suppresses all overrides (reverting to OptiType, 0.817).</w:t>
       </w:r>
     </w:p>
     <w:p>
@@ -10793,7 +10637,7 @@
         <w:rPr>
           <w:b/>
         </w:rPr>
-        <w:t>Figure 12.</w:t>
+        <w:t>Supplementary Figure S17.</w:t>
       </w:r>
       <w:r>
         <w:t xml:space="preserve"> </w:t>
@@ -10850,46 +10694,13 @@
         <w:t>(C)</w:t>
       </w:r>
       <w:r>
-        <w:t xml:space="preserve"> WES override-gate behaviour at the deployed support=0.35/margin=0.00 as the supporting-tools floor varies: the deployed floor of ≥1 tool gives 0.842 (three corrective, one harmful, three neutral overrides, equal to majority voting); raising it to ≥2 removes all harmful/neutral overrides and yields the optimum (0.854, three corrective / zero harmful, above the majority-voting reference 0.842); ≥3 suppresses all overrides (0.817, equal to OptiType).</w:t>
-      </w:r>
-    </w:p>
-    <w:p>
-      <w:pPr>
-        <w:jc w:val="center"/>
-      </w:pPr>
-      <w:r>
-        <w:drawing>
-          <wp:inline xmlns:a="http://schemas.openxmlformats.org/drawingml/2006/main" xmlns:pic="http://schemas.openxmlformats.org/drawingml/2006/picture">
-            <wp:extent cx="5486400" cy="1803806"/>
-            <wp:docPr id="12" name="Picture 12"/>
-            <wp:cNvGraphicFramePr>
-              <a:graphicFrameLocks noChangeAspect="1"/>
-            </wp:cNvGraphicFramePr>
-            <a:graphic>
-              <a:graphicData uri="http://schemas.openxmlformats.org/drawingml/2006/picture">
-                <pic:pic>
-                  <pic:nvPicPr>
-                    <pic:cNvPr id="0" name="figure_13_external_validation_nci60.png"/>
-                    <pic:cNvPicPr/>
-                  </pic:nvPicPr>
-                  <pic:blipFill>
-                    <a:blip r:embed="rId20"/>
-                    <a:stretch>
-                      <a:fillRect/>
-                    </a:stretch>
-                  </pic:blipFill>
-                  <pic:spPr>
-                    <a:xfrm>
-                      <a:off x="0" y="0"/>
-                      <a:ext cx="5486400" cy="1803806"/>
-                    </a:xfrm>
-                    <a:prstGeom prst="rect"/>
-                  </pic:spPr>
-                </pic:pic>
-              </a:graphicData>
-            </a:graphic>
-          </wp:inline>
-        </w:drawing>
+        <w:t xml:space="preserve"> WES override-gate behaviour at the deployed support=0.35/margin=0.00 as the supporting-tools floor varies: the deployed floor of ≥1 tool gives 0.842 (three corrective, one harmful, three neutral overrides, equal to majority voting); raising it to ≥2 removes all harmful/neutral overrides and yields the optimum (0.854, three corrective / zero harmful, above the majority-voting reference 0.842); ≥3 suppresses all overrides (0.817, equal to OptiType). </w:t>
+      </w:r>
+      <w:r>
+        <w:rPr>
+          <w:i/>
+        </w:rPr>
+        <w:t>(Source: `figures_final_candidate/figure_13_external_validation_nci60`)</w:t>
       </w:r>
     </w:p>
     <w:p>
@@ -10931,7 +10742,7 @@
         <w:rPr>
           <w:b/>
         </w:rPr>
-        <w:t>Figure 13A</w:t>
+        <w:t>Figure 7A</w:t>
       </w:r>
       <w:r>
         <w:t xml:space="preserve">). Concordance held across A2 subtypes, including a donor typed </w:t>
@@ -10967,7 +10778,7 @@
         <w:rPr>
           <w:b/>
         </w:rPr>
-        <w:t>Figure 13B</w:t>
+        <w:t>Figure 7B</w:t>
       </w:r>
       <w:r>
         <w:t xml:space="preserve">). Extending the definition to the cross-reactive </w:t>
@@ -11704,7 +11515,7 @@
         <w:rPr>
           <w:b/>
         </w:rPr>
-        <w:t>Figure 13.</w:t>
+        <w:t>Figure 7.</w:t>
       </w:r>
       <w:r>
         <w:t xml:space="preserve"> </w:t>
@@ -11763,7 +11574,7 @@
         <w:drawing>
           <wp:inline xmlns:a="http://schemas.openxmlformats.org/drawingml/2006/main" xmlns:pic="http://schemas.openxmlformats.org/drawingml/2006/picture">
             <wp:extent cx="5486400" cy="2493818"/>
-            <wp:docPr id="13" name="Picture 13"/>
+            <wp:docPr id="7" name="Picture 7"/>
             <wp:cNvGraphicFramePr>
               <a:graphicFrameLocks noChangeAspect="1"/>
             </wp:cNvGraphicFramePr>
@@ -11775,7 +11586,7 @@
                     <pic:cNvPicPr/>
                   </pic:nvPicPr>
                   <pic:blipFill>
-                    <a:blip r:embed="rId21"/>
+                    <a:blip r:embed="rId15"/>
                     <a:stretch>
                       <a:fillRect/>
                     </a:stretch>
@@ -11960,7 +11771,7 @@
         <w:rPr>
           <w:b/>
         </w:rPr>
-        <w:t>Figure 7</w:t>
+        <w:t>Supplementary Figure S14</w:t>
       </w:r>
       <w:r>
         <w:t xml:space="preserve"> for per-tool resource profiles.</w:t>
@@ -12048,7 +11859,7 @@
         <w:rPr>
           <w:b/>
         </w:rPr>
-        <w:t>Figure 7</w:t>
+        <w:t>Supplementary Figure S14</w:t>
       </w:r>
       <w:r>
         <w:t xml:space="preserve"> (Results §2) for per-tool resource profiles.</w:t>
@@ -12346,7 +12157,7 @@
     </w:p>
     <w:p>
       <w:r>
-        <w:t>The core methodological contribution—the Champion-Challenger ensemble algorithm—was motivated by the observation that different tools predict different alleles for the same sample, and that current ensemble methods either treat all tools equally (majority voting) or trust confidence signals that are not empirically calibrated (naive weighted voting). Champion-Challenger addresses both limitations: it designates a benchmark-validated champion for each gene and allows the ensemble to override the champion only when the aggregate evidence is simultaneously strong in weight, broad in tool support, and unambiguous in allele identity. Under nested cross-validation with strictly out-of-fold operating points, this approach produced its largest—and only statistically significant—accuracy gain in the hardest, most-discordant modality: in WGS it reached 0.5012, significantly above both majority voting (0.3844; +11.7 percentage points; exact McNemar p&lt;0.0001) and the best single tool, through per-gene champion routing. In the high-accuracy WES and RNA-seq modalities, where the strong tools already agree, it matched majority voting within overlapping confidence intervals (0.9436 and 0.9408; differences not significant). An ablation confirmed that the accuracy contribution comes from champion routing rather than the weighting scheme, whose distinct value is a calibration guardrail that blocks miscalibrated tool confidence from corrupting ensemble weights. The evidence-gated override itself rarely changed the outcome—it triggered no overrides on WGS and did not significantly alter overall accuracy in any modality—and is therefore best understood not as an accuracy booster but as an auditable, predominantly corrective safety mechanism that retains the champion's call unless the weighted ensemble evidence is simultaneously broad, marginal, and unambiguous. Likewise, the calibration guardrail is a soundness contribution—it prevents an uninformative confidence proxy from distorting the weights—rather than a driver of the reported accuracy.</w:t>
+        <w:t>The core methodological contribution—the Champion-Challenger ensemble algorithm—was motivated by the observation that different tools predict different alleles for the same sample, and that current ensemble methods either treat all tools equally (majority voting) or trust confidence signals that are not empirically calibrated (naive weighted voting). Champion-Challenger addresses both limitations: it designates a benchmark-validated champion for each gene and allows the ensemble to override the champion only when the aggregate evidence is simultaneously strong in weight, broad in tool support, and unambiguous in allele identity. Under nested cross-validation with strictly out-of-fold operating points, this approach produced its largest—and only statistically significant—accuracy gain in the hardest, most-discordant modality: in WGS it reached 0.5012, significantly above majority voting (0.3844; +11.7 percentage points; exact McNemar p&lt;0.0001) and level with the best single tool (OptiType 0.4975; p=0.74), through per-gene champion routing. In the high-accuracy WES and RNA-seq modalities, where the strong tools already agree, it matched majority voting within overlapping confidence intervals (0.9436 and 0.9408; differences not significant). An ablation confirmed that the accuracy contribution comes from champion routing rather than the weighting scheme, whose distinct value is a calibration guardrail that blocks miscalibrated tool confidence from corrupting ensemble weights. The evidence-gated override itself rarely changed the outcome—it triggered no overrides on WGS and did not significantly alter overall accuracy in any modality—and is therefore best understood not as an accuracy booster but as an auditable, predominantly corrective safety mechanism that retains the champion's call unless the weighted ensemble evidence is simultaneously broad, marginal, and unambiguous. Likewise, the calibration guardrail is a soundness contribution—it prevents an uninformative confidence proxy from distorting the weights—rather than a driver of the reported accuracy.</w:t>
       </w:r>
     </w:p>
     <w:p>
@@ -12356,7 +12167,7 @@
     </w:p>
     <w:p>
       <w:r>
-        <w:t>We anticipate that ChampHLA will be most immediately useful to research groups conducting population-scale HLA typing for pharmacogenomic biomarker discovery, transplantation cohort studies, and cancer immunogenomics projects where both accuracy and reproducibility at scale are essential. The matched-subject robustness benchmark identifies WES+RNA bimodal consensus as the strongest tested multimodal configuration under current short-read technology; WGS addition did not improve accuracy in this cohort, suggesting that WGS single-tool quality improvement is the more impactful near-term priority for WGS-equipped workflows. These findings also delineate when each part of ChampHLA matters. Where paired WES and RNA-seq are available, bimodal consensus is the recommended configuration; there Champion-Challenger matches bimodal majority voting exactly (0.9623 vs 0.9623; McNemar p=1.0) while beating the best single tool (0.9423), so it can serve as the default consensus—delivering calibration-guarded, auditable calls at no accuracy cost—rather than being reserved for difficult modalities. Where only WGS is available—as in many biobank, archival, or DNA-only cohorts—champion routing provides a significant and fully auditable accuracy gain over both majority voting and the best single tool (Results §1). The contribution of ChampHLA is therefore the combination of a reproducible multi-tool substrate, a calibration-governed and auditable consensus that does no harm on concordant data and helps on discordant data, and an orthogonal silver-standard-truth capability for cohorts without gold-standard typing—rather than a uniformly higher accuracy than majority voting across all modalities.</w:t>
+        <w:t>We anticipate that ChampHLA will be most immediately useful to research groups conducting population-scale HLA typing for pharmacogenomic biomarker discovery, transplantation cohort studies, and cancer immunogenomics projects where both accuracy and reproducibility at scale are essential. The matched-subject robustness benchmark identifies WES+RNA bimodal consensus as the strongest tested multimodal configuration under current short-read technology; WGS addition did not improve accuracy in this cohort, suggesting that WGS single-tool quality improvement is the more impactful near-term priority for WGS-equipped workflows. These findings also delineate when each part of ChampHLA matters. Where paired WES and RNA-seq are available, bimodal consensus is the recommended configuration; there Champion-Challenger matches bimodal majority voting exactly (0.9623 vs 0.9623; McNemar p=1.0) while beating the best single tool (0.9423), so it can serve as the default consensus—delivering calibration-guarded, auditable calls at no accuracy cost—rather than being reserved for difficult modalities. Where only WGS is available—as in many biobank, archival, or DNA-only cohorts—champion routing provides a significant and fully auditable accuracy gain over majority voting, recovering the best-single-tool accuracy ceiling that symmetric voting dilutes (Results §1). The contribution of ChampHLA is therefore the combination of a reproducible multi-tool substrate, a calibration-governed and auditable consensus that does no harm on concordant data and helps on discordant data, and an orthogonal silver-standard-truth capability for cohorts without gold-standard typing—rather than a uniformly higher accuracy than majority voting across all modalities.</w:t>
       </w:r>
     </w:p>
     <w:p>
@@ -12368,25 +12179,68 @@
       </w:r>
     </w:p>
     <w:p>
-      <w:pPr>
-        <w:pStyle w:val="Heading2"/>
-      </w:pPr>
-      <w:r>
-        <w:t>S1. Full HPC Usage Guide</w:t>
-      </w:r>
-    </w:p>
-    <w:p>
-      <w:r>
-        <w:t xml:space="preserve">Detailed SLURM configuration with example </w:t>
-      </w:r>
-      <w:r>
-        <w:rPr>
-          <w:rFonts w:ascii="Consolas" w:hAnsi="Consolas"/>
-        </w:rPr>
-        <w:t>nextflow.config</w:t>
-      </w:r>
-      <w:r>
-        <w:t xml:space="preserve"> overrides, Singularity SIF cache setup instructions, CSC Puhti-specific parameter file, resource sizing guide by cohort size and sequencing modality, and annotated example commands for WGS, WES, and RNA-seq cohort runs.</w:t>
+      <w:r>
+        <w:rPr>
+          <w:i/>
+        </w:rPr>
+        <w:t>Supplementary Figures.</w:t>
+      </w:r>
+      <w:r>
+        <w:t xml:space="preserve"> In addition to Supplementary Figures S1–S3 and S8, six figures reporting secondary analyses were moved out of the main set during revision and are captioned inline with their relevant Results subsection: </w:t>
+      </w:r>
+      <w:r>
+        <w:rPr>
+          <w:b/>
+        </w:rPr>
+        <w:t>S12</w:t>
+      </w:r>
+      <w:r>
+        <w:t xml:space="preserve"> discordance taxonomy by modality (§3), </w:t>
+      </w:r>
+      <w:r>
+        <w:rPr>
+          <w:b/>
+        </w:rPr>
+        <w:t>S13</w:t>
+      </w:r>
+      <w:r>
+        <w:t xml:space="preserve"> benchmark-derived reliability weights (§4), </w:t>
+      </w:r>
+      <w:r>
+        <w:rPr>
+          <w:b/>
+        </w:rPr>
+        <w:t>S14</w:t>
+      </w:r>
+      <w:r>
+        <w:t xml:space="preserve"> computational resource requirements (§2), </w:t>
+      </w:r>
+      <w:r>
+        <w:rPr>
+          <w:b/>
+        </w:rPr>
+        <w:t>S15</w:t>
+      </w:r>
+      <w:r>
+        <w:t xml:space="preserve"> trimodal WGS+WES+RNA robustness (§7), </w:t>
+      </w:r>
+      <w:r>
+        <w:rPr>
+          <w:b/>
+        </w:rPr>
+        <w:t>S16</w:t>
+      </w:r>
+      <w:r>
+        <w:t xml:space="preserve"> orthogonal silver-standard truth validation (§6), and </w:t>
+      </w:r>
+      <w:r>
+        <w:rPr>
+          <w:b/>
+        </w:rPr>
+        <w:t>S17</w:t>
+      </w:r>
+      <w:r>
+        <w:t xml:space="preserve"> external validation on NCI-60 (§8). (Numbers S12–S17 are assigned to avoid collision with existing Supplementary Tables S9–S11.)</w:t>
       </w:r>
     </w:p>
     <w:p>
@@ -12394,12 +12248,21 @@
         <w:pStyle w:val="Heading2"/>
       </w:pPr>
       <w:r>
-        <w:t>S2. Full Local Computer Usage Guide</w:t>
+        <w:t>S1. Full HPC Usage Guide</w:t>
       </w:r>
     </w:p>
     <w:p>
       <w:r>
-        <w:t>Docker installation prerequisites, per-tool resource profiles (RAM, CPU, disk), recommended tool subsets for memory-constrained environments (&lt; 16 GB RAM, &lt; 32 GB RAM), Docker Compose alternative for multi-sample parallelisation, and expected runtimes on consumer hardware.</w:t>
+        <w:t xml:space="preserve">Detailed SLURM configuration with example </w:t>
+      </w:r>
+      <w:r>
+        <w:rPr>
+          <w:rFonts w:ascii="Consolas" w:hAnsi="Consolas"/>
+        </w:rPr>
+        <w:t>nextflow.config</w:t>
+      </w:r>
+      <w:r>
+        <w:t xml:space="preserve"> overrides, Singularity SIF cache setup instructions, CSC Puhti-specific parameter file, resource sizing guide by cohort size and sequencing modality, and annotated example commands for WGS, WES, and RNA-seq cohort runs.</w:t>
       </w:r>
     </w:p>
     <w:p>
@@ -12407,12 +12270,12 @@
         <w:pStyle w:val="Heading2"/>
       </w:pPr>
       <w:r>
-        <w:t>S3. Full Scenario Walkthroughs</w:t>
+        <w:t>S2. Full Local Computer Usage Guide</w:t>
       </w:r>
     </w:p>
     <w:p>
       <w:r>
-        <w:t>Step-by-step walkthroughs for all four user scenarios described in the Recommendations section, including: (S3.1) SLURM WES cohort run with full eight-tool panel and Champion-Challenger output; (S3.2) local Docker RNA-seq run with HLA-HD+ArcasHLA+OptiType+T1K panel; (S3.3) samplesheet CSV preparation and validation; (S3.4) custom benchmark YAML configuration for a new cohort with user-provided truth data.</w:t>
+        <w:t>Docker installation prerequisites, per-tool resource profiles (RAM, CPU, disk), recommended tool subsets for memory-constrained environments (&lt; 16 GB RAM, &lt; 32 GB RAM), Docker Compose alternative for multi-sample parallelisation, and expected runtimes on consumer hardware.</w:t>
       </w:r>
     </w:p>
     <w:p>
@@ -12420,12 +12283,12 @@
         <w:pStyle w:val="Heading2"/>
       </w:pPr>
       <w:r>
-        <w:t>S4. Extended Resolution and Ambiguity Analysis</w:t>
+        <w:t>S3. Full Scenario Walkthroughs</w:t>
       </w:r>
     </w:p>
     <w:p>
       <w:r>
-        <w:t>Extended per-locus resolution analysis for the WGS (n=137) and WES truth-backed benchmarks, including per-gene breakdowns of exact_3field, ambiguity_compatible, g_group, and p_group match rates for all eight tools. Supplements the summary findings in Results §5 (main text Table 7 and Supplementary Figure S3). Includes discussion of the 2014 truth-set ambiguity ceiling and its implications for interpreting apparent WGS accuracy gaps.</w:t>
+        <w:t>Step-by-step walkthroughs for all four user scenarios described in the Recommendations section, including: (S3.1) SLURM WES cohort run with full eight-tool panel and Champion-Challenger output; (S3.2) local Docker RNA-seq run with HLA-HD+ArcasHLA+OptiType+T1K panel; (S3.3) samplesheet CSV preparation and validation; (S3.4) custom benchmark YAML configuration for a new cohort with user-provided truth data.</w:t>
       </w:r>
     </w:p>
     <w:p>
@@ -12433,12 +12296,12 @@
         <w:pStyle w:val="Heading2"/>
       </w:pPr>
       <w:r>
-        <w:t>S5. Extended Limitations and ChampHLA v2 Roadmap</w:t>
+        <w:t>S4. Extended Resolution and Ambiguity Analysis</w:t>
       </w:r>
     </w:p>
     <w:p>
       <w:r>
-        <w:t>Full discussion of each limitation identified in the main text, including: training-split size and its effect on weight uncertainty; proxy-based confidence representation and its limitations relative to calibrated probability models; single-champion-per-gene design and its implications for population-stratified cohorts; truth-set ceiling at two-field resolution; and WGS tool-limitation as the central barrier to WGS ensemble accuracy improvement. Planned features for version 2.1 include: DRB1/DQB1 five-locus evaluation with complementary truth resources; per-population weight stratification; allele-frequency priors in override policy; isotonic regression confidence calibration to replace proxy-based Platt scaling; graph-aware and long-read backends via T1K; and integration hooks for neoantigen prediction and transplant compatibility scoring downstream tools.</w:t>
+        <w:t>Extended per-locus resolution analysis for the WGS (n=137) and WES truth-backed benchmarks, including per-gene breakdowns of exact_3field, ambiguity_compatible, g_group, and p_group match rates for all eight tools. Supplements the summary findings in Results §5 (main text Table 7 and Supplementary Figure S3). Includes discussion of the 2014 truth-set ambiguity ceiling and its implications for interpreting apparent WGS accuracy gaps.</w:t>
       </w:r>
     </w:p>
     <w:p>
@@ -12446,12 +12309,34 @@
         <w:pStyle w:val="Heading2"/>
       </w:pPr>
       <w:r>
-        <w:t>S6. Champion-Challenger Sweep Surface</w:t>
+        <w:t>S5. Extended Limitations and ChampHLA v2 Roadmap</w:t>
       </w:r>
     </w:p>
     <w:p>
       <w:r>
-        <w:t>Description of the sweep TSV file format, how to read the accuracy-override tradeoff table, and guidance for selecting a custom operating point for institution-specific precision requirements.</w:t>
+        <w:t>Full discussion of each limitation identified in the main text, including: training-split size and its effect on weight uncertainty; proxy-based confidence representation and its limitations relative to calibrated probability models; single-champion-per-gene design and its implications for population-stratified cohorts; truth-set ceiling at two-field resolution; and WGS tool-limitation as the central barrier to WGS ensemble accuracy improvement. Planned features for version 2.1 include: DRB1/DQB1 five-locus evaluation with complementary truth resources; per-population weight stratification; allele-frequency priors in override policy; isotonic regression confidence calibration to replace proxy-based Platt scaling; graph-aware and long-read backends via T1K; and integration hooks for neoantigen prediction and transplant compatibility scoring downstream tools.</w:t>
+      </w:r>
+    </w:p>
+    <w:p>
+      <w:pPr>
+        <w:pStyle w:val="Heading2"/>
+      </w:pPr>
+      <w:r>
+        <w:t>S6. Champion-Challenger Sweep Surface</w:t>
+      </w:r>
+    </w:p>
+    <w:p>
+      <w:r>
+        <w:t xml:space="preserve">Description of the sweep TSV file format, how to read the accuracy-override tradeoff table, and guidance for selecting a custom operating point for institution-specific precision requirements. </w:t>
+      </w:r>
+      <w:r>
+        <w:rPr>
+          <w:b/>
+        </w:rPr>
+        <w:t>The sweep surface is an in-sample tuning aid for choosing a production operating point, not a held-out performance estimate:</w:t>
+      </w:r>
+      <w:r>
+        <w:t xml:space="preserve"> its accuracies are computed on the full benchmark cohort without a train/test split, so the accuracy at any swept point is optimistically biased and must not be read as the method's expected accuracy. All accuracy figures reported in this manuscript instead come from the nested cross-validation path (Methods §2), in which the operating point is selected strictly out of fold; the sweep is provided only so users can trade correct-call rate against override aggressiveness for their own precision requirements.</w:t>
       </w:r>
     </w:p>
     <w:p>

--- a/docs/CHAMPHLA_MANUSCRIPT_V3.docx
+++ b/docs/CHAMPHLA_MANUSCRIPT_V3.docx
@@ -5814,59 +5814,6 @@
       </w:r>
     </w:p>
     <w:p>
-      <w:r>
-        <w:rPr>
-          <w:b/>
-        </w:rPr>
-        <w:t>Supplementary Figure S14.</w:t>
-      </w:r>
-      <w:r>
-        <w:t xml:space="preserve"> </w:t>
-      </w:r>
-      <w:r>
-        <w:rPr>
-          <w:i/>
-        </w:rPr>
-        <w:t>Computational resource requirements per HLA typing tool across sequencing modalities.</w:t>
-      </w:r>
-      <w:r>
-        <w:t xml:space="preserve"> Three-panel figure showing peak RAM (GB), CPU utilisation (%), and wall-clock time (hours). Within each panel, grouped bars show median resource values per tool for WGS (orange), WES (blue), and RNA-seq (green) from 1000 Genomes Project samples (n=30 per modality for WGS and WES; RNA-seq: T1K and Seq2HLA n=30, ArcasHLA/HLA-HD/SpecHLA n=29, OptiType n=26 due to four samples exceeding the 8 h wall-clock limit). Error whiskers indicate P25–P75 interquartile range. Tools not applicable to a given modality are shown with hatched bars. All values measured from Nextflow execution traces (</w:t>
-      </w:r>
-      <w:r>
-        <w:rPr>
-          <w:rFonts w:ascii="Consolas" w:hAnsi="Consolas"/>
-        </w:rPr>
-        <w:t>realtime</w:t>
-      </w:r>
-      <w:r>
-        <w:t xml:space="preserve">, </w:t>
-      </w:r>
-      <w:r>
-        <w:rPr>
-          <w:rFonts w:ascii="Consolas" w:hAnsi="Consolas"/>
-        </w:rPr>
-        <w:t>peak_rss</w:t>
-      </w:r>
-      <w:r>
-        <w:t xml:space="preserve">, </w:t>
-      </w:r>
-      <w:r>
-        <w:rPr>
-          <w:rFonts w:ascii="Consolas" w:hAnsi="Consolas"/>
-        </w:rPr>
-        <w:t>%cpu</w:t>
-      </w:r>
-      <w:r>
-        <w:t xml:space="preserve"> fields) from dedicated n=30 benchmark runs. </w:t>
-      </w:r>
-      <w:r>
-        <w:rPr>
-          <w:i/>
-        </w:rPr>
-        <w:t>(Source: `figures_final/figure_8_computational_performance`)</w:t>
-      </w:r>
-    </w:p>
-    <w:p>
       <w:pPr>
         <w:pStyle w:val="Heading2"/>
       </w:pPr>
@@ -5982,77 +5929,6 @@
       </w:r>
       <w:r>
         <w:t>) for post-hoc review without altering the primary accuracy statistics.</w:t>
-      </w:r>
-    </w:p>
-    <w:p>
-      <w:r>
-        <w:rPr>
-          <w:b/>
-        </w:rPr>
-        <w:t>Supplementary Figure S12.</w:t>
-      </w:r>
-      <w:r>
-        <w:t xml:space="preserve"> </w:t>
-      </w:r>
-      <w:r>
-        <w:rPr>
-          <w:i/>
-        </w:rPr>
-        <w:t>Discordance taxonomy counts by modality.</w:t>
-      </w:r>
-      <w:r>
-        <w:t xml:space="preserve"> Bar charts show the number of discordance events per category (</w:t>
-      </w:r>
-      <w:r>
-        <w:rPr>
-          <w:rFonts w:ascii="Consolas" w:hAnsi="Consolas"/>
-        </w:rPr>
-        <w:t>low_evidence_conflict</w:t>
-      </w:r>
-      <w:r>
-        <w:t xml:space="preserve">, </w:t>
-      </w:r>
-      <w:r>
-        <w:rPr>
-          <w:rFonts w:ascii="Consolas" w:hAnsi="Consolas"/>
-        </w:rPr>
-        <w:t>no_evidence</w:t>
-      </w:r>
-      <w:r>
-        <w:t xml:space="preserve">, </w:t>
-      </w:r>
-      <w:r>
-        <w:rPr>
-          <w:rFonts w:ascii="Consolas" w:hAnsi="Consolas"/>
-        </w:rPr>
-        <w:t>possible_expression_bias</w:t>
-      </w:r>
-      <w:r>
-        <w:t xml:space="preserve">, </w:t>
-      </w:r>
-      <w:r>
-        <w:rPr>
-          <w:rFonts w:ascii="Consolas" w:hAnsi="Consolas"/>
-        </w:rPr>
-        <w:t>technical_conflict</w:t>
-      </w:r>
-      <w:r>
-        <w:t xml:space="preserve">) for the WGS (n=411 loci), WES (n=390), and RNA-seq (n=321) benchmarks. WGS carries by far the highest discordance (42.3%, dominated by </w:t>
-      </w:r>
-      <w:r>
-        <w:rPr>
-          <w:rFonts w:ascii="Consolas" w:hAnsi="Consolas"/>
-        </w:rPr>
-        <w:t>low_evidence_conflict</w:t>
-      </w:r>
-      <w:r>
-        <w:t xml:space="preserve"> from the wide spread of per-tool WGS accuracy), WES is intermediate (6.9%), and RNA-seq the lowest (4.0%), where the strong tools largely agree. The discordance ordering matches the modality ordering in which Champion-Challenger improves over majority voting. </w:t>
-      </w:r>
-      <w:r>
-        <w:rPr>
-          <w:i/>
-        </w:rPr>
-        <w:t>(Source: `figures_final/figure_6_discordance_taxonomy`)</w:t>
       </w:r>
     </w:p>
     <w:p>
@@ -7662,67 +7538,6 @@
       </w:r>
     </w:p>
     <w:p>
-      <w:r>
-        <w:rPr>
-          <w:b/>
-        </w:rPr>
-        <w:t>Supplementary Figure S8.</w:t>
-      </w:r>
-      <w:r>
-        <w:t xml:space="preserve"> </w:t>
-      </w:r>
-      <w:r>
-        <w:rPr>
-          <w:i/>
-        </w:rPr>
-        <w:t>Abstention–accuracy tradeoff curves across modalities.</w:t>
-      </w:r>
-      <w:r>
-        <w:t xml:space="preserve"> Line plots show overall correct-call rate (y-axis) against callable rate (x-axis) as the WeightedConsensus support threshold varies from 0 (always call) to 1 (always abstain), for WGS, WES, and RNA-seq benchmarks. Each point represents one threshold setting; the operating point selected out of fold under nested cross-validation is marked. This abstention behaviour is a secondary reliability property of the weighting-only consensus and is not part of the primary Champion-Challenger accuracy comparison. The WES and RNA-seq curves show a clear tradeoff: accepting a modest callable-rate reduction (from 1.0 to 0.93 in WES, 0.96 in RNA-seq) yields accuracy-among-callable estimates above MajorityVote accuracy. </w:t>
-      </w:r>
-      <w:r>
-        <w:rPr>
-          <w:i/>
-        </w:rPr>
-        <w:t>(Source: `figures_final/figure_5_abstention_tradeoff`)</w:t>
-      </w:r>
-    </w:p>
-    <w:p>
-      <w:r>
-        <w:rPr>
-          <w:b/>
-        </w:rPr>
-        <w:t>Supplementary Figure S13.</w:t>
-      </w:r>
-      <w:r>
-        <w:t xml:space="preserve"> </w:t>
-      </w:r>
-      <w:r>
-        <w:rPr>
-          <w:i/>
-        </w:rPr>
-        <w:t>Benchmark-derived reliability weights by tool and modality.</w:t>
-      </w:r>
-      <w:r>
-        <w:t xml:space="preserve"> Horizontal bar charts show the final blended weight (</w:t>
-      </w:r>
-      <w:r>
-        <w:rPr>
-          <w:rFonts w:ascii="Consolas" w:hAnsi="Consolas"/>
-        </w:rPr>
-        <w:t>final_weight = 0.7 × base_reliability + 0.3 × effective_confidence</w:t>
-      </w:r>
-      <w:r>
-        <w:t xml:space="preserve">) for each tool in the WGS, WES, and RNA-seq modalities. Tool-level weights are shown separately for HLA-A, HLA-B, and HLA-C where gene-level variation exists. Guardrail status is encoded by bar fill (solid = confidence boost applied; hatched = blocked). OptiType dominates WGS weighting; HLA-HD and OptiType lead in RNA-seq; POLYSOLVER and OptiType lead in WES. ArcasHLA's near-zero WGS weight and near-average RNA-seq weight illustrate why modality-specific weight learning is essential. </w:t>
-      </w:r>
-      <w:r>
-        <w:rPr>
-          <w:i/>
-        </w:rPr>
-        <w:t>(Source: `figures_final/figure_7_confidence_weights`)</w:t>
-      </w:r>
-    </w:p>
-    <w:p>
       <w:pPr>
         <w:pStyle w:val="Heading2"/>
       </w:pPr>
@@ -9453,32 +9268,6 @@
       </w:tr>
     </w:tbl>
     <w:p/>
-    <w:p>
-      <w:r>
-        <w:rPr>
-          <w:b/>
-        </w:rPr>
-        <w:t>Supplementary Figure S16.</w:t>
-      </w:r>
-      <w:r>
-        <w:t xml:space="preserve"> </w:t>
-      </w:r>
-      <w:r>
-        <w:rPr>
-          <w:i/>
-        </w:rPr>
-        <w:t>Orthogonal silver-standard truth validation against 1000 Genomes gold truth.</w:t>
-      </w:r>
-      <w:r>
-        <w:t xml:space="preserve"> (A) Allele-level concordance per locus (HLA-A, -B, -C) and overall, at two-field and G-group resolution, for a Locityper genotyping database built from the HPRC v1.1 Minigraph-Cactus pangenome versus a control database built from IPD-IMGT/HLA alleles, on 30 samples (shared depth profile) and a three-sample per-sample-depth pilot. The HPRC pangenome database nearly doubles concordance (overall two-field 0.811 versus 0.461 at 30 samples; 0.944 versus 0.556 in the pilot). (B) Confidence calibration: concordance as a function of Locityper genotype-quality threshold for the 30-sample run. Concordance increases monotonically with quality under the HPRC database (0.811→0.905) but is uninformative under the IMGT-allele database (0.461→0.432), demonstrating that genotype confidence is well-calibrated only with an adequate pangenome reference and motivating the agreement-gated silver-truth design. </w:t>
-      </w:r>
-      <w:r>
-        <w:rPr>
-          <w:i/>
-        </w:rPr>
-        <w:t>(Source: `figures_final/figure_12_silver_truth_hprc`)</w:t>
-      </w:r>
-    </w:p>
     <w:p>
       <w:pPr>
         <w:pStyle w:val="Heading2"/>
@@ -9597,32 +9386,6 @@
         <w:rPr>
           <w:b/>
         </w:rPr>
-        <w:t>Supplementary Figure S15.</w:t>
-      </w:r>
-      <w:r>
-        <w:t xml:space="preserve"> </w:t>
-      </w:r>
-      <w:r>
-        <w:rPr>
-          <w:i/>
-        </w:rPr>
-        <w:t>Trimodal WGS+WES+RNA robustness analysis (n=106 matched subjects; supplementary robustness benchmark).</w:t>
-      </w:r>
-      <w:r>
-        <w:t xml:space="preserve"> Two-panel comparison of trimodal and bimodal ensemble methods. Panel A: accuracy among callable loci for bimodal MajorityVote, bimodal WeightedConsensus, trimodal MajorityVote, and trimodal WeightedConsensus, with exact percentage annotations and Wilson score 95% confidence intervals. Panel B: callable rate (fraction of loci with a call) for the same four methods, showing the coverage cost of adding WGS. Hatched bars indicate trimodal methods. Adding WGS as a third modality does not improve over bimodal WES+RNA and reduces overall accuracy slightly, confirming that short-read WGS adds noise rather than signal to an already-strong WES+RNA ensemble. This finding is specific to the current benchmark cohort and tool set; it does not constitute a general recommendation to exclude WGS from all HLA typing workflows, but identifies WGS single-tool quality improvement as the most impactful open problem for WGS-equipped HLA typing pipelines. </w:t>
-      </w:r>
-      <w:r>
-        <w:rPr>
-          <w:i/>
-        </w:rPr>
-        <w:t>(Source: `figures_final/figure_10_trimodal_comparison`)</w:t>
-      </w:r>
-    </w:p>
-    <w:p>
-      <w:r>
-        <w:rPr>
-          <w:b/>
-        </w:rPr>
         <w:t>Figure 6.</w:t>
       </w:r>
       <w:r>
@@ -10633,77 +10396,6 @@
       </w:r>
     </w:p>
     <w:p>
-      <w:r>
-        <w:rPr>
-          <w:b/>
-        </w:rPr>
-        <w:t>Supplementary Figure S17.</w:t>
-      </w:r>
-      <w:r>
-        <w:t xml:space="preserve"> </w:t>
-      </w:r>
-      <w:r>
-        <w:rPr>
-          <w:i/>
-        </w:rPr>
-        <w:t>External validation on an independent non-1000G cohort (NCI-60).</w:t>
-      </w:r>
-      <w:r>
-        <w:t xml:space="preserve"> The frozen 1000G-derived Champion-Challenger policy is applied without re-learning to NCI-60 RNA-seq and WES, scored against Adams (2005) sequence-based typing (HLA-A/-B/-C, two-field). </w:t>
-      </w:r>
-      <w:r>
-        <w:rPr>
-          <w:b/>
-        </w:rPr>
-        <w:t>(A)</w:t>
-      </w:r>
-      <w:r>
-        <w:t xml:space="preserve"> Overall correct-call rate with Wilson 95% confidence intervals for the best single tool, majority voting, and ChampHLA, by modality (RNA-seq </w:t>
-      </w:r>
-      <w:r>
-        <w:rPr>
-          <w:i/>
-        </w:rPr>
-        <w:t>n</w:t>
-      </w:r>
-      <w:r>
-        <w:t xml:space="preserve">=42, WES </w:t>
-      </w:r>
-      <w:r>
-        <w:rPr>
-          <w:i/>
-        </w:rPr>
-        <w:t>n</w:t>
-      </w:r>
-      <w:r>
-        <w:t xml:space="preserve">=42); on WES ChampHLA (0.842) matches majority voting and exceeds OptiType (0.817), and on RNA-seq ChampHLA (0.793) tracks just below majority voting (0.817) with a predominantly corrective gate (15 of 20 overrides corrective). </w:t>
-      </w:r>
-      <w:r>
-        <w:rPr>
-          <w:b/>
-        </w:rPr>
-        <w:t>(B)</w:t>
-      </w:r>
-      <w:r>
-        <w:t xml:space="preserve"> Per-locus correct-call rate (HLA-A/-B/-C) for ChampHLA and majority voting in each modality. </w:t>
-      </w:r>
-      <w:r>
-        <w:rPr>
-          <w:b/>
-        </w:rPr>
-        <w:t>(C)</w:t>
-      </w:r>
-      <w:r>
-        <w:t xml:space="preserve"> WES override-gate behaviour at the deployed support=0.35/margin=0.00 as the supporting-tools floor varies: the deployed floor of ≥1 tool gives 0.842 (three corrective, one harmful, three neutral overrides, equal to majority voting); raising it to ≥2 removes all harmful/neutral overrides and yields the optimum (0.854, three corrective / zero harmful, above the majority-voting reference 0.842); ≥3 suppresses all overrides (0.817, equal to OptiType). </w:t>
-      </w:r>
-      <w:r>
-        <w:rPr>
-          <w:i/>
-        </w:rPr>
-        <w:t>(Source: `figures_final_candidate/figure_13_external_validation_nci60`)</w:t>
-      </w:r>
-    </w:p>
-    <w:p>
       <w:pPr>
         <w:pStyle w:val="Heading2"/>
       </w:pPr>
@@ -12175,1611 +11867,48 @@
         <w:pStyle w:val="Heading1"/>
       </w:pPr>
       <w:r>
-        <w:t>Supplementary Section (Outline)</w:t>
+        <w:t>Supplementary Materials</w:t>
       </w:r>
     </w:p>
     <w:p>
       <w:r>
-        <w:rPr>
-          <w:i/>
-        </w:rPr>
-        <w:t>Supplementary Figures.</w:t>
-      </w:r>
-      <w:r>
-        <w:t xml:space="preserve"> In addition to Supplementary Figures S1–S3 and S8, six figures reporting secondary analyses were moved out of the main set during revision and are captioned inline with their relevant Results subsection: </w:t>
+        <w:t xml:space="preserve">All supplementary items are provided in a separate document, </w:t>
       </w:r>
       <w:r>
         <w:rPr>
           <w:b/>
         </w:rPr>
-        <w:t>S12</w:t>
-      </w:r>
-      <w:r>
-        <w:t xml:space="preserve"> discordance taxonomy by modality (§3), </w:t>
-      </w:r>
-      <w:r>
-        <w:rPr>
-          <w:b/>
-        </w:rPr>
-        <w:t>S13</w:t>
-      </w:r>
-      <w:r>
-        <w:t xml:space="preserve"> benchmark-derived reliability weights (§4), </w:t>
-      </w:r>
-      <w:r>
-        <w:rPr>
-          <w:b/>
-        </w:rPr>
-        <w:t>S14</w:t>
-      </w:r>
-      <w:r>
-        <w:t xml:space="preserve"> computational resource requirements (§2), </w:t>
-      </w:r>
-      <w:r>
-        <w:rPr>
-          <w:b/>
-        </w:rPr>
-        <w:t>S15</w:t>
-      </w:r>
-      <w:r>
-        <w:t xml:space="preserve"> trimodal WGS+WES+RNA robustness (§7), </w:t>
-      </w:r>
-      <w:r>
-        <w:rPr>
-          <w:b/>
-        </w:rPr>
-        <w:t>S16</w:t>
-      </w:r>
-      <w:r>
-        <w:t xml:space="preserve"> orthogonal silver-standard truth validation (§6), and </w:t>
-      </w:r>
-      <w:r>
-        <w:rPr>
-          <w:b/>
-        </w:rPr>
-        <w:t>S17</w:t>
-      </w:r>
-      <w:r>
-        <w:t xml:space="preserve"> external validation on NCI-60 (§8). (Numbers S12–S17 are assigned to avoid collision with existing Supplementary Tables S9–S11.)</w:t>
-      </w:r>
-    </w:p>
-    <w:p>
-      <w:pPr>
-        <w:pStyle w:val="Heading2"/>
-      </w:pPr>
-      <w:r>
-        <w:t>S1. Full HPC Usage Guide</w:t>
-      </w:r>
-    </w:p>
-    <w:p>
-      <w:r>
-        <w:t xml:space="preserve">Detailed SLURM configuration with example </w:t>
+        <w:t>ChampHLA — Supplementary Materials</w:t>
+      </w:r>
+      <w:r>
+        <w:t xml:space="preserve"> (</w:t>
       </w:r>
       <w:r>
         <w:rPr>
           <w:rFonts w:ascii="Consolas" w:hAnsi="Consolas"/>
         </w:rPr>
-        <w:t>nextflow.config</w:t>
-      </w:r>
-      <w:r>
-        <w:t xml:space="preserve"> overrides, Singularity SIF cache setup instructions, CSC Puhti-specific parameter file, resource sizing guide by cohort size and sequencing modality, and annotated example commands for WGS, WES, and RNA-seq cohort runs.</w:t>
-      </w:r>
-    </w:p>
-    <w:p>
-      <w:pPr>
-        <w:pStyle w:val="Heading2"/>
-      </w:pPr>
-      <w:r>
-        <w:t>S2. Full Local Computer Usage Guide</w:t>
-      </w:r>
-    </w:p>
-    <w:p>
-      <w:r>
-        <w:t>Docker installation prerequisites, per-tool resource profiles (RAM, CPU, disk), recommended tool subsets for memory-constrained environments (&lt; 16 GB RAM, &lt; 32 GB RAM), Docker Compose alternative for multi-sample parallelisation, and expected runtimes on consumer hardware.</w:t>
-      </w:r>
-    </w:p>
-    <w:p>
-      <w:pPr>
-        <w:pStyle w:val="Heading2"/>
-      </w:pPr>
-      <w:r>
-        <w:t>S3. Full Scenario Walkthroughs</w:t>
-      </w:r>
-    </w:p>
-    <w:p>
-      <w:r>
-        <w:t>Step-by-step walkthroughs for all four user scenarios described in the Recommendations section, including: (S3.1) SLURM WES cohort run with full eight-tool panel and Champion-Challenger output; (S3.2) local Docker RNA-seq run with HLA-HD+ArcasHLA+OptiType+T1K panel; (S3.3) samplesheet CSV preparation and validation; (S3.4) custom benchmark YAML configuration for a new cohort with user-provided truth data.</w:t>
-      </w:r>
-    </w:p>
-    <w:p>
-      <w:pPr>
-        <w:pStyle w:val="Heading2"/>
-      </w:pPr>
-      <w:r>
-        <w:t>S4. Extended Resolution and Ambiguity Analysis</w:t>
-      </w:r>
-    </w:p>
-    <w:p>
-      <w:r>
-        <w:t>Extended per-locus resolution analysis for the WGS (n=137) and WES truth-backed benchmarks, including per-gene breakdowns of exact_3field, ambiguity_compatible, g_group, and p_group match rates for all eight tools. Supplements the summary findings in Results §5 (main text Table 7 and Supplementary Figure S3). Includes discussion of the 2014 truth-set ambiguity ceiling and its implications for interpreting apparent WGS accuracy gaps.</w:t>
-      </w:r>
-    </w:p>
-    <w:p>
-      <w:pPr>
-        <w:pStyle w:val="Heading2"/>
-      </w:pPr>
-      <w:r>
-        <w:t>S5. Extended Limitations and ChampHLA v2 Roadmap</w:t>
-      </w:r>
-    </w:p>
-    <w:p>
-      <w:r>
-        <w:t>Full discussion of each limitation identified in the main text, including: training-split size and its effect on weight uncertainty; proxy-based confidence representation and its limitations relative to calibrated probability models; single-champion-per-gene design and its implications for population-stratified cohorts; truth-set ceiling at two-field resolution; and WGS tool-limitation as the central barrier to WGS ensemble accuracy improvement. Planned features for version 2.1 include: DRB1/DQB1 five-locus evaluation with complementary truth resources; per-population weight stratification; allele-frequency priors in override policy; isotonic regression confidence calibration to replace proxy-based Platt scaling; graph-aware and long-read backends via T1K; and integration hooks for neoantigen prediction and transplant compatibility scoring downstream tools.</w:t>
-      </w:r>
-    </w:p>
-    <w:p>
-      <w:pPr>
-        <w:pStyle w:val="Heading2"/>
-      </w:pPr>
-      <w:r>
-        <w:t>S6. Champion-Challenger Sweep Surface</w:t>
-      </w:r>
-    </w:p>
-    <w:p>
-      <w:r>
-        <w:t xml:space="preserve">Description of the sweep TSV file format, how to read the accuracy-override tradeoff table, and guidance for selecting a custom operating point for institution-specific precision requirements. </w:t>
-      </w:r>
-      <w:r>
-        <w:rPr>
-          <w:b/>
-        </w:rPr>
-        <w:t>The sweep surface is an in-sample tuning aid for choosing a production operating point, not a held-out performance estimate:</w:t>
-      </w:r>
-      <w:r>
-        <w:t xml:space="preserve"> its accuracies are computed on the full benchmark cohort without a train/test split, so the accuracy at any swept point is optimistically biased and must not be read as the method's expected accuracy. All accuracy figures reported in this manuscript instead come from the nested cross-validation path (Methods §2), in which the operating point is selected strictly out of fold; the sweep is provided only so users can trade correct-call rate against override aggressiveness for their own precision requirements.</w:t>
-      </w:r>
-    </w:p>
-    <w:p>
-      <w:pPr>
-        <w:pStyle w:val="Heading2"/>
-      </w:pPr>
-      <w:r>
-        <w:t>S7. FIMM Clinical HLA Typing and Loss of Heterozygosity Analysis</w:t>
-      </w:r>
-    </w:p>
-    <w:p>
-      <w:r>
-        <w:t>#### S7.1 Cross-Modality HLA Concordance (FIMM AML/MDS Cohort)</w:t>
-      </w:r>
-    </w:p>
-    <w:p>
-      <w:r>
-        <w:t>To assess ChampHLA's clinical utility on real-world cancer samples, we applied the pipeline to a cohort of AML and MDS patients from the Institute for Molecular Medicine Finland (FIMM). HLA typing was performed across three sequencing modalities—single-cell RNA-seq (scRNA-seq), bulk RNA-seq, and whole-exome sequencing (WES)—using ChampHLA tools available for each modality (OptiType, ArcasHLA, and SpecHLA for WES and bulk RNA; OptiType and ArcasHLA for scRNA). Cross-modality concordance rates were computed for each HLA gene (A, B, C) by comparing allele calls between all modality pairs (</w:t>
-      </w:r>
-      <w:r>
-        <w:rPr>
-          <w:b/>
-        </w:rPr>
-        <w:t>Figure S4</w:t>
-      </w:r>
-      <w:r>
-        <w:t>).</w:t>
-      </w:r>
-    </w:p>
-    <w:p>
-      <w:r>
-        <w:t>Concordance was highest between bulk RNA and WES across all three genes, consistent with the strong complementarity of these modalities observed in the 1000 Genomes benchmark (Results §7). scRNA vs WES concordance was lower, particularly at HLA-C, reflecting the reduced read depth at HLA loci typical of droplet-based scRNA-seq protocols. These cross-modality patterns are consistent with the benchmark finding that bimodal WES+RNA consensus produces the highest ensemble accuracy.</w:t>
-      </w:r>
-    </w:p>
-    <w:p>
-      <w:r>
-        <w:t>#### S7.2 HLA Allele Dropout and Homozygosity QC</w:t>
-      </w:r>
-    </w:p>
-    <w:p>
-      <w:r>
-        <w:t>Before interpreting allele-level results, we characterised allele dropout patterns across tools and modalities using the 1000 Genomes truth-backed benchmarks (</w:t>
-      </w:r>
-      <w:r>
-        <w:rPr>
-          <w:b/>
-        </w:rPr>
-        <w:t>Figure S5</w:t>
-      </w:r>
-      <w:r>
-        <w:t>). The false duplicate rate (fraction of heterozygous truth loci called as homozygous) varied substantially by tool and modality. ArcasHLA exhibited the highest false duplicate rate in RNA-seq (1.0 at HLA-A and HLA-B), consistent with its tendency to call a single allele when the minor allele falls below its detection threshold under allele-specific expression. In contrast, WES showed near-zero false duplicate rates for most tools, supporting the use of WES-based allele calls as the primary input for downstream analyses such as LOH classification and HED computation.</w:t>
-      </w:r>
-    </w:p>
-    <w:p>
-      <w:r>
-        <w:t>#### S7.3 FIMM WES LOH Candidate Classification</w:t>
-      </w:r>
-    </w:p>
-    <w:p>
-      <w:r>
-        <w:t>Loss of heterozygosity (LOH) at HLA loci is a tumour immune escape mechanism in haematological malignancies. Using SpecHLA WES allele frequency outputs from the FIMM cohort, we classified each patient–gene pair into four categories (</w:t>
-      </w:r>
-      <w:r>
-        <w:rPr>
-          <w:b/>
-        </w:rPr>
-        <w:t>Figure S6</w:t>
-      </w:r>
-      <w:r>
-        <w:t>): candidate LOH (major allele fraction ≥ 0.80 with ≥ 20 heterozygous variant sites), allelic imbalance requiring review, balanced heterozygous, or insufficient evidence. These classifications are exploratory: WES allele frequencies reflect exon-capture read depth at HLA loci rather than genome-wide allele balance, and thresholds calibrated for WGS may not transfer reliably to WES data. WGS confirmation is required before drawing clinical conclusions from candidate LOH events identified in WES data.</w:t>
-      </w:r>
-    </w:p>
-    <w:p>
-      <w:r>
-        <w:t>#### S7.4 Overall Survival and HLA Evolutionary Divergence</w:t>
-      </w:r>
-    </w:p>
-    <w:p>
-      <w:r>
-        <w:t>In a subset of 28 FIMM patients with available survival follow-up, we computed HLA Evolutionary Divergence (HED)—the mean Grantham amino acid distance at antigen-binding groove positions—from WES consensus allele calls at HLA-A, -B, and -C. Kaplan–Meier survival curves were stratified by diagnosis group (AML, MDS, MDS→AML) and by median HED total (</w:t>
-      </w:r>
-      <w:r>
-        <w:rPr>
-          <w:b/>
-        </w:rPr>
-        <w:t>Figure S7</w:t>
-      </w:r>
-      <w:r>
-        <w:t>). The analysis is exploratory given the small cohort size (n ≈ 14 per arm for the HED split), which provides approximately 25% power to detect a hazard ratio of 2.0. Results should be interpreted as hypothesis-generating for future larger-scale studies investigating the relationship between HLA diversity and outcomes in haematological malignancies.</w:t>
-      </w:r>
-    </w:p>
-    <w:p>
-      <w:pPr>
-        <w:pStyle w:val="Heading2"/>
-      </w:pPr>
-      <w:r>
-        <w:t>S8. Abstention–Accuracy Tradeoff (weighting-only consensus)</w:t>
-      </w:r>
-    </w:p>
-    <w:p>
-      <w:r>
-        <w:rPr>
-          <w:b/>
-        </w:rPr>
-        <w:t>Supplementary Figure S8</w:t>
-      </w:r>
-      <w:r>
-        <w:t xml:space="preserve"> shows the abstention–accuracy tradeoff for the weighting-only WeightedConsensus across modalities: as the support threshold rises, callable rate falls and accuracy among called loci rises. This is a secondary reliability property (a "defer rather than err" option) of the weighting scheme and is not part of the primary Champion-Challenger accuracy comparison; the overall correct-call rate of WeightedConsensus remains below majority voting in every modality (Table 3, ablation row).</w:t>
-      </w:r>
-    </w:p>
-    <w:p>
-      <w:pPr>
-        <w:pStyle w:val="Heading2"/>
-      </w:pPr>
-      <w:r>
-        <w:t>S9. Accuracy by Allele Commonness (CIWD 3.0.0)</w:t>
-      </w:r>
-    </w:p>
-    <w:p>
-      <w:r>
-        <w:t xml:space="preserve">Held-out nested-CV correct-call rate stratified by the commonness of the rarer truth allele (CIWD 3.0.0; </w:t>
+        <w:t>docs/CHAMPHLA_MANUSCRIPT_V3_SUPPLEMENTARY.md</w:t>
+      </w:r>
+      <w:r>
+        <w:t xml:space="preserve"> / </w:t>
       </w:r>
       <w:r>
         <w:rPr>
           <w:rFonts w:ascii="Consolas" w:hAnsi="Consolas"/>
         </w:rPr>
-        <w:t>analysis/nested_cv_champion_challenger/*/nested_cv_by_ciwd.tsv</w:t>
-      </w:r>
-      <w:r>
-        <w:t>). The common stratum dominates every cohort; intermediate/well-documented strata carry too few loci (n ≤ 3) for inference and are omitted here. The WGS Champion-Challenger gain is retained within the common stratum, confirming it is not a rare-allele artefact.</w:t>
-      </w:r>
-    </w:p>
-    <w:tbl>
-      <w:tblPr>
-        <w:tblStyle w:val="LightGrid-Accent1"/>
-        <w:tblW w:type="auto" w:w="0"/>
-        <w:tblLook w:firstColumn="1" w:firstRow="1" w:lastColumn="0" w:lastRow="0" w:noHBand="0" w:noVBand="1" w:val="04A0"/>
-      </w:tblPr>
-      <w:tblGrid>
-        <w:gridCol w:w="1728"/>
-        <w:gridCol w:w="1728"/>
-        <w:gridCol w:w="1728"/>
-        <w:gridCol w:w="1728"/>
-        <w:gridCol w:w="1728"/>
-      </w:tblGrid>
-      <w:tr>
-        <w:tc>
-          <w:tcPr>
-            <w:tcW w:type="dxa" w:w="1728"/>
-          </w:tcPr>
-          <w:p>
-            <w:r>
-              <w:rPr>
-                <w:b/>
-              </w:rPr>
-            </w:r>
-            <w:r>
-              <w:rPr>
-                <w:b/>
-              </w:rPr>
-              <w:t>Modality</w:t>
-            </w:r>
-          </w:p>
-        </w:tc>
-        <w:tc>
-          <w:tcPr>
-            <w:tcW w:type="dxa" w:w="1728"/>
-          </w:tcPr>
-          <w:p>
-            <w:r>
-              <w:rPr>
-                <w:b/>
-              </w:rPr>
-            </w:r>
-            <w:r>
-              <w:rPr>
-                <w:b/>
-              </w:rPr>
-              <w:t>Stratum</w:t>
-            </w:r>
-          </w:p>
-        </w:tc>
-        <w:tc>
-          <w:tcPr>
-            <w:tcW w:type="dxa" w:w="1728"/>
-          </w:tcPr>
-          <w:p>
-            <w:r>
-              <w:rPr>
-                <w:b/>
-              </w:rPr>
-            </w:r>
-            <w:r>
-              <w:rPr>
-                <w:b/>
-              </w:rPr>
-              <w:t>n loci</w:t>
-            </w:r>
-          </w:p>
-        </w:tc>
-        <w:tc>
-          <w:tcPr>
-            <w:tcW w:type="dxa" w:w="1728"/>
-          </w:tcPr>
-          <w:p>
-            <w:r>
-              <w:rPr>
-                <w:b/>
-              </w:rPr>
-            </w:r>
-            <w:r>
-              <w:rPr>
-                <w:b/>
-              </w:rPr>
-              <w:t>MajorityVote</w:t>
-            </w:r>
-          </w:p>
-        </w:tc>
-        <w:tc>
-          <w:tcPr>
-            <w:tcW w:type="dxa" w:w="1728"/>
-          </w:tcPr>
-          <w:p>
-            <w:r>
-              <w:rPr>
-                <w:b/>
-              </w:rPr>
-            </w:r>
-            <w:r>
-              <w:rPr>
-                <w:b/>
-              </w:rPr>
-              <w:t>ChampHLA (CC)</w:t>
-            </w:r>
-          </w:p>
-        </w:tc>
-      </w:tr>
-      <w:tr>
-        <w:tc>
-          <w:tcPr>
-            <w:tcW w:type="dxa" w:w="1728"/>
-          </w:tcPr>
-          <w:p>
-            <w:r/>
-            <w:r>
-              <w:t>WGS</w:t>
-            </w:r>
-          </w:p>
-        </w:tc>
-        <w:tc>
-          <w:tcPr>
-            <w:tcW w:type="dxa" w:w="1728"/>
-          </w:tcPr>
-          <w:p>
-            <w:r/>
-            <w:r>
-              <w:t>common</w:t>
-            </w:r>
-          </w:p>
-        </w:tc>
-        <w:tc>
-          <w:tcPr>
-            <w:tcW w:type="dxa" w:w="1728"/>
-          </w:tcPr>
-          <w:p>
-            <w:r/>
-            <w:r>
-              <w:t>397</w:t>
-            </w:r>
-          </w:p>
-        </w:tc>
-        <w:tc>
-          <w:tcPr>
-            <w:tcW w:type="dxa" w:w="1728"/>
-          </w:tcPr>
-          <w:p>
-            <w:r/>
-            <w:r>
-              <w:t>0.390</w:t>
-            </w:r>
-          </w:p>
-        </w:tc>
-        <w:tc>
-          <w:tcPr>
-            <w:tcW w:type="dxa" w:w="1728"/>
-          </w:tcPr>
-          <w:p>
-            <w:r/>
-            <w:r>
-              <w:rPr>
-                <w:b/>
-              </w:rPr>
-              <w:t>0.504</w:t>
-            </w:r>
-          </w:p>
-        </w:tc>
-      </w:tr>
-      <w:tr>
-        <w:tc>
-          <w:tcPr>
-            <w:tcW w:type="dxa" w:w="1728"/>
-          </w:tcPr>
-          <w:p>
-            <w:r/>
-            <w:r>
-              <w:t>WES</w:t>
-            </w:r>
-          </w:p>
-        </w:tc>
-        <w:tc>
-          <w:tcPr>
-            <w:tcW w:type="dxa" w:w="1728"/>
-          </w:tcPr>
-          <w:p>
-            <w:r/>
-            <w:r>
-              <w:t>common</w:t>
-            </w:r>
-          </w:p>
-        </w:tc>
-        <w:tc>
-          <w:tcPr>
-            <w:tcW w:type="dxa" w:w="1728"/>
-          </w:tcPr>
-          <w:p>
-            <w:r/>
-            <w:r>
-              <w:t>377</w:t>
-            </w:r>
-          </w:p>
-        </w:tc>
-        <w:tc>
-          <w:tcPr>
-            <w:tcW w:type="dxa" w:w="1728"/>
-          </w:tcPr>
-          <w:p>
-            <w:r/>
-            <w:r>
-              <w:t>0.952</w:t>
-            </w:r>
-          </w:p>
-        </w:tc>
-        <w:tc>
-          <w:tcPr>
-            <w:tcW w:type="dxa" w:w="1728"/>
-          </w:tcPr>
-          <w:p>
-            <w:r/>
-            <w:r>
-              <w:t>0.955</w:t>
-            </w:r>
-          </w:p>
-        </w:tc>
-      </w:tr>
-      <w:tr>
-        <w:tc>
-          <w:tcPr>
-            <w:tcW w:type="dxa" w:w="1728"/>
-          </w:tcPr>
-          <w:p>
-            <w:r/>
-            <w:r>
-              <w:t>RNA-seq</w:t>
-            </w:r>
-          </w:p>
-        </w:tc>
-        <w:tc>
-          <w:tcPr>
-            <w:tcW w:type="dxa" w:w="1728"/>
-          </w:tcPr>
-          <w:p>
-            <w:r/>
-            <w:r>
-              <w:t>common</w:t>
-            </w:r>
-          </w:p>
-        </w:tc>
-        <w:tc>
-          <w:tcPr>
-            <w:tcW w:type="dxa" w:w="1728"/>
-          </w:tcPr>
-          <w:p>
-            <w:r/>
-            <w:r>
-              <w:t>312</w:t>
-            </w:r>
-          </w:p>
-        </w:tc>
-        <w:tc>
-          <w:tcPr>
-            <w:tcW w:type="dxa" w:w="1728"/>
-          </w:tcPr>
-          <w:p>
-            <w:r/>
-            <w:r>
-              <w:t>0.955</w:t>
-            </w:r>
-          </w:p>
-        </w:tc>
-        <w:tc>
-          <w:tcPr>
-            <w:tcW w:type="dxa" w:w="1728"/>
-          </w:tcPr>
-          <w:p>
-            <w:r/>
-            <w:r>
-              <w:t>0.946</w:t>
-            </w:r>
-          </w:p>
-        </w:tc>
-      </w:tr>
-    </w:tbl>
-    <w:p/>
-    <w:p>
-      <w:pPr>
-        <w:pStyle w:val="Heading2"/>
-      </w:pPr>
-      <w:r>
-        <w:t>S10. Accuracy by Continental Ancestry</w:t>
-      </w:r>
-    </w:p>
-    <w:p>
-      <w:r>
-        <w:t xml:space="preserve">Held-out nested-CV correct-call rate stratified by 1000 Genomes superpopulation mapped to continental ancestry (EUR = CEU/FIN/GBR/TSI; AFR = YRI; </w:t>
+        <w:t>.docx</w:t>
+      </w:r>
+      <w:r>
+        <w:t xml:space="preserve">): Supplementary Figures S1–S8 and S12–S17, Supplementary Tables S9–S11, and Supplementary Notes S1–S11. Each supplementary figure is embedded there with its source stem under </w:t>
       </w:r>
       <w:r>
         <w:rPr>
           <w:rFonts w:ascii="Consolas" w:hAnsi="Consolas"/>
         </w:rPr>
-        <w:t>analysis/nested_cv_champion_challenger/*/nested_cv_by_ancestry.tsv</w:t>
-      </w:r>
-      <w:r>
-        <w:t>). Champion-Challenger is greater than or equal to majority voting in every ancestry stratum and modality; the African-ancestry and unlabelled strata carry small n and wide intervals, so per-population weight learning (Limitations) remains a valuable extension.</w:t>
-      </w:r>
-    </w:p>
-    <w:tbl>
-      <w:tblPr>
-        <w:tblStyle w:val="LightGrid-Accent1"/>
-        <w:tblW w:type="auto" w:w="0"/>
-        <w:tblLook w:firstColumn="1" w:firstRow="1" w:lastColumn="0" w:lastRow="0" w:noHBand="0" w:noVBand="1" w:val="04A0"/>
-      </w:tblPr>
-      <w:tblGrid>
-        <w:gridCol w:w="1728"/>
-        <w:gridCol w:w="1728"/>
-        <w:gridCol w:w="1728"/>
-        <w:gridCol w:w="1728"/>
-        <w:gridCol w:w="1728"/>
-      </w:tblGrid>
-      <w:tr>
-        <w:tc>
-          <w:tcPr>
-            <w:tcW w:type="dxa" w:w="1728"/>
-          </w:tcPr>
-          <w:p>
-            <w:r>
-              <w:rPr>
-                <w:b/>
-              </w:rPr>
-            </w:r>
-            <w:r>
-              <w:rPr>
-                <w:b/>
-              </w:rPr>
-              <w:t>Modality</w:t>
-            </w:r>
-          </w:p>
-        </w:tc>
-        <w:tc>
-          <w:tcPr>
-            <w:tcW w:type="dxa" w:w="1728"/>
-          </w:tcPr>
-          <w:p>
-            <w:r>
-              <w:rPr>
-                <w:b/>
-              </w:rPr>
-            </w:r>
-            <w:r>
-              <w:rPr>
-                <w:b/>
-              </w:rPr>
-              <w:t>Ancestry</w:t>
-            </w:r>
-          </w:p>
-        </w:tc>
-        <w:tc>
-          <w:tcPr>
-            <w:tcW w:type="dxa" w:w="1728"/>
-          </w:tcPr>
-          <w:p>
-            <w:r>
-              <w:rPr>
-                <w:b/>
-              </w:rPr>
-            </w:r>
-            <w:r>
-              <w:rPr>
-                <w:b/>
-              </w:rPr>
-              <w:t>n loci</w:t>
-            </w:r>
-          </w:p>
-        </w:tc>
-        <w:tc>
-          <w:tcPr>
-            <w:tcW w:type="dxa" w:w="1728"/>
-          </w:tcPr>
-          <w:p>
-            <w:r>
-              <w:rPr>
-                <w:b/>
-              </w:rPr>
-            </w:r>
-            <w:r>
-              <w:rPr>
-                <w:b/>
-              </w:rPr>
-              <w:t>MajorityVote</w:t>
-            </w:r>
-          </w:p>
-        </w:tc>
-        <w:tc>
-          <w:tcPr>
-            <w:tcW w:type="dxa" w:w="1728"/>
-          </w:tcPr>
-          <w:p>
-            <w:r>
-              <w:rPr>
-                <w:b/>
-              </w:rPr>
-            </w:r>
-            <w:r>
-              <w:rPr>
-                <w:b/>
-              </w:rPr>
-              <w:t>ChampHLA (CC)</w:t>
-            </w:r>
-          </w:p>
-        </w:tc>
-      </w:tr>
-      <w:tr>
-        <w:tc>
-          <w:tcPr>
-            <w:tcW w:type="dxa" w:w="1728"/>
-          </w:tcPr>
-          <w:p>
-            <w:r/>
-            <w:r>
-              <w:t>WGS</w:t>
-            </w:r>
-          </w:p>
-        </w:tc>
-        <w:tc>
-          <w:tcPr>
-            <w:tcW w:type="dxa" w:w="1728"/>
-          </w:tcPr>
-          <w:p>
-            <w:r/>
-            <w:r>
-              <w:t>AFR</w:t>
-            </w:r>
-          </w:p>
-        </w:tc>
-        <w:tc>
-          <w:tcPr>
-            <w:tcW w:type="dxa" w:w="1728"/>
-          </w:tcPr>
-          <w:p>
-            <w:r/>
-            <w:r>
-              <w:t>21</w:t>
-            </w:r>
-          </w:p>
-        </w:tc>
-        <w:tc>
-          <w:tcPr>
-            <w:tcW w:type="dxa" w:w="1728"/>
-          </w:tcPr>
-          <w:p>
-            <w:r/>
-            <w:r>
-              <w:t>0.476</w:t>
-            </w:r>
-          </w:p>
-        </w:tc>
-        <w:tc>
-          <w:tcPr>
-            <w:tcW w:type="dxa" w:w="1728"/>
-          </w:tcPr>
-          <w:p>
-            <w:r/>
-            <w:r>
-              <w:rPr>
-                <w:b/>
-              </w:rPr>
-              <w:t>0.571</w:t>
-            </w:r>
-          </w:p>
-        </w:tc>
-      </w:tr>
-      <w:tr>
-        <w:tc>
-          <w:tcPr>
-            <w:tcW w:type="dxa" w:w="1728"/>
-          </w:tcPr>
-          <w:p>
-            <w:r/>
-            <w:r>
-              <w:t>WGS</w:t>
-            </w:r>
-          </w:p>
-        </w:tc>
-        <w:tc>
-          <w:tcPr>
-            <w:tcW w:type="dxa" w:w="1728"/>
-          </w:tcPr>
-          <w:p>
-            <w:r/>
-            <w:r>
-              <w:t>EUR</w:t>
-            </w:r>
-          </w:p>
-        </w:tc>
-        <w:tc>
-          <w:tcPr>
-            <w:tcW w:type="dxa" w:w="1728"/>
-          </w:tcPr>
-          <w:p>
-            <w:r/>
-            <w:r>
-              <w:t>93</w:t>
-            </w:r>
-          </w:p>
-        </w:tc>
-        <w:tc>
-          <w:tcPr>
-            <w:tcW w:type="dxa" w:w="1728"/>
-          </w:tcPr>
-          <w:p>
-            <w:r/>
-            <w:r>
-              <w:t>0.430</w:t>
-            </w:r>
-          </w:p>
-        </w:tc>
-        <w:tc>
-          <w:tcPr>
-            <w:tcW w:type="dxa" w:w="1728"/>
-          </w:tcPr>
-          <w:p>
-            <w:r/>
-            <w:r>
-              <w:t>0.441</w:t>
-            </w:r>
-          </w:p>
-        </w:tc>
-      </w:tr>
-      <w:tr>
-        <w:tc>
-          <w:tcPr>
-            <w:tcW w:type="dxa" w:w="1728"/>
-          </w:tcPr>
-          <w:p>
-            <w:r/>
-            <w:r>
-              <w:t>WGS</w:t>
-            </w:r>
-          </w:p>
-        </w:tc>
-        <w:tc>
-          <w:tcPr>
-            <w:tcW w:type="dxa" w:w="1728"/>
-          </w:tcPr>
-          <w:p>
-            <w:r/>
-            <w:r>
-              <w:t>unlabelled</w:t>
-            </w:r>
-          </w:p>
-        </w:tc>
-        <w:tc>
-          <w:tcPr>
-            <w:tcW w:type="dxa" w:w="1728"/>
-          </w:tcPr>
-          <w:p>
-            <w:r/>
-            <w:r>
-              <w:t>297</w:t>
-            </w:r>
-          </w:p>
-        </w:tc>
-        <w:tc>
-          <w:tcPr>
-            <w:tcW w:type="dxa" w:w="1728"/>
-          </w:tcPr>
-          <w:p>
-            <w:r/>
-            <w:r>
-              <w:t>0.364</w:t>
-            </w:r>
-          </w:p>
-        </w:tc>
-        <w:tc>
-          <w:tcPr>
-            <w:tcW w:type="dxa" w:w="1728"/>
-          </w:tcPr>
-          <w:p>
-            <w:r/>
-            <w:r>
-              <w:rPr>
-                <w:b/>
-              </w:rPr>
-              <w:t>0.515</w:t>
-            </w:r>
-          </w:p>
-        </w:tc>
-      </w:tr>
-      <w:tr>
-        <w:tc>
-          <w:tcPr>
-            <w:tcW w:type="dxa" w:w="1728"/>
-          </w:tcPr>
-          <w:p>
-            <w:r/>
-            <w:r>
-              <w:t>WES</w:t>
-            </w:r>
-          </w:p>
-        </w:tc>
-        <w:tc>
-          <w:tcPr>
-            <w:tcW w:type="dxa" w:w="1728"/>
-          </w:tcPr>
-          <w:p>
-            <w:r/>
-            <w:r>
-              <w:t>AFR</w:t>
-            </w:r>
-          </w:p>
-        </w:tc>
-        <w:tc>
-          <w:tcPr>
-            <w:tcW w:type="dxa" w:w="1728"/>
-          </w:tcPr>
-          <w:p>
-            <w:r/>
-            <w:r>
-              <w:t>21</w:t>
-            </w:r>
-          </w:p>
-        </w:tc>
-        <w:tc>
-          <w:tcPr>
-            <w:tcW w:type="dxa" w:w="1728"/>
-          </w:tcPr>
-          <w:p>
-            <w:r/>
-            <w:r>
-              <w:t>0.905</w:t>
-            </w:r>
-          </w:p>
-        </w:tc>
-        <w:tc>
-          <w:tcPr>
-            <w:tcW w:type="dxa" w:w="1728"/>
-          </w:tcPr>
-          <w:p>
-            <w:r/>
-            <w:r>
-              <w:rPr>
-                <w:b/>
-              </w:rPr>
-              <w:t>1.000</w:t>
-            </w:r>
-          </w:p>
-        </w:tc>
-      </w:tr>
-      <w:tr>
-        <w:tc>
-          <w:tcPr>
-            <w:tcW w:type="dxa" w:w="1728"/>
-          </w:tcPr>
-          <w:p>
-            <w:r/>
-            <w:r>
-              <w:t>WES</w:t>
-            </w:r>
-          </w:p>
-        </w:tc>
-        <w:tc>
-          <w:tcPr>
-            <w:tcW w:type="dxa" w:w="1728"/>
-          </w:tcPr>
-          <w:p>
-            <w:r/>
-            <w:r>
-              <w:t>EUR</w:t>
-            </w:r>
-          </w:p>
-        </w:tc>
-        <w:tc>
-          <w:tcPr>
-            <w:tcW w:type="dxa" w:w="1728"/>
-          </w:tcPr>
-          <w:p>
-            <w:r/>
-            <w:r>
-              <w:t>93</w:t>
-            </w:r>
-          </w:p>
-        </w:tc>
-        <w:tc>
-          <w:tcPr>
-            <w:tcW w:type="dxa" w:w="1728"/>
-          </w:tcPr>
-          <w:p>
-            <w:r/>
-            <w:r>
-              <w:t>0.968</w:t>
-            </w:r>
-          </w:p>
-        </w:tc>
-        <w:tc>
-          <w:tcPr>
-            <w:tcW w:type="dxa" w:w="1728"/>
-          </w:tcPr>
-          <w:p>
-            <w:r/>
-            <w:r>
-              <w:t>0.968</w:t>
-            </w:r>
-          </w:p>
-        </w:tc>
-      </w:tr>
-      <w:tr>
-        <w:tc>
-          <w:tcPr>
-            <w:tcW w:type="dxa" w:w="1728"/>
-          </w:tcPr>
-          <w:p>
-            <w:r/>
-            <w:r>
-              <w:t>WES</w:t>
-            </w:r>
-          </w:p>
-        </w:tc>
-        <w:tc>
-          <w:tcPr>
-            <w:tcW w:type="dxa" w:w="1728"/>
-          </w:tcPr>
-          <w:p>
-            <w:r/>
-            <w:r>
-              <w:t>unlabelled</w:t>
-            </w:r>
-          </w:p>
-        </w:tc>
-        <w:tc>
-          <w:tcPr>
-            <w:tcW w:type="dxa" w:w="1728"/>
-          </w:tcPr>
-          <w:p>
-            <w:r/>
-            <w:r>
-              <w:t>276</w:t>
-            </w:r>
-          </w:p>
-        </w:tc>
-        <w:tc>
-          <w:tcPr>
-            <w:tcW w:type="dxa" w:w="1728"/>
-          </w:tcPr>
-          <w:p>
-            <w:r/>
-            <w:r>
-              <w:t>0.928</w:t>
-            </w:r>
-          </w:p>
-        </w:tc>
-        <w:tc>
-          <w:tcPr>
-            <w:tcW w:type="dxa" w:w="1728"/>
-          </w:tcPr>
-          <w:p>
-            <w:r/>
-            <w:r>
-              <w:t>0.931</w:t>
-            </w:r>
-          </w:p>
-        </w:tc>
-      </w:tr>
-      <w:tr>
-        <w:tc>
-          <w:tcPr>
-            <w:tcW w:type="dxa" w:w="1728"/>
-          </w:tcPr>
-          <w:p>
-            <w:r/>
-            <w:r>
-              <w:t>RNA-seq</w:t>
-            </w:r>
-          </w:p>
-        </w:tc>
-        <w:tc>
-          <w:tcPr>
-            <w:tcW w:type="dxa" w:w="1728"/>
-          </w:tcPr>
-          <w:p>
-            <w:r/>
-            <w:r>
-              <w:t>AFR</w:t>
-            </w:r>
-          </w:p>
-        </w:tc>
-        <w:tc>
-          <w:tcPr>
-            <w:tcW w:type="dxa" w:w="1728"/>
-          </w:tcPr>
-          <w:p>
-            <w:r/>
-            <w:r>
-              <w:t>21</w:t>
-            </w:r>
-          </w:p>
-        </w:tc>
-        <w:tc>
-          <w:tcPr>
-            <w:tcW w:type="dxa" w:w="1728"/>
-          </w:tcPr>
-          <w:p>
-            <w:r/>
-            <w:r>
-              <w:t>0.952</w:t>
-            </w:r>
-          </w:p>
-        </w:tc>
-        <w:tc>
-          <w:tcPr>
-            <w:tcW w:type="dxa" w:w="1728"/>
-          </w:tcPr>
-          <w:p>
-            <w:r/>
-            <w:r>
-              <w:t>0.905</w:t>
-            </w:r>
-          </w:p>
-        </w:tc>
-      </w:tr>
-      <w:tr>
-        <w:tc>
-          <w:tcPr>
-            <w:tcW w:type="dxa" w:w="1728"/>
-          </w:tcPr>
-          <w:p>
-            <w:r/>
-            <w:r>
-              <w:t>RNA-seq</w:t>
-            </w:r>
-          </w:p>
-        </w:tc>
-        <w:tc>
-          <w:tcPr>
-            <w:tcW w:type="dxa" w:w="1728"/>
-          </w:tcPr>
-          <w:p>
-            <w:r/>
-            <w:r>
-              <w:t>EUR</w:t>
-            </w:r>
-          </w:p>
-        </w:tc>
-        <w:tc>
-          <w:tcPr>
-            <w:tcW w:type="dxa" w:w="1728"/>
-          </w:tcPr>
-          <w:p>
-            <w:r/>
-            <w:r>
-              <w:t>93</w:t>
-            </w:r>
-          </w:p>
-        </w:tc>
-        <w:tc>
-          <w:tcPr>
-            <w:tcW w:type="dxa" w:w="1728"/>
-          </w:tcPr>
-          <w:p>
-            <w:r/>
-            <w:r>
-              <w:t>0.979</w:t>
-            </w:r>
-          </w:p>
-        </w:tc>
-        <w:tc>
-          <w:tcPr>
-            <w:tcW w:type="dxa" w:w="1728"/>
-          </w:tcPr>
-          <w:p>
-            <w:r/>
-            <w:r>
-              <w:t>0.979</w:t>
-            </w:r>
-          </w:p>
-        </w:tc>
-      </w:tr>
-      <w:tr>
-        <w:tc>
-          <w:tcPr>
-            <w:tcW w:type="dxa" w:w="1728"/>
-          </w:tcPr>
-          <w:p>
-            <w:r/>
-            <w:r>
-              <w:t>RNA-seq</w:t>
-            </w:r>
-          </w:p>
-        </w:tc>
-        <w:tc>
-          <w:tcPr>
-            <w:tcW w:type="dxa" w:w="1728"/>
-          </w:tcPr>
-          <w:p>
-            <w:r/>
-            <w:r>
-              <w:t>unlabelled</w:t>
-            </w:r>
-          </w:p>
-        </w:tc>
-        <w:tc>
-          <w:tcPr>
-            <w:tcW w:type="dxa" w:w="1728"/>
-          </w:tcPr>
-          <w:p>
-            <w:r/>
-            <w:r>
-              <w:t>207</w:t>
-            </w:r>
-          </w:p>
-        </w:tc>
-        <w:tc>
-          <w:tcPr>
-            <w:tcW w:type="dxa" w:w="1728"/>
-          </w:tcPr>
-          <w:p>
-            <w:r/>
-            <w:r>
-              <w:t>0.937</w:t>
-            </w:r>
-          </w:p>
-        </w:tc>
-        <w:tc>
-          <w:tcPr>
-            <w:tcW w:type="dxa" w:w="1728"/>
-          </w:tcPr>
-          <w:p>
-            <w:r/>
-            <w:r>
-              <w:t>0.928</w:t>
-            </w:r>
-          </w:p>
-        </w:tc>
-      </w:tr>
-    </w:tbl>
-    <w:p/>
-    <w:p>
-      <w:pPr>
-        <w:pStyle w:val="Heading2"/>
-      </w:pPr>
-      <w:r>
-        <w:t>S11. Attempted External-Validation Cohorts Excluded on Integrity Grounds</w:t>
-      </w:r>
-    </w:p>
-    <w:p>
-      <w:r>
-        <w:t xml:space="preserve">Beyond the external cohorts reported in Results §8 (NCI-60, GIAB trio, HG002, IHWG), we scouted five further non-1000G candidates and rejected each after Phase-0 provenance verification, before any benchmarking. We report them here because the exclusion criteria—experimental (not in-silico) per-sample truth, independence from the 1000 Genomes calibration cohort, and matched open short reads—are the same standards that make an external validation meaningful, and because published per-sample HLA tables are frequently in-silico tool output rather than orthogonal truth (verified twice here). Per-cohort Phase-0 records are in </w:t>
-      </w:r>
-      <w:r>
-        <w:rPr>
-          <w:rFonts w:ascii="Consolas" w:hAnsi="Consolas"/>
-        </w:rPr>
-        <w:t>analysis/{swehla,pcrsbt,conshla,getrm}_benchmark/PHASE0_STATUS.md</w:t>
+        <w:t>analysis/figures_final/</w:t>
       </w:r>
       <w:r>
         <w:t>.</w:t>
-      </w:r>
-    </w:p>
-    <w:tbl>
-      <w:tblPr>
-        <w:tblStyle w:val="LightGrid-Accent1"/>
-        <w:tblW w:type="auto" w:w="0"/>
-        <w:tblLook w:firstColumn="1" w:firstRow="1" w:lastColumn="0" w:lastRow="0" w:noHBand="0" w:noVBand="1" w:val="04A0"/>
-      </w:tblPr>
-      <w:tblGrid>
-        <w:gridCol w:w="2160"/>
-        <w:gridCol w:w="2160"/>
-        <w:gridCol w:w="2160"/>
-        <w:gridCol w:w="2160"/>
-      </w:tblGrid>
-      <w:tr>
-        <w:tc>
-          <w:tcPr>
-            <w:tcW w:type="dxa" w:w="2160"/>
-          </w:tcPr>
-          <w:p>
-            <w:r>
-              <w:rPr>
-                <w:b/>
-              </w:rPr>
-            </w:r>
-            <w:r>
-              <w:rPr>
-                <w:b/>
-              </w:rPr>
-              <w:t>Candidate cohort (reference)</w:t>
-            </w:r>
-          </w:p>
-        </w:tc>
-        <w:tc>
-          <w:tcPr>
-            <w:tcW w:type="dxa" w:w="2160"/>
-          </w:tcPr>
-          <w:p>
-            <w:r>
-              <w:rPr>
-                <w:b/>
-              </w:rPr>
-            </w:r>
-            <w:r>
-              <w:rPr>
-                <w:b/>
-              </w:rPr>
-              <w:t>Material / modality</w:t>
-            </w:r>
-          </w:p>
-        </w:tc>
-        <w:tc>
-          <w:tcPr>
-            <w:tcW w:type="dxa" w:w="2160"/>
-          </w:tcPr>
-          <w:p>
-            <w:r>
-              <w:rPr>
-                <w:b/>
-              </w:rPr>
-            </w:r>
-            <w:r>
-              <w:rPr>
-                <w:b/>
-              </w:rPr>
-              <w:t>Reason excluded</w:t>
-            </w:r>
-          </w:p>
-        </w:tc>
-        <w:tc>
-          <w:tcPr>
-            <w:tcW w:type="dxa" w:w="2160"/>
-          </w:tcPr>
-          <w:p>
-            <w:r>
-              <w:rPr>
-                <w:b/>
-              </w:rPr>
-            </w:r>
-            <w:r>
-              <w:rPr>
-                <w:b/>
-              </w:rPr>
-              <w:t>Standard upheld</w:t>
-            </w:r>
-          </w:p>
-        </w:tc>
-      </w:tr>
-      <w:tr>
-        <w:tc>
-          <w:tcPr>
-            <w:tcW w:type="dxa" w:w="2160"/>
-          </w:tcPr>
-          <w:p>
-            <w:r/>
-            <w:r>
-              <w:t xml:space="preserve">SweHLA / SweGen (Nabais Sá et al., </w:t>
-            </w:r>
-            <w:r>
-              <w:rPr>
-                <w:i/>
-              </w:rPr>
-              <w:t>EJHG</w:t>
-            </w:r>
-            <w:r>
-              <w:t xml:space="preserve"> 2020)</w:t>
-            </w:r>
-          </w:p>
-        </w:tc>
-        <w:tc>
-          <w:tcPr>
-            <w:tcW w:type="dxa" w:w="2160"/>
-          </w:tcPr>
-          <w:p>
-            <w:r/>
-            <w:r>
-              <w:t>germline WGS</w:t>
-            </w:r>
-          </w:p>
-        </w:tc>
-        <w:tc>
-          <w:tcPr>
-            <w:tcW w:type="dxa" w:w="2160"/>
-          </w:tcPr>
-          <w:p>
-            <w:r/>
-            <w:r>
-              <w:t>Truth is access-gated: the open DOI record (10.17044/NBIS/G000009) is metadata-only with zero downloadable files; per-sample SweHLA genotypes require NBIS/SciLifeLab (swefreq) registration</w:t>
-            </w:r>
-          </w:p>
-        </w:tc>
-        <w:tc>
-          <w:tcPr>
-            <w:tcW w:type="dxa" w:w="2160"/>
-          </w:tcPr>
-          <w:p>
-            <w:r/>
-            <w:r>
-              <w:t>Truth must be obtainable</w:t>
-            </w:r>
-          </w:p>
-        </w:tc>
-      </w:tr>
-      <w:tr>
-        <w:tc>
-          <w:tcPr>
-            <w:tcW w:type="dxa" w:w="2160"/>
-          </w:tcPr>
-          <w:p>
-            <w:r/>
-            <w:r>
-              <w:t>PCR-SBT 829-WES (Yu et al. 2022, PMC9679531)</w:t>
-            </w:r>
-          </w:p>
-        </w:tc>
-        <w:tc>
-          <w:tcPr>
-            <w:tcW w:type="dxa" w:w="2160"/>
-          </w:tcPr>
-          <w:p>
-            <w:r/>
-            <w:r>
-              <w:t>germline WES</w:t>
-            </w:r>
-          </w:p>
-        </w:tc>
-        <w:tc>
-          <w:tcPr>
-            <w:tcW w:type="dxa" w:w="2160"/>
-          </w:tcPr>
-          <w:p>
-            <w:r/>
-            <w:r>
-              <w:t xml:space="preserve">The 829 WES samples </w:t>
-            </w:r>
-            <w:r>
-              <w:rPr>
-                <w:b/>
-              </w:rPr>
-              <w:t>are</w:t>
-            </w:r>
-            <w:r>
-              <w:t xml:space="preserve"> 1000 Genomes Phase 3 → circular with our primary 1000G truth; not an independent cohort</w:t>
-            </w:r>
-          </w:p>
-        </w:tc>
-        <w:tc>
-          <w:tcPr>
-            <w:tcW w:type="dxa" w:w="2160"/>
-          </w:tcPr>
-          <w:p>
-            <w:r/>
-            <w:r>
-              <w:t>Independence from the calibration cohort</w:t>
-            </w:r>
-          </w:p>
-        </w:tc>
-      </w:tr>
-      <w:tr>
-        <w:tc>
-          <w:tcPr>
-            <w:tcW w:type="dxa" w:w="2160"/>
-          </w:tcPr>
-          <w:p>
-            <w:r/>
-            <w:r>
-              <w:t>PCR-SBT 652-RNA (Mangul Lab, PMC10827116)</w:t>
-            </w:r>
-          </w:p>
-        </w:tc>
-        <w:tc>
-          <w:tcPr>
-            <w:tcW w:type="dxa" w:w="2160"/>
-          </w:tcPr>
-          <w:p>
-            <w:r/>
-            <w:r>
-              <w:t>bulk / single-cell RNA</w:t>
-            </w:r>
-          </w:p>
-        </w:tc>
-        <w:tc>
-          <w:tcPr>
-            <w:tcW w:type="dxa" w:w="2160"/>
-          </w:tcPr>
-          <w:p>
-            <w:r/>
-            <w:r>
-              <w:t>Every diploid class-I subset is 1000G/HapMap (Geuvadis, Montgomery); the genuinely independent subsets are class-II-only, artificial mono-allelic (B721.221), 10× scRNA, or unreleased</w:t>
-            </w:r>
-          </w:p>
-        </w:tc>
-        <w:tc>
-          <w:tcPr>
-            <w:tcW w:type="dxa" w:w="2160"/>
-          </w:tcPr>
-          <w:p>
-            <w:r/>
-            <w:r>
-              <w:t>Independent diploid class-I bulk reads</w:t>
-            </w:r>
-          </w:p>
-        </w:tc>
-      </w:tr>
-      <w:tr>
-        <w:tc>
-          <w:tcPr>
-            <w:tcW w:type="dxa" w:w="2160"/>
-          </w:tcPr>
-          <w:p>
-            <w:r/>
-            <w:r>
-              <w:t>consHLA / ZERO Childhood Cancer (</w:t>
-            </w:r>
-            <w:r>
-              <w:rPr>
-                <w:i/>
-              </w:rPr>
-              <w:t>BMC Bioinformatics</w:t>
-            </w:r>
-            <w:r>
-              <w:t xml:space="preserve"> 2025, PMC12363109)</w:t>
-            </w:r>
-          </w:p>
-        </w:tc>
-        <w:tc>
-          <w:tcPr>
-            <w:tcW w:type="dxa" w:w="2160"/>
-          </w:tcPr>
-          <w:p>
-            <w:r/>
-            <w:r>
-              <w:t>WGS + RNA</w:t>
-            </w:r>
-          </w:p>
-        </w:tc>
-        <w:tc>
-          <w:tcPr>
-            <w:tcW w:type="dxa" w:w="2160"/>
-          </w:tcPr>
-          <w:p>
-            <w:r/>
-            <w:r>
-              <w:t>Published per-sample "truth" is consHLA's own in-silico HLA-HD calls; the experimental clinical truth (10 patients) is aggregate-only with no per-sample genotypes and no deposited reads</w:t>
-            </w:r>
-          </w:p>
-        </w:tc>
-        <w:tc>
-          <w:tcPr>
-            <w:tcW w:type="dxa" w:w="2160"/>
-          </w:tcPr>
-          <w:p>
-            <w:r/>
-            <w:r>
-              <w:t>Truth must be experimental and per-sample, not in-silico</w:t>
-            </w:r>
-          </w:p>
-        </w:tc>
-      </w:tr>
-      <w:tr>
-        <w:tc>
-          <w:tcPr>
-            <w:tcW w:type="dxa" w:w="2160"/>
-          </w:tcPr>
-          <w:p>
-            <w:r/>
-            <w:r>
-              <w:t xml:space="preserve">GeT-RM (Bettinotti et al., </w:t>
-            </w:r>
-            <w:r>
-              <w:rPr>
-                <w:i/>
-              </w:rPr>
-              <w:t>J Mol Diagn</w:t>
-            </w:r>
-            <w:r>
-              <w:t xml:space="preserve"> 2018, PMC6939753)</w:t>
-            </w:r>
-          </w:p>
-        </w:tc>
-        <w:tc>
-          <w:tcPr>
-            <w:tcW w:type="dxa" w:w="2160"/>
-          </w:tcPr>
-          <w:p>
-            <w:r/>
-            <w:r>
-              <w:t>Coriell reference DNA</w:t>
-            </w:r>
-          </w:p>
-        </w:tc>
-        <w:tc>
-          <w:tcPr>
-            <w:tcW w:type="dxa" w:w="2160"/>
-          </w:tcPr>
-          <w:p>
-            <w:r/>
-            <w:r>
-              <w:t>Integrity-clean three-field PCR-SSO/SBT truth was built for all 108 lines, but only 2/108 have usable public short reads (NA12273 RNA-seq, NA17221 WGS) → n=2, not a benchmark; the truth table is retained for future use</w:t>
-            </w:r>
-          </w:p>
-        </w:tc>
-        <w:tc>
-          <w:tcPr>
-            <w:tcW w:type="dxa" w:w="2160"/>
-          </w:tcPr>
-          <w:p>
-            <w:r/>
-            <w:r>
-              <w:t>Truth needs matched open short reads</w:t>
-            </w:r>
-          </w:p>
-        </w:tc>
-      </w:tr>
-    </w:tbl>
-    <w:p/>
-    <w:p>
-      <w:r>
-        <w:t>This discipline—rejecting a self-referential in-silico "truth", catching two cohorts that are covertly the 1000 Genomes resource we calibrate on, and declining an access-gated or read-less panel—is why the external-validation cohorts we do report (Results §8) are independent, experimentally-truthed, and openly reproducible.</w:t>
       </w:r>
     </w:p>
     <w:p>

--- a/docs/CHAMPHLA_MANUSCRIPT_V3.docx
+++ b/docs/CHAMPHLA_MANUSCRIPT_V3.docx
@@ -877,7 +877,7 @@
         <w:rPr>
           <w:b/>
         </w:rPr>
-        <w:t>Supplementary Figure S14</w:t>
+        <w:t>Supplementary Figure S11</w:t>
       </w:r>
       <w:r>
         <w:t>.</w:t>
@@ -5598,7 +5598,7 @@
         <w:rPr>
           <w:b/>
         </w:rPr>
-        <w:t>Supplementary Figure S14</w:t>
+        <w:t>Supplementary Figure S11</w:t>
       </w:r>
       <w:r>
         <w:t>; measured from n=30 1000G samples per modality via Nextflow execution trace, see Methods §7; RNA-seq tool-level n varies from 26 to 30 due to individual tool failures). All values are medians; error whiskers show the P25–P75 interquartile range.</w:t>
@@ -5807,7 +5807,7 @@
         <w:rPr>
           <w:b/>
         </w:rPr>
-        <w:t>Supplementary Figure S14</w:t>
+        <w:t>Supplementary Figure S11</w:t>
       </w:r>
       <w:r>
         <w:t>.</w:t>
@@ -5838,7 +5838,7 @@
         <w:rPr>
           <w:b/>
         </w:rPr>
-        <w:t>Supplementary Figure S12</w:t>
+        <w:t>Supplementary Figure S9</w:t>
       </w:r>
       <w:r>
         <w:t xml:space="preserve">; </w:t>
@@ -6307,7 +6307,7 @@
         <w:rPr>
           <w:b/>
         </w:rPr>
-        <w:t>Supplementary Figure S13</w:t>
+        <w:t>Supplementary Figure S10</w:t>
       </w:r>
       <w:r>
         <w:t>).</w:t>
@@ -8576,7 +8576,7 @@
         <w:rPr>
           <w:b/>
         </w:rPr>
-        <w:t>Supplementary Table S9</w:t>
+        <w:t>Supplementary Table S1</w:t>
       </w:r>
       <w:r>
         <w:t xml:space="preserve"> (commonness) and </w:t>
@@ -8585,7 +8585,7 @@
         <w:rPr>
           <w:b/>
         </w:rPr>
-        <w:t>Supplementary Table S10</w:t>
+        <w:t>Supplementary Table S2</w:t>
       </w:r>
       <w:r>
         <w:t xml:space="preserve"> (ancestry) (</w:t>
@@ -8658,7 +8658,7 @@
         <w:rPr>
           <w:b/>
         </w:rPr>
-        <w:t>Supplementary Figure S16A</w:t>
+        <w:t>Supplementary Figure S13A</w:t>
       </w:r>
       <w:r>
         <w:t>). The strong agreement at G-group resolution—where the 1000 Genomes gold panel itself carries no annotations—confirms that the silver-truth pipeline recovers clinically meaningful allele groups rather than merely two-field strings.</w:t>
@@ -8686,7 +8686,7 @@
         <w:rPr>
           <w:b/>
         </w:rPr>
-        <w:t>Supplementary Figure S16B</w:t>
+        <w:t>Supplementary Figure S13B</w:t>
       </w:r>
       <w:r>
         <w:t xml:space="preserve">), with a direct bearing on the silver-truth design. Under the HPRC database, Locityper genotype quality tracked correctness—concordance rose monotonically from 0.811 over all calls to 0.905 for the highest-confidence subset (genotype quality ≥ 20)—whereas under the IMGT-allele database, quality was uninformative or anti-correlated (0.461 over all calls versus 0.432 for genotype quality ≥ 10): the genotyper was </w:t>
@@ -9316,7 +9316,7 @@
         <w:rPr>
           <w:b/>
         </w:rPr>
-        <w:t>Supplementary Figure S15</w:t>
+        <w:t>Supplementary Figure S12</w:t>
       </w:r>
       <w:r>
         <w:t>), 3.2 percentage points below the bimodal WES+RNA result. Per-gene trimodal accuracy (A=0.9717, B=0.9623, C=0.9434) is largely unchanged from the bimodal result at HLA-A and HLA-B but shows a marginal improvement at HLA-C (+0.9 percentage points) that does not offset the overall dilution. This negative result for WGS addition is itself informative: it demonstrates that short-read WGS HLA typing in its current form adds more noise than signal when combined with an already-strong WES+RNA bimodal ensemble. The most accurate multimodal strategy for HLA typing with current short-read technology is therefore WES+RNA bimodal consensus, with WGS reserved for cases where WES and RNA-seq data are unavailable.</w:t>
@@ -9513,7 +9513,7 @@
     </w:p>
     <w:p>
       <w:r>
-        <w:t>A central question for any benchmark-tuned ensemble is whether it generalises beyond the cohort on which it was calibrated. We therefore applied the frozen 1000G-derived weights and Champion-Challenger policy, without re-learning, to the independent NCI-60 cancer cell-line panel scored against the Adams et al. (2005) sequence-based constitutional genotypes (Supplementary Figure S17).</w:t>
+        <w:t>A central question for any benchmark-tuned ensemble is whether it generalises beyond the cohort on which it was calibrated. We therefore applied the frozen 1000G-derived weights and Champion-Challenger policy, without re-learning, to the independent NCI-60 cancer cell-line panel scored against the Adams et al. (2005) sequence-based constitutional genotypes (Supplementary Figure S14).</w:t>
       </w:r>
     </w:p>
     <w:p>
@@ -9613,7 +9613,7 @@
         <w:t>n</w:t>
       </w:r>
       <w:r>
-        <w:t>=18), the deployed policy also generalised, with an instructive caveat. At the operating point ChampHLA actually ships (support fraction 0.35, challenger margin 0.00, ≥1 supporting tool—the WES optimum from the 1000G sweep), ChampHLA reached an overall correct-call rate of 0.842, exactly matching majority voting (0.842; Wilson 95% CI 0.747–0.905) and above its champion OptiType (0.817). Importantly, the override gate remained active out of distribution: it fired seven overrides, of which three were corrective—all at HLA-A, where it correctly resolved apparent-homozygous calls in EKVX, NCI-H522 and TK-10 that OptiType had split—while one was harmful and three were neutral, all at HLA-C and all involving spuriously high-resolution challenger alleles proposed by a single tool. The net effect was parity with majority voting. A sweep of the operating point on the WES cohort (Supplementary Figure S17C) localised the issue to the supporting-tools floor rather than the support or margin gates: holding support=0.35 and margin=0.00 and raising the floor from one to two supporting tools eliminates every harmful and neutral override (the spurious single-tool HLA-C calls) while retaining all three corrective HLA-A overrides, lifting ChampHLA to 0.854 and overtaking majority voting; requiring three supporting tools is over-strict and suppresses all overrides (reverting to OptiType, 0.817).</w:t>
+        <w:t>=18), the deployed policy also generalised, with an instructive caveat. At the operating point ChampHLA actually ships (support fraction 0.35, challenger margin 0.00, ≥1 supporting tool—the WES optimum from the 1000G sweep), ChampHLA reached an overall correct-call rate of 0.842, exactly matching majority voting (0.842; Wilson 95% CI 0.747–0.905) and above its champion OptiType (0.817). Importantly, the override gate remained active out of distribution: it fired seven overrides, of which three were corrective—all at HLA-A, where it correctly resolved apparent-homozygous calls in EKVX, NCI-H522 and TK-10 that OptiType had split—while one was harmful and three were neutral, all at HLA-C and all involving spuriously high-resolution challenger alleles proposed by a single tool. The net effect was parity with majority voting. A sweep of the operating point on the WES cohort (Supplementary Figure S14C) localised the issue to the supporting-tools floor rather than the support or margin gates: holding support=0.35 and margin=0.00 and raising the floor from one to two supporting tools eliminates every harmful and neutral override (the spurious single-tool HLA-C calls) while retaining all three corrective HLA-A overrides, lifting ChampHLA to 0.854 and overtaking majority voting; requiring three supporting tools is over-strict and suppresses all overrides (reverting to OptiType, 0.817).</w:t>
       </w:r>
     </w:p>
     <w:p>
@@ -11463,7 +11463,7 @@
         <w:rPr>
           <w:b/>
         </w:rPr>
-        <w:t>Supplementary Figure S14</w:t>
+        <w:t>Supplementary Figure S11</w:t>
       </w:r>
       <w:r>
         <w:t xml:space="preserve"> for per-tool resource profiles.</w:t>
@@ -11551,7 +11551,7 @@
         <w:rPr>
           <w:b/>
         </w:rPr>
-        <w:t>Supplementary Figure S14</w:t>
+        <w:t>Supplementary Figure S11</w:t>
       </w:r>
       <w:r>
         <w:t xml:space="preserve"> (Results §2) for per-tool resource profiles.</w:t>
@@ -11899,7 +11899,7 @@
         <w:t>.docx</w:t>
       </w:r>
       <w:r>
-        <w:t xml:space="preserve">): Supplementary Figures S1–S8 and S12–S17, Supplementary Tables S9–S11, and Supplementary Notes S1–S11. Each supplementary figure is embedded there with its source stem under </w:t>
+        <w:t xml:space="preserve">): Supplementary Figures S1–S14, Supplementary Tables S1–S3, and Supplementary Notes S1–S8. Each supplementary figure is embedded there with its source stem under </w:t>
       </w:r>
       <w:r>
         <w:rPr>

--- a/docs/CHAMPHLA_MANUSCRIPT_V3.docx
+++ b/docs/CHAMPHLA_MANUSCRIPT_V3.docx
@@ -103,7 +103,7 @@
     </w:p>
     <w:p>
       <w:r>
-        <w:t>Human leukocyte antigen (HLA) genes encode the polymorphic cell-surface molecules that present peptide antigens to T lymphocytes and are therefore central to adaptive immunity, allograft survival, autoimmune disease susceptibility, pharmacogenomic safety, and cancer neoantigen presentation. Accurate HLA typing at the population scale—increasingly at high, allele-level resolution—is now a prerequisite for transplantation matching, immunotherapy design, and pharmacogenomics screening, yet the field currently relies on a fragmented ecosystem of independently developed computational typing tools, each with distinct input format requirements, resolution capabilities, and accuracy profiles across sequencing modalities. No tool performs uniformly well across whole-genome sequencing (WGS), whole-exome sequencing (WES), and RNA-seq, and practitioners who run multiple tools routinely encounter discordant allele calls for the same sample, with no principled mechanism for resolving the disagreement.</w:t>
+        <w:t>Human leukocyte antigen (HLA) genes encode the polymorphic cell-surface molecules that present peptide antigens to T lymphocytes and are therefore central to adaptive immunity, allograft survival, autoimmune disease susceptibility, pharmacogenomic safety, and cancer neoantigen presentation. Accurate HLA typing at the population scale is now a prerequisite for transplantation matching, immunotherapy design, and pharmacogenomics screening—increasingly at high, allele-level resolution, although the present study evaluates two-field accuracy (Results §5)—yet the field currently relies on a fragmented ecosystem of independently developed computational typing tools, each with distinct input format requirements, resolution capabilities, and accuracy profiles across sequencing modalities. No tool performs uniformly well across whole-genome sequencing (WGS), whole-exome sequencing (WES), and RNA-seq, and practitioners who run multiple tools routinely encounter discordant allele calls for the same sample, with no principled mechanism for resolving the disagreement.</w:t>
       </w:r>
     </w:p>
     <w:p>
@@ -1153,16 +1153,16 @@
         <w:t>bin/nested_cv_champion_challenger.py</w:t>
       </w:r>
       <w:r>
-        <w:t>, applied to the harmonised call tables). The released Nextflow pipeline applies a single frozen operating point for production—the bundled per-modality weights (</w:t>
+        <w:t>, applied to the harmonised call tables). The released Nextflow pipeline applies a single frozen operating point for production: the bundled per-modality weights (</w:t>
       </w:r>
       <w:r>
         <w:rPr>
           <w:rFonts w:ascii="Consolas" w:hAnsi="Consolas"/>
         </w:rPr>
-        <w:t>tool_weights_{wgs,wes,rna}.json</w:t>
-      </w:r>
-      <w:r>
-        <w:t>) and default override policy, which are the full-cohort analogue of the per-fold policy—and is not intended to re-estimate held-out accuracy; users benchmarking on their own truth-backed cohorts should use the nested-CV re-analysis to obtain unbiased estimates.</w:t>
+        <w:t>conf/tool_weights_{wgs,wes,rna}.json</w:t>
+      </w:r>
+      <w:r>
+        <w:t>)—identical to the fixed, full-cohort benchmark-derived weights used throughout the nested-cross-validation analysis (Methods §3; Table 5)—together with a full-cohort default override policy that is the production analogue of the per-fold thresholds. The production path is not intended to re-estimate held-out accuracy; users benchmarking on their own truth-backed cohorts should use the nested-CV re-analysis to obtain unbiased estimates.</w:t>
       </w:r>
     </w:p>
     <w:p>
@@ -1175,7 +1175,7 @@
     </w:p>
     <w:p>
       <w:r>
-        <w:t xml:space="preserve">ChampHLA learns per-tool reliability weights from benchmark data rather than treating all tools as equally trustworthy. For each tool, modality, and gene, a </w:t>
+        <w:t xml:space="preserve">ChampHLA learns per-tool reliability weights from benchmark data rather than treating all tools as equally trustworthy. For each tool and modality, a </w:t>
       </w:r>
       <w:r>
         <w:rPr>
@@ -1184,7 +1184,7 @@
         <w:t>base reliability</w:t>
       </w:r>
       <w:r>
-        <w:t xml:space="preserve"> weight is computed as the fraction of calls matching the ground-truth allele pair at two-field resolution on the training folds of the nested cross-validation, so that weights applied to a held-out fold are never learned from it. Tools with high base reliability receive proportionally higher influence on the weighted consensus vote.</w:t>
+        <w:t xml:space="preserve"> weight is computed as the fraction of calls matching the ground-truth allele pair at two-field resolution on the full benchmark cohort (the values in Table 1 and Table 5); tools with high base reliability receive proportionally higher influence on the weighted consensus vote. These base-reliability and confidence weights are a fixed, benchmark-derived prior that is held constant across the nested cross-validation folds — only the per-gene champion identity and the four override-policy thresholds are re-selected strictly out of fold (Methods §2). We keep the weights fixed rather than re-estimating them per fold because they enter the reported held-out accuracy only weakly: the significant WGS gain is produced entirely by champion routing with zero overrides (Results §1), so the weights act only through the rarely-triggered override gate and the champion-missing fallback, and the ablation (Results §1) shows that reliability weighting does not drive the correct-call rate in any modality. The weights are therefore best understood as a soundness/auditability layer (Results §4) rather than as a fitted component of the accuracy estimate.</w:t>
       </w:r>
     </w:p>
     <w:p>
@@ -2234,7 +2234,7 @@
         <w:t>routing to a benchmark-validated champion, not from the weighting scheme per se</w:t>
       </w:r>
       <w:r>
-        <w:t>. The weighting scheme's distinct value lies elsewhere — a calibration guardrail that prevents miscalibrated tool confidence from corrupting the weights (Results §4), and a principled abstention option that raises accuracy among called loci (Supplementary Section S8).</w:t>
+        <w:t>. The weighting scheme's distinct value lies elsewhere — a calibration guardrail that prevents miscalibrated tool confidence from corrupting the weights (Results §4), and a principled abstention option that raises accuracy among called loci (Supplementary Note S8).</w:t>
       </w:r>
     </w:p>
     <w:p>
@@ -6283,7 +6283,7 @@
         <w:rPr>
           <w:i/>
         </w:rPr>
-        <w:t>RNA-seq rate exceeds 100% because multiple discordance categories can be tagged per locus. Category counts extracted from `discordance_summary.tsv` per benchmark root (IMGT/HLA 3.59.0).</w:t>
+        <w:t>Discordance rate = total events / gene-locus pairs; a locus may in principle carry more than one category, so rates are upper bounds on the fraction of affected loci. Category counts extracted from `discordance_summary.tsv` per benchmark root (IMGT/HLA 3.59.0).</w:t>
       </w:r>
     </w:p>
     <w:p>
@@ -6521,7 +6521,7 @@
           <w:p>
             <w:r/>
             <w:r>
-              <w:t>0.4853 (OptiType)</w:t>
+              <w:t>0.4818 (OptiType)</w:t>
             </w:r>
           </w:p>
         </w:tc>
@@ -6532,7 +6532,7 @@
           <w:p>
             <w:r/>
             <w:r>
-              <w:t>0.6985 (OptiType)</w:t>
+              <w:t>0.6934 (OptiType)</w:t>
             </w:r>
           </w:p>
         </w:tc>
@@ -6543,7 +6543,7 @@
           <w:p>
             <w:r/>
             <w:r>
-              <w:t>0.3413 (T1K)</w:t>
+              <w:t>0.3139 (T1K)</w:t>
             </w:r>
           </w:p>
         </w:tc>
@@ -6671,7 +6671,7 @@
         <w:rPr>
           <w:i/>
         </w:rPr>
-        <w:t>The WGS accuracy gain concentrates at HLA-A (+12.4 percentage points) and HLA-B (+19.7 pp), both highly significant; HLA-C — the hardest WGS locus for every tool — shows a small, non-significant gain. In each gene Champion-Challenger tracks the per-gene single-tool ceiling (routing), confirming that the modality-level gain in Table 3 is the sum of per-gene champion routing rather than the override gate.</w:t>
+        <w:t>The WGS accuracy gain concentrates at HLA-A (+12.4 percentage points) and HLA-B (+19.7 pp), both highly significant; HLA-C — the hardest WGS locus for every tool — shows a small, non-significant gain. Best single tool is scored on the same held-out denominator as the consensus rows (samples for which a tool emitted no call count as incorrect), so the comparison is like-for-like. On this basis Champion-Challenger equals its per-gene champion exactly at HLA-A and HLA-B (pure routing; no override fired) and slightly exceeds the best single tool at HLA-C, where the weighted-consensus fallback recovers calls on the samples for which the champion tool (T1K) produced no output. Champion-Challenger is therefore greater than or equal to the best single tool in every gene, confirming that the modality-level gain in Table 3 is the sum of per-gene champion routing (plus a small fallback contribution) rather than the override gate.</w:t>
       </w:r>
     </w:p>
     <w:p>
@@ -11315,7 +11315,7 @@
     </w:p>
     <w:p>
       <w:r>
-        <w:t>The following section describes four concrete usage scenarios covering the most common deployment contexts. Fully annotated command-line examples with configuration templates are provided in the Supplementary Section and the repository README at https://github.com/uoozcan/ChampHLA.</w:t>
+        <w:t>The following section describes four concrete usage scenarios covering the most common deployment contexts. Fully annotated command-line examples with configuration templates are provided in the Supplementary Materials (Supplementary Notes S1–S3) and the repository README at https://github.com/uoozcan/ChampHLA.</w:t>
       </w:r>
     </w:p>
     <w:p>
@@ -11812,26 +11812,31 @@
     </w:p>
     <w:p>
       <w:r>
-        <w:t>Several of the confirmatory analyses are deliberately small and are presented as proof-of-concept rather than powered estimates: the orthogonal flow-cytometry validation covers 15 informative donors (with two data-integrity catches), the silver-standard-truth concordance is powered at 30 samples (with a three-sample per-depth pilot), and the germline external cohorts (GIAB trio, HG002, IHWG reference cells) comprise three to four samples each. Their value lies in orthogonality and mechanism—protein-level truth, assembly-based truth, and out-of-distribution transfer of the frozen policy—rather than in narrow confidence intervals; larger replications are planned.</w:t>
+        <w:t>A methodological caveat follows directly from these results and is worth stating plainly. ChampHLA's only statistically significant accuracy advantage—on WGS—is produced by per-gene champion routing, which is operationally equivalent to selecting the benchmark-best tool for each locus; the four-gate override and the calibration guardrail did not themselves change the WGS outcome (zero overrides fired) and are neutral-to-corrective safety and auditability mechanisms rather than accuracy drivers (Results §1, §4). The framework's practical accuracy therefore rests on the quality of the frozen, benchmark-designated champion, and the external cohorts show that this is also its principal failure mode: in the two arms where ChampHLA trails majority voting (NCI-60 RNA-seq and the IHWG reference cells) the cause is a single modality-specific champion that is strong on the 1000 Genomes calibration cohort but weak out of distribution (Results §8). Because champion selection cannot be re-estimated on a new cohort that lacks gold-standard truth, the appropriate champions must be inherited from the closest available benchmark, and per-population champion and weight learning (above) is the primary route to closing this gap. We therefore position ChampHLA's contribution as a reproducible, auditable consensus framework—with calibration governance and a discordance-scaled routing benefit that is decisive on the hardest modality and does no harm where tools already agree—rather than as a novel algorithm that uniformly outperforms simpler baselines.</w:t>
       </w:r>
     </w:p>
     <w:p>
       <w:r>
-        <w:t xml:space="preserve">The current headline evaluation is restricted to HLA-A, -B, and -C. DRB1 and DQB1 are implemented in the framework and are available for consensus voting via </w:t>
-      </w:r>
-      <w:r>
-        <w:rPr>
-          <w:rFonts w:ascii="Consolas" w:hAnsi="Consolas"/>
-        </w:rPr>
-        <w:t>--mv_genes A,B,C,DQA1,DQB1,DRB1</w:t>
-      </w:r>
-      <w:r>
-        <w:t>, but truth-backed benchmarking at these loci awaits complementary truth resources for the 1000 Genomes cohorts used in this study. Class II typing (clinically important for transplantation matching) is therefore left to future work as a priority for the next benchmark cycle. Extension to five-locus (A, B, C, DRB1, DQB1) truth-backed evaluation would substantially increase the clinical relevance of the benchmark. Tighter integration of long-read and pangenome-graph backends into the consensus panel (the silver-truth pipeline already employs a pangenome-graph genotyper), per-population weight stratification, allele-frequency priors in the override policy, and integration with downstream immunoinformatics tools (neoantigen prediction pipelines, HLA ligandome databases, transplant compatibility scoring) are all planned for the ChampHLA version 2.1 roadmap. Community contributions via the GitHub repository are welcome and will shape the feature priority of the next release.</w:t>
+        <w:t>Several of the confirmatory analyses are deliberately small and are presented as proof-of-concept rather than powered estimates: the orthogonal flow-cytometry validation covers 15 informative donors (with two data-integrity catches), the silver-standard-truth concordance is powered at 30 samples (with a three-sample per-depth pilot), and the germline external cohorts (GIAB trio, HG002, IHWG reference cells) comprise three to four samples each. Their value lies in orthogonality and mechanism—protein-level truth, assembly-based truth, and out-of-distribution transfer of the frozen policy—rather than in narrow confidence intervals; larger replications are planned.</w:t>
       </w:r>
     </w:p>
     <w:p>
       <w:r>
-        <w:t>A concise summary of limitations and future directions is provided above; full technical detail, extended scenario walkthroughs, and the version 2 roadmap are available in the Supplementary Section.</w:t>
+        <w:t xml:space="preserve">The current headline evaluation is restricted to HLA-A, -B, and -C. DRB1 and DQB1 are implemented in the framework and are available for consensus voting via </w:t>
+      </w:r>
+      <w:r>
+        <w:rPr>
+          <w:rFonts w:ascii="Consolas" w:hAnsi="Consolas"/>
+        </w:rPr>
+        <w:t>--mv_genes A,B,C,DQA1,DQB1,DRB1</w:t>
+      </w:r>
+      <w:r>
+        <w:t>, but truth-backed benchmarking at these loci awaits complementary truth resources for the 1000 Genomes cohorts used in this study. Class II typing (clinically important for transplantation matching) is therefore left to future work as a priority for the next benchmark cycle. Extension to five-locus (A, B, C, DRB1, DQB1) truth-backed evaluation would substantially increase the clinical relevance of the benchmark. Tighter integration of long-read and pangenome-graph backends into the consensus panel (the silver-truth pipeline already employs a pangenome-graph genotyper), per-population weight stratification, allele-frequency priors in the override policy, and integration with downstream immunoinformatics tools (neoantigen prediction pipelines, HLA ligandome databases, transplant compatibility scoring) are all planned for the ChampHLA version 2.1 roadmap. Community contributions via the GitHub repository are welcome and will shape the feature priority of the next release.</w:t>
+      </w:r>
+    </w:p>
+    <w:p>
+      <w:r>
+        <w:t>A concise summary of limitations and future directions is provided above; full technical detail, extended scenario walkthroughs, and the version 2 roadmap are available in the Supplementary Materials (Supplementary Notes S3–S5).</w:t>
       </w:r>
     </w:p>
     <w:p>
@@ -12060,7 +12065,7 @@
         <w:t>modules/silver_truth.nf</w:t>
       </w:r>
       <w:r>
-        <w:t xml:space="preserve"> Nextflow modules) is distributed with the pipeline; the Human Pangenome Reference Consortium v1.1 Minigraph-Cactus pangenome used to build the Locityper database is publicly available from the HPRC open-data archive (Liao et al., 2023), and the silver-truth genotyping outputs and concordance summaries will be deposited to Zenodo upon acceptance. The independent NCI-60 external-validation cohort uses openly available data: constitutional HLA truth from Adams et al. (2005, PMC555742), NCI-60 RNA-seq from SRA study SRP133178 (BioProject PRJNA433861), and NCI-60 whole-exome capture from SRA study SRP150855; the derived </w:t>
+        <w:t xml:space="preserve"> Nextflow modules) is distributed with the pipeline; the Human Pangenome Reference Consortium v1.1 Minigraph-Cactus pangenome used to build the Locityper database is publicly available from the HPRC open-data archive (Liao et al., 2023), and the silver-truth genotyping outputs and concordance summaries will be deposited to Zenodo at the time of submission. The independent NCI-60 external-validation cohort uses openly available data: constitutional HLA truth from Adams et al. (2005, PMC555742), NCI-60 RNA-seq from SRA study SRP133178 (BioProject PRJNA433861), and NCI-60 whole-exome capture from SRA study SRP150855; the derived </w:t>
       </w:r>
       <w:r>
         <w:rPr>
@@ -12069,7 +12074,7 @@
         <w:t>truth_long.tsv</w:t>
       </w:r>
       <w:r>
-        <w:t>, frozen-policy benchmark tables, and the WES Champion-Challenger override sweep will be deposited to Zenodo upon acceptance. The additional germline external-validation cohorts also use openly available data: the GIAB Ashkenazi trio (HG002/HG003/HG004) RNA-seq runs SRR15909917–SRR15909919 and whole-exome runs SRR2962669/SRR2962692/SRR2962694, scored against Stanford Blood Center clinical sequence-based typing (Llamas et al., 2019, F1000Research 8:1751; Chin et al., 2020); the GIAB HG002 whole-genome alignment (</w:t>
+        <w:t>, frozen-policy benchmark tables, and the WES Champion-Challenger override sweep will be deposited to Zenodo at the time of submission. The additional germline external-validation cohorts also use openly available data: the GIAB Ashkenazi trio (HG002/HG003/HG004) RNA-seq runs SRR15909917–SRR15909919 and whole-exome runs SRR2962669/SRR2962692/SRR2962694, scored against Stanford Blood Center clinical sequence-based typing (Llamas et al., 2019, F1000Research 8:1751; Chin et al., 2020); the GIAB HG002 whole-genome alignment (</w:t>
       </w:r>
       <w:r>
         <w:rPr>
@@ -12087,7 +12092,7 @@
         <w:t>truth_long.tsv</w:t>
       </w:r>
       <w:r>
-        <w:t xml:space="preserve"> files and frozen-policy benchmark tables for these cohorts will likewise be deposited to Zenodo upon acceptance. Flow-cytometry HLA-A2 results and the derived concordance tables for the FIMM AML cohort are provided in </w:t>
+        <w:t xml:space="preserve"> files and frozen-policy benchmark tables for these cohorts will likewise be deposited to Zenodo at the time of submission. Flow-cytometry HLA-A2 results and the derived concordance tables for the FIMM AML cohort are provided in </w:t>
       </w:r>
       <w:r>
         <w:rPr>
@@ -12243,132 +12248,146 @@
     </w:p>
     <w:p>
       <w:r>
-        <w:t xml:space="preserve">Lee, H. &amp; Kingsford, C. (2018). Kourami: graph-guided assembly for novel human leukocyte antigen allele discovery. </w:t>
+        <w:t xml:space="preserve">Hurley, C.K. et al. (2020). Common, intermediate and well-documented HLA alleles in world populations: CIWD version 3.0.0. </w:t>
       </w:r>
       <w:r>
         <w:rPr>
           <w:i/>
         </w:rPr>
-        <w:t>Genome Biology</w:t>
-      </w:r>
-      <w:r>
-        <w:t>, 19, 16.</w:t>
+        <w:t>HLA</w:t>
+      </w:r>
+      <w:r>
+        <w:t>, 95, 516–531.</w:t>
       </w:r>
     </w:p>
     <w:p>
       <w:r>
-        <w:t xml:space="preserve">Liao, W.W. et al. (2023). A draft human pangenome reference. </w:t>
+        <w:t xml:space="preserve">Lee, H. &amp; Kingsford, C. (2018). Kourami: graph-guided assembly for novel human leukocyte antigen allele discovery. </w:t>
       </w:r>
       <w:r>
         <w:rPr>
           <w:i/>
         </w:rPr>
-        <w:t>Nature</w:t>
-      </w:r>
-      <w:r>
-        <w:t>, 617, 312–324.</w:t>
+        <w:t>Genome Biology</w:t>
+      </w:r>
+      <w:r>
+        <w:t>, 19, 16.</w:t>
       </w:r>
     </w:p>
     <w:p>
       <w:r>
-        <w:t xml:space="preserve">Llamas, B. et al. (2019). A strategy for building and using a human reference pangenome. </w:t>
+        <w:t xml:space="preserve">Liao, W.W. et al. (2023). A draft human pangenome reference. </w:t>
       </w:r>
       <w:r>
         <w:rPr>
           <w:i/>
         </w:rPr>
-        <w:t>F1000Research</w:t>
-      </w:r>
-      <w:r>
-        <w:t>, 8, 1751.</w:t>
+        <w:t>Nature</w:t>
+      </w:r>
+      <w:r>
+        <w:t>, 617, 312–324.</w:t>
       </w:r>
     </w:p>
     <w:p>
       <w:r>
-        <w:t>Mallal, S. et al. (2008). HLA-B</w:t>
+        <w:t xml:space="preserve">Llamas, B. et al. (2019). A strategy for building and using a human reference pangenome. </w:t>
       </w:r>
       <w:r>
         <w:rPr>
           <w:i/>
         </w:rPr>
-        <w:t xml:space="preserve">5701 screening for hypersensitivity to abacavir. </w:t>
-      </w:r>
-      <w:r>
-        <w:t>New England Journal of Medicine*, 358, 568–579.</w:t>
+        <w:t>F1000Research</w:t>
+      </w:r>
+      <w:r>
+        <w:t>, 8, 1751.</w:t>
       </w:r>
     </w:p>
     <w:p>
       <w:r>
-        <w:t xml:space="preserve">Matzaraki, V. et al. (2017). The MHC locus and genetic susceptibility to autoimmune and infectious diseases. </w:t>
+        <w:t>Mallal, S. et al. (2008). HLA-B</w:t>
       </w:r>
       <w:r>
         <w:rPr>
           <w:i/>
         </w:rPr>
-        <w:t>Genome Biology</w:t>
-      </w:r>
-      <w:r>
-        <w:t>, 18, 76.</w:t>
+        <w:t xml:space="preserve">5701 screening for hypersensitivity to abacavir. </w:t>
+      </w:r>
+      <w:r>
+        <w:t>New England Journal of Medicine*, 358, 568–579.</w:t>
       </w:r>
     </w:p>
     <w:p>
       <w:r>
-        <w:t xml:space="preserve">Mishima, H. et al. (2019). A practical guide for the evaluation of next-generation sequencing-based HLA typing. </w:t>
+        <w:t xml:space="preserve">Matzaraki, V. et al. (2017). The MHC locus and genetic susceptibility to autoimmune and infectious diseases. </w:t>
       </w:r>
       <w:r>
         <w:rPr>
           <w:i/>
         </w:rPr>
-        <w:t>Human Immunology</w:t>
-      </w:r>
-      <w:r>
-        <w:t>, 80, 891–898.</w:t>
+        <w:t>Genome Biology</w:t>
+      </w:r>
+      <w:r>
+        <w:t>, 18, 76.</w:t>
       </w:r>
     </w:p>
     <w:p>
       <w:r>
-        <w:t xml:space="preserve">Orenbuch, R. et al. (2019). arcasHLA: high-resolution HLA typing from RNAseq. </w:t>
+        <w:t xml:space="preserve">Mishima, H. et al. (2019). A practical guide for the evaluation of next-generation sequencing-based HLA typing. </w:t>
       </w:r>
       <w:r>
         <w:rPr>
           <w:i/>
         </w:rPr>
-        <w:t>Bioinformatics</w:t>
-      </w:r>
-      <w:r>
-        <w:t>, 36, 33–40.</w:t>
+        <w:t>Human Immunology</w:t>
+      </w:r>
+      <w:r>
+        <w:t>, 80, 891–898.</w:t>
       </w:r>
     </w:p>
     <w:p>
       <w:r>
-        <w:t xml:space="preserve">Parham, P. &amp; Brodsky, F.M. (1981). Partial purification and some properties of BB7.2, a cytotoxic monoclonal antibody with specificity for HLA-A2 and a variant of HLA-A28. </w:t>
+        <w:t xml:space="preserve">Orenbuch, R. et al. (2019). arcasHLA: high-resolution HLA typing from RNAseq. </w:t>
       </w:r>
       <w:r>
         <w:rPr>
           <w:i/>
         </w:rPr>
-        <w:t>Human Immunology</w:t>
-      </w:r>
-      <w:r>
-        <w:t>, 3, 277–299.</w:t>
+        <w:t>Bioinformatics</w:t>
+      </w:r>
+      <w:r>
+        <w:t>, 36, 33–40.</w:t>
       </w:r>
     </w:p>
     <w:p>
       <w:r>
-        <w:t xml:space="preserve">Petersdorf, E.W. et al. (2007). Major histocompatibility complex variation and outcomes in hematopoietic cell transplantation. </w:t>
+        <w:t xml:space="preserve">Parham, P. &amp; Brodsky, F.M. (1981). Partial purification and some properties of BB7.2, a cytotoxic monoclonal antibody with specificity for HLA-A2 and a variant of HLA-A28. </w:t>
       </w:r>
       <w:r>
         <w:rPr>
           <w:i/>
         </w:rPr>
-        <w:t>Immunological Reviews</w:t>
-      </w:r>
-      <w:r>
-        <w:t>, 214, 229–244.</w:t>
+        <w:t>Human Immunology</w:t>
+      </w:r>
+      <w:r>
+        <w:t>, 3, 277–299.</w:t>
       </w:r>
     </w:p>
     <w:p>
       <w:r>
+        <w:t xml:space="preserve">Petersdorf, E.W. et al. (2007). Major histocompatibility complex variation and outcomes in hematopoietic cell transplantation. </w:t>
+      </w:r>
+      <w:r>
+        <w:rPr>
+          <w:i/>
+        </w:rPr>
+        <w:t>Immunological Reviews</w:t>
+      </w:r>
+      <w:r>
+        <w:t>, 214, 229–244.</w:t>
+      </w:r>
+    </w:p>
+    <w:p>
+      <w:r>
         <w:t xml:space="preserve">Prodanov, T. et al. (2025). Locityper enables targeted genotyping of complex polymorphic genes. </w:t>
       </w:r>
       <w:r>
@@ -12379,6 +12398,20 @@
       </w:r>
       <w:r>
         <w:t>, 57, 2901–2908.</w:t>
+      </w:r>
+    </w:p>
+    <w:p>
+      <w:r>
+        <w:t xml:space="preserve">Reinhold, W.C. et al. (2019). RNA sequencing of the NCI-60: integration into CellMiner and CellMiner CDB. </w:t>
+      </w:r>
+      <w:r>
+        <w:rPr>
+          <w:i/>
+        </w:rPr>
+        <w:t>Cancer Research</w:t>
+      </w:r>
+      <w:r>
+        <w:t>, 79, 3514–3524.</w:t>
       </w:r>
     </w:p>
     <w:p>

--- a/docs/CHAMPHLA_MANUSCRIPT_V3.docx
+++ b/docs/CHAMPHLA_MANUSCRIPT_V3.docx
@@ -117,7 +117,7 @@
         <w:t>ChampHLA</w:t>
       </w:r>
       <w:r>
-        <w:t xml:space="preserve"> (formerly PIHLA/mvHLA), a reproducible Nextflow DSL2 pipeline that integrates eight state-of-the-art HLA typing tools—OptiType, HLA-HD, ArcasHLA, T1K, SpecHLA, Kourami, POLYSOLVER, and Seq2HLA—into a single unified framework with containerised execution, harmonised output schemas, benchmark-derived reliability weights, and a novel </w:t>
+        <w:t xml:space="preserve"> (formerly PIHLA/mvHLA), a reproducible Nextflow DSL2 pipeline that integrates eight state-of-the-art HLA typing tools—OptiType, HLA-HD, ArcasHLA, T1K, SpecHLA, Kourami, POLYSOLVER, and Seq2HLA—into a single unified framework with containerised execution, harmonised output schemas, and a novel </w:t>
       </w:r>
       <w:r>
         <w:rPr>
@@ -126,7 +126,7 @@
         <w:t>Champion-Challenger</w:t>
       </w:r>
       <w:r>
-        <w:t xml:space="preserve"> ensemble consensus method. ChampHLA eliminates per-tool installation burden, routes each tool to the appropriate input format automatically, and resolves cross-tool disagreement through a principled override policy: each HLA gene is assigned a benchmark-designated champion, and the ensemble may override the champion's call only when the aggregate evidence meets simultaneous criteria for support breadth, weight margin, tool diversity, and allele unambiguity. The champions and override thresholds are selected under nested cross-validation—learned on training folds and evaluated strictly out of fold—so that no reported accuracy is inflated by tuning on the data it is measured against, and every called locus carries a fully auditable decision trace.</w:t>
+        <w:t xml:space="preserve"> consensus method built on benchmark-calibrated per-locus routing with an auditable challenger fallback. ChampHLA eliminates per-tool installation burden, routes each tool to the appropriate input format automatically, and resolves cross-tool disagreement by routing each HLA gene to its benchmark-designated champion; the ensemble may override the champion's call only when the aggregate weighted evidence meets simultaneous criteria for support breadth, weight margin, tool diversity, and allele unambiguity, with reliability weighting serving as a calibration-guarded soundness layer rather than the accuracy driver. The champions and override thresholds are selected under nested cross-validation—learned on training folds and evaluated strictly out of fold—so that no reported accuracy is inflated by tuning on the data it is measured against, and every called locus carries a fully auditable decision trace.</w:t>
       </w:r>
     </w:p>
     <w:p>
@@ -167,16 +167,16 @@
         <w:t>matched majority voting</w:t>
       </w:r>
       <w:r>
-        <w:t xml:space="preserve"> within overlapping confidence intervals (WES 0.9436 vs 0.9359; RNA-seq 0.9408 vs 0.9502; McNemar p=0.45, not significant). An ablation confirmed that this gain arises from champion routing rather than the weighting scheme: pure reliability-weighted voting underperformed majority voting in every modality. In a supplementary matched-subject cross-modal analysis of 106 subjects, bimodal WES+RNA majority voting achieved the best multimodal result (0.9623 overall correct-call rate)—which Champion-Challenger matches exactly while exceeding the best single tool—so Champion-Challenger can serve as the default consensus in the recommended bimodal configuration at no accuracy cost; adding WGS to form a trimodal consensus did not improve performance (0.9591), identifying short-read WGS single-tool quality as the current accuracy bottleneck. To extend benchmarking to cohorts that lack gold-standard typing, ChampHLA also generates an orthogonal, agreement-gated </w:t>
+        <w:t xml:space="preserve"> within overlapping confidence intervals (WES 0.9436 vs 0.9359; RNA-seq 0.9408 vs 0.9502; McNemar p=0.45, not significant). An ablation confirmed that this gain arises from champion routing rather than the weighting scheme: pure reliability-weighted voting underperformed majority voting in every modality. In a supplementary matched-subject cross-modal analysis of 106 subjects, bimodal WES+RNA majority voting achieved the best multimodal result (0.9623 overall correct-call rate)—which Champion-Challenger matches exactly while exceeding the best single tool—so Champion-Challenger can serve as the default consensus in the recommended bimodal configuration at no accuracy cost; adding WGS to form a trimodal consensus did not improve performance (0.9591), identifying short-read WGS single-tool quality as the current accuracy bottleneck. To extend benchmarking to cohorts that lack gold-standard typing, ChampHLA also generates orthogonal, agreement-gated </w:t>
       </w:r>
       <w:r>
         <w:rPr>
           <w:b/>
         </w:rPr>
-        <w:t>silver-standard truth</w:t>
-      </w:r>
-      <w:r>
-        <w:t>—Locityper genotyping against a Human Pangenome Reference Consortium (HPRC) pangenome database, annotated by Immuannot—which reproduced 1000 Genomes gold calls at 81.1% (two-field) / 82.2% (G-group) allele-level concordance across 30 samples—rising to 94.4% on a smaller per-sample-depth pilot—directly addressing the two-field resolution ceiling of the 2014 truth panel. Finally, to test generalisation beyond the cohort on which the policy was calibrated, we applied the frozen 1000G-derived weights and Champion-Challenger policy—without any re-learning—to the independent, non-1000-Genomes NCI-60 cancer cell-line panel scored against Adams et al. (2005) sequence-based typing: ChampHLA matched majority voting on whole-exome data (0.842) and on RNA-seq (0.793 versus 0.817, overlapping confidence intervals) with an active, predominantly corrective override gate (15 of 20 RNA overrides corrective), indicating that the Champion-Challenger framework transfers out of distribution.</w:t>
+        <w:t>silver-standard candidate labels</w:t>
+      </w:r>
+      <w:r>
+        <w:t>—Locityper genotyping against a Human Pangenome Reference Consortium (HPRC) pangenome database, annotated by Immuannot—which reproduced 1000 Genomes gold calls at 81.1% (two-field) / 82.2% (G-group) allele-level concordance across 30 samples (94.4% on a smaller per-sample-depth pilot). We present this as a feasibility result and a scalability direction for truth-less cohorts, not as a substitute for gold-standard typing. Finally, to test generalisation beyond the cohort on which the policy was calibrated, we applied the frozen 1000G-derived weights and Champion-Challenger policy—without any re-learning—to the independent, non-1000-Genomes NCI-60 cancer cell-line panel scored against Adams et al. (2005) sequence-based typing: ChampHLA matched majority voting on whole-exome data (0.842) and on RNA-seq (0.793 versus 0.817, overlapping confidence intervals) with an active, predominantly corrective override gate (15 of 20 RNA overrides corrective), indicating that the Champion-Challenger framework transfers out of distribution.</w:t>
       </w:r>
     </w:p>
     <w:p>
@@ -2202,7 +2202,7 @@
         <w:t>matched</w:t>
       </w:r>
       <w:r>
-        <w:t xml:space="preserve"> MajorityVote within overlapping confidence intervals, with differences that were not statistically significant. In WES (n=130 samples, 390 gene-locus pairs) it reached 0.9436 (95% CI: 0.916–0.963) versus 0.9359 for MajorityVote (McNemar p=0.45; b=5, c=2) and 0.9231 for the best single tool (OptiType); the override gate fired on a small number of loci and was net corrective. In RNA-seq (n=107 samples, 321 gene-locus pairs) it reached 0.9408 (95% CI: 0.909–0.962) versus 0.9502 for MajorityVote (McNemar p=0.45; b=2, c=5) and 0.9429 for the best single tool, HLA-HD. The consistent picture across modalities is that the benefit of Champion-Challenger </w:t>
+        <w:t xml:space="preserve"> MajorityVote within overlapping confidence intervals, with differences that were not statistically significant. In WES (n=130 samples, 390 gene-locus pairs) it reached 0.9436 (95% CI: 0.916–0.963) versus 0.9359 for MajorityVote (McNemar p=0.45; b=5, c=2) and 0.9231 for the best single tool (OptiType); the override gate fired on 17 of 390 held-out loci and was net corrective (13 corrective, 2 harmful, 2 neutral; Table 3, override audit). In RNA-seq (n=107 samples, 321 gene-locus pairs) it reached 0.9408 (95% CI: 0.909–0.962) versus 0.9502 for MajorityVote (McNemar p=0.45; b=2, c=5) and 0.9429 for the best single tool, HLA-HD. The consistent picture across modalities is that the benefit of Champion-Challenger </w:t>
       </w:r>
       <w:r>
         <w:rPr>
@@ -2294,6 +2294,47 @@
       </w:r>
       <w:r>
         <w:t>.</w:t>
+      </w:r>
+    </w:p>
+    <w:p>
+      <w:r>
+        <w:t xml:space="preserve">To keep the claims proportionate to the evidence, we grade the findings into four tiers. </w:t>
+      </w:r>
+      <w:r>
+        <w:rPr>
+          <w:b/>
+        </w:rPr>
+        <w:t>(i) Confirmed superiority:</w:t>
+      </w:r>
+      <w:r>
+        <w:t xml:space="preserve"> Champion-Challenger significantly exceeds majority voting on WGS under nested cross-validation (0.5012 vs 0.3844; exact McNemar p&lt;0.0001) — the single headline result, and it is weight-independent (Table 3, sensitivity panel). </w:t>
+      </w:r>
+      <w:r>
+        <w:rPr>
+          <w:b/>
+        </w:rPr>
+        <w:t>(ii) Comparable performance:</w:t>
+      </w:r>
+      <w:r>
+        <w:t xml:space="preserve"> on the high-accuracy WES and RNA-seq modalities, and in the multimodal analyses, Champion-Challenger matches majority voting within overlapping confidence intervals without regression. </w:t>
+      </w:r>
+      <w:r>
+        <w:rPr>
+          <w:b/>
+        </w:rPr>
+        <w:t>(iii) External robustness:</w:t>
+      </w:r>
+      <w:r>
+        <w:t xml:space="preserve"> on the independent non-1000G cohorts (Results §8) the frozen policy transfers and tracks majority voting within overlapping confidence intervals — evidence of generalisation and does-no-harm behaviour, not of broad superiority. </w:t>
+      </w:r>
+      <w:r>
+        <w:rPr>
+          <w:b/>
+        </w:rPr>
+        <w:t>(iv) Exploratory:</w:t>
+      </w:r>
+      <w:r>
+        <w:t xml:space="preserve"> the orthogonal silver-standard labels (Results §6), the flow-cytometry validation (Results §9), and the small germline external cohorts are proof-of-concept, powered for mechanism and orthogonality rather than for narrow confidence intervals.</w:t>
       </w:r>
     </w:p>
     <w:p>
@@ -5393,7 +5434,1004 @@
         <w:rPr>
           <w:i/>
         </w:rPr>
-        <w:t>Champion-Challenger operating points (per-gene champions and override policy) were selected strictly out of fold under 10-fold population-stratified nested cross-validation and pooled over held-out folds (Methods §2; `bin/nested_cv_champion_challenger.py`). MajorityVote has no tunable parameters, so its nested-CV score equals its full-cohort score. WeightedConsensus is shown as the weighting-only ablation (fixed default policy) and abstains on low-support loci, which lowers its overall correct-call rate despite the highest accuracy among callable loci. Paired Champion-Challenger-vs-MajorityVote comparison by exact McNemar test on discordant loci (b = loci ChampHLA calls correctly and MajorityVote does not; c = the reverse). The paired Champion-Challenger-vs-best-single-tool exact McNemar test (`nested_cv_mcnemar_vs_best_tool.tsv`) is not significant on WGS (0.5012 vs OptiType 0.4975; p=0.74; b=19, c=16) or RNA-seq (0.9408 vs HLA-HD 0.9429; p=1.0) and only nominally favours Champion-Challenger on WES (0.9436 vs OptiType 0.9231; p=0.039; b=10, c=2), which does not survive Holm correction across the three modality tests; Champion-Challenger's sole robust paired advantage is therefore over majority voting on WGS. RNA-seq scoring includes SpecHLA to benchmark against the full panel; the default production configuration excludes it (76.2% callable, 0.035 accuracy).</w:t>
+        <w:t>Champion-Challenger operating points (per-gene champions and override policy) were selected strictly out of fold under 10-fold population-stratified nested cross-validation and pooled over held-out folds (Methods §2; `bin/nested_cv_champion_challenger.py`). MajorityVote has no tunable parameters, so its nested-CV score equals its full-cohort score. WeightedConsensus is shown as the weighting-only ablation (fixed default policy) and abstains on low-support loci, which lowers its overall correct-call rate despite the highest accuracy among callable loci. RNA-seq scoring includes SpecHLA to benchmark against the full panel; the default production configuration excludes it (76.2% callable, 0.035 accuracy).</w:t>
+      </w:r>
+    </w:p>
+    <w:p>
+      <w:r>
+        <w:rPr>
+          <w:b/>
+        </w:rPr>
+        <w:t>Table 3 — statistical summary (paired tests, held-out nested CV).</w:t>
+      </w:r>
+      <w:r>
+        <w:t xml:space="preserve"> </w:t>
+      </w:r>
+      <w:r>
+        <w:rPr>
+          <w:i/>
+        </w:rPr>
+        <w:t>b/c are discordant-locus counts for the exact McNemar test (b = ChampHLA correct and comparator not; c = the reverse).</w:t>
+      </w:r>
+    </w:p>
+    <w:tbl>
+      <w:tblPr>
+        <w:tblStyle w:val="LightGrid-Accent1"/>
+        <w:tblW w:type="auto" w:w="0"/>
+        <w:tblLook w:firstColumn="1" w:firstRow="1" w:lastColumn="0" w:lastRow="0" w:noHBand="0" w:noVBand="1" w:val="04A0"/>
+      </w:tblPr>
+      <w:tblGrid>
+        <w:gridCol w:w="1234"/>
+        <w:gridCol w:w="1234"/>
+        <w:gridCol w:w="1234"/>
+        <w:gridCol w:w="1234"/>
+        <w:gridCol w:w="1234"/>
+        <w:gridCol w:w="1234"/>
+        <w:gridCol w:w="1234"/>
+      </w:tblGrid>
+      <w:tr>
+        <w:tc>
+          <w:tcPr>
+            <w:tcW w:type="dxa" w:w="1234"/>
+          </w:tcPr>
+          <w:p>
+            <w:r>
+              <w:rPr>
+                <w:b/>
+              </w:rPr>
+            </w:r>
+            <w:r>
+              <w:rPr>
+                <w:b/>
+              </w:rPr>
+              <w:t>Modality</w:t>
+            </w:r>
+          </w:p>
+        </w:tc>
+        <w:tc>
+          <w:tcPr>
+            <w:tcW w:type="dxa" w:w="1234"/>
+          </w:tcPr>
+          <w:p>
+            <w:r>
+              <w:rPr>
+                <w:b/>
+              </w:rPr>
+            </w:r>
+            <w:r>
+              <w:rPr>
+                <w:b/>
+              </w:rPr>
+              <w:t>ChampHLA (CC)</w:t>
+            </w:r>
+          </w:p>
+        </w:tc>
+        <w:tc>
+          <w:tcPr>
+            <w:tcW w:type="dxa" w:w="1234"/>
+          </w:tcPr>
+          <w:p>
+            <w:r>
+              <w:rPr>
+                <w:b/>
+              </w:rPr>
+            </w:r>
+            <w:r>
+              <w:rPr>
+                <w:b/>
+              </w:rPr>
+              <w:t>MajorityVote</w:t>
+            </w:r>
+          </w:p>
+        </w:tc>
+        <w:tc>
+          <w:tcPr>
+            <w:tcW w:type="dxa" w:w="1234"/>
+          </w:tcPr>
+          <w:p>
+            <w:r>
+              <w:rPr>
+                <w:b/>
+              </w:rPr>
+            </w:r>
+            <w:r>
+              <w:rPr>
+                <w:b/>
+              </w:rPr>
+              <w:t>Best single tool</w:t>
+            </w:r>
+          </w:p>
+        </w:tc>
+        <w:tc>
+          <w:tcPr>
+            <w:tcW w:type="dxa" w:w="1234"/>
+          </w:tcPr>
+          <w:p>
+            <w:r>
+              <w:rPr>
+                <w:b/>
+              </w:rPr>
+            </w:r>
+            <w:r>
+              <w:rPr>
+                <w:b/>
+              </w:rPr>
+              <w:t>Δ CC−MV</w:t>
+            </w:r>
+          </w:p>
+        </w:tc>
+        <w:tc>
+          <w:tcPr>
+            <w:tcW w:type="dxa" w:w="1234"/>
+          </w:tcPr>
+          <w:p>
+            <w:r>
+              <w:rPr>
+                <w:b/>
+              </w:rPr>
+            </w:r>
+            <w:r>
+              <w:rPr>
+                <w:b/>
+              </w:rPr>
+              <w:t>McNemar p (CC vs MV)</w:t>
+            </w:r>
+          </w:p>
+        </w:tc>
+        <w:tc>
+          <w:tcPr>
+            <w:tcW w:type="dxa" w:w="1234"/>
+          </w:tcPr>
+          <w:p>
+            <w:r>
+              <w:rPr>
+                <w:b/>
+              </w:rPr>
+            </w:r>
+            <w:r>
+              <w:rPr>
+                <w:b/>
+              </w:rPr>
+              <w:t>McNemar p (CC vs best tool)</w:t>
+            </w:r>
+          </w:p>
+        </w:tc>
+      </w:tr>
+      <w:tr>
+        <w:tc>
+          <w:tcPr>
+            <w:tcW w:type="dxa" w:w="1234"/>
+          </w:tcPr>
+          <w:p>
+            <w:r/>
+            <w:r>
+              <w:t>WGS</w:t>
+            </w:r>
+          </w:p>
+        </w:tc>
+        <w:tc>
+          <w:tcPr>
+            <w:tcW w:type="dxa" w:w="1234"/>
+          </w:tcPr>
+          <w:p>
+            <w:r/>
+            <w:r>
+              <w:rPr>
+                <w:b/>
+              </w:rPr>
+              <w:t>0.5012</w:t>
+            </w:r>
+            <w:r>
+              <w:t xml:space="preserve"> [0.453, 0.549]</w:t>
+            </w:r>
+          </w:p>
+        </w:tc>
+        <w:tc>
+          <w:tcPr>
+            <w:tcW w:type="dxa" w:w="1234"/>
+          </w:tcPr>
+          <w:p>
+            <w:r/>
+            <w:r>
+              <w:t>0.3844</w:t>
+            </w:r>
+          </w:p>
+        </w:tc>
+        <w:tc>
+          <w:tcPr>
+            <w:tcW w:type="dxa" w:w="1234"/>
+          </w:tcPr>
+          <w:p>
+            <w:r/>
+            <w:r>
+              <w:t>OptiType 0.4975</w:t>
+            </w:r>
+          </w:p>
+        </w:tc>
+        <w:tc>
+          <w:tcPr>
+            <w:tcW w:type="dxa" w:w="1234"/>
+          </w:tcPr>
+          <w:p>
+            <w:r/>
+            <w:r>
+              <w:rPr>
+                <w:b/>
+              </w:rPr>
+              <w:t>+0.117</w:t>
+            </w:r>
+          </w:p>
+        </w:tc>
+        <w:tc>
+          <w:tcPr>
+            <w:tcW w:type="dxa" w:w="1234"/>
+          </w:tcPr>
+          <w:p>
+            <w:r/>
+            <w:r>
+              <w:rPr>
+                <w:b/>
+              </w:rPr>
+              <w:t>&lt;0.0001</w:t>
+            </w:r>
+            <w:r>
+              <w:t xml:space="preserve"> (b=60, c=12)</w:t>
+            </w:r>
+          </w:p>
+        </w:tc>
+        <w:tc>
+          <w:tcPr>
+            <w:tcW w:type="dxa" w:w="1234"/>
+          </w:tcPr>
+          <w:p>
+            <w:r/>
+            <w:r>
+              <w:t>0.74 (b=19, c=16), n.s.</w:t>
+            </w:r>
+          </w:p>
+        </w:tc>
+      </w:tr>
+      <w:tr>
+        <w:tc>
+          <w:tcPr>
+            <w:tcW w:type="dxa" w:w="1234"/>
+          </w:tcPr>
+          <w:p>
+            <w:r/>
+            <w:r>
+              <w:t>WES</w:t>
+            </w:r>
+          </w:p>
+        </w:tc>
+        <w:tc>
+          <w:tcPr>
+            <w:tcW w:type="dxa" w:w="1234"/>
+          </w:tcPr>
+          <w:p>
+            <w:r/>
+            <w:r>
+              <w:t>0.9436 [0.916, 0.963]</w:t>
+            </w:r>
+          </w:p>
+        </w:tc>
+        <w:tc>
+          <w:tcPr>
+            <w:tcW w:type="dxa" w:w="1234"/>
+          </w:tcPr>
+          <w:p>
+            <w:r/>
+            <w:r>
+              <w:t>0.9359</w:t>
+            </w:r>
+          </w:p>
+        </w:tc>
+        <w:tc>
+          <w:tcPr>
+            <w:tcW w:type="dxa" w:w="1234"/>
+          </w:tcPr>
+          <w:p>
+            <w:r/>
+            <w:r>
+              <w:t>OptiType 0.9231</w:t>
+            </w:r>
+          </w:p>
+        </w:tc>
+        <w:tc>
+          <w:tcPr>
+            <w:tcW w:type="dxa" w:w="1234"/>
+          </w:tcPr>
+          <w:p>
+            <w:r/>
+            <w:r>
+              <w:t>+0.008</w:t>
+            </w:r>
+          </w:p>
+        </w:tc>
+        <w:tc>
+          <w:tcPr>
+            <w:tcW w:type="dxa" w:w="1234"/>
+          </w:tcPr>
+          <w:p>
+            <w:r/>
+            <w:r>
+              <w:t>0.45 (b=5, c=2), n.s.</w:t>
+            </w:r>
+          </w:p>
+        </w:tc>
+        <w:tc>
+          <w:tcPr>
+            <w:tcW w:type="dxa" w:w="1234"/>
+          </w:tcPr>
+          <w:p>
+            <w:r/>
+            <w:r>
+              <w:t>0.039 (b=10, c=2), nominal</w:t>
+            </w:r>
+          </w:p>
+        </w:tc>
+      </w:tr>
+      <w:tr>
+        <w:tc>
+          <w:tcPr>
+            <w:tcW w:type="dxa" w:w="1234"/>
+          </w:tcPr>
+          <w:p>
+            <w:r/>
+            <w:r>
+              <w:t>RNA-seq</w:t>
+            </w:r>
+          </w:p>
+        </w:tc>
+        <w:tc>
+          <w:tcPr>
+            <w:tcW w:type="dxa" w:w="1234"/>
+          </w:tcPr>
+          <w:p>
+            <w:r/>
+            <w:r>
+              <w:t>0.9408 [0.909, 0.962]</w:t>
+            </w:r>
+          </w:p>
+        </w:tc>
+        <w:tc>
+          <w:tcPr>
+            <w:tcW w:type="dxa" w:w="1234"/>
+          </w:tcPr>
+          <w:p>
+            <w:r/>
+            <w:r>
+              <w:t>0.9502</w:t>
+            </w:r>
+          </w:p>
+        </w:tc>
+        <w:tc>
+          <w:tcPr>
+            <w:tcW w:type="dxa" w:w="1234"/>
+          </w:tcPr>
+          <w:p>
+            <w:r/>
+            <w:r>
+              <w:t>HLA-HD 0.9429</w:t>
+            </w:r>
+          </w:p>
+        </w:tc>
+        <w:tc>
+          <w:tcPr>
+            <w:tcW w:type="dxa" w:w="1234"/>
+          </w:tcPr>
+          <w:p>
+            <w:r/>
+            <w:r>
+              <w:t>−0.009</w:t>
+            </w:r>
+          </w:p>
+        </w:tc>
+        <w:tc>
+          <w:tcPr>
+            <w:tcW w:type="dxa" w:w="1234"/>
+          </w:tcPr>
+          <w:p>
+            <w:r/>
+            <w:r>
+              <w:t>0.45 (b=2, c=5), n.s.</w:t>
+            </w:r>
+          </w:p>
+        </w:tc>
+        <w:tc>
+          <w:tcPr>
+            <w:tcW w:type="dxa" w:w="1234"/>
+          </w:tcPr>
+          <w:p>
+            <w:r/>
+            <w:r>
+              <w:t>1.0, n.s.</w:t>
+            </w:r>
+          </w:p>
+        </w:tc>
+      </w:tr>
+    </w:tbl>
+    <w:p/>
+    <w:p>
+      <w:r>
+        <w:rPr>
+          <w:i/>
+        </w:rPr>
+        <w:t>Pre-specified primary comparison = Champion-Challenger vs MajorityVote (three modality tests). The Champion-Challenger-vs-best-single-tool tests are secondary/descriptive; the nominal WES value (p=0.039) does not survive Holm–Bonferroni correction across the three modality tests. Champion-Challenger's only robust paired advantage is therefore over majority voting on WGS.</w:t>
+      </w:r>
+    </w:p>
+    <w:p>
+      <w:r>
+        <w:rPr>
+          <w:b/>
+        </w:rPr>
+        <w:t>Table 3 — sensitivity of the reported accuracy to the weighting scheme (overall correct-call rate).</w:t>
+      </w:r>
+      <w:r>
+        <w:t xml:space="preserve"> </w:t>
+      </w:r>
+      <w:r>
+        <w:rPr>
+          <w:i/>
+        </w:rPr>
+        <w:t>Same champion selection and, where applicable, override policy; only the tool weights or the override gate are changed.</w:t>
+      </w:r>
+    </w:p>
+    <w:tbl>
+      <w:tblPr>
+        <w:tblStyle w:val="LightGrid-Accent1"/>
+        <w:tblW w:type="auto" w:w="0"/>
+        <w:tblLook w:firstColumn="1" w:firstRow="1" w:lastColumn="0" w:lastRow="0" w:noHBand="0" w:noVBand="1" w:val="04A0"/>
+      </w:tblPr>
+      <w:tblGrid>
+        <w:gridCol w:w="2160"/>
+        <w:gridCol w:w="2160"/>
+        <w:gridCol w:w="2160"/>
+        <w:gridCol w:w="2160"/>
+      </w:tblGrid>
+      <w:tr>
+        <w:tc>
+          <w:tcPr>
+            <w:tcW w:type="dxa" w:w="2160"/>
+          </w:tcPr>
+          <w:p>
+            <w:r>
+              <w:rPr>
+                <w:b/>
+              </w:rPr>
+            </w:r>
+            <w:r>
+              <w:rPr>
+                <w:b/>
+              </w:rPr>
+              <w:t>Modality</w:t>
+            </w:r>
+          </w:p>
+        </w:tc>
+        <w:tc>
+          <w:tcPr>
+            <w:tcW w:type="dxa" w:w="2160"/>
+          </w:tcPr>
+          <w:p>
+            <w:r>
+              <w:rPr>
+                <w:b/>
+              </w:rPr>
+            </w:r>
+            <w:r>
+              <w:rPr>
+                <w:b/>
+              </w:rPr>
+              <w:t>Benchmark weights + override gate (reported)</w:t>
+            </w:r>
+          </w:p>
+        </w:tc>
+        <w:tc>
+          <w:tcPr>
+            <w:tcW w:type="dxa" w:w="2160"/>
+          </w:tcPr>
+          <w:p>
+            <w:r>
+              <w:rPr>
+                <w:b/>
+              </w:rPr>
+            </w:r>
+            <w:r>
+              <w:rPr>
+                <w:b/>
+              </w:rPr>
+              <w:t>Equal weights + override gate</w:t>
+            </w:r>
+          </w:p>
+        </w:tc>
+        <w:tc>
+          <w:tcPr>
+            <w:tcW w:type="dxa" w:w="2160"/>
+          </w:tcPr>
+          <w:p>
+            <w:r>
+              <w:rPr>
+                <w:b/>
+              </w:rPr>
+            </w:r>
+            <w:r>
+              <w:rPr>
+                <w:b/>
+              </w:rPr>
+              <w:t>Champion routing only (gate disabled)</w:t>
+            </w:r>
+          </w:p>
+        </w:tc>
+      </w:tr>
+      <w:tr>
+        <w:tc>
+          <w:tcPr>
+            <w:tcW w:type="dxa" w:w="2160"/>
+          </w:tcPr>
+          <w:p>
+            <w:r/>
+            <w:r>
+              <w:t>WGS</w:t>
+            </w:r>
+          </w:p>
+        </w:tc>
+        <w:tc>
+          <w:tcPr>
+            <w:tcW w:type="dxa" w:w="2160"/>
+          </w:tcPr>
+          <w:p>
+            <w:r/>
+            <w:r>
+              <w:t>0.5012</w:t>
+            </w:r>
+          </w:p>
+        </w:tc>
+        <w:tc>
+          <w:tcPr>
+            <w:tcW w:type="dxa" w:w="2160"/>
+          </w:tcPr>
+          <w:p>
+            <w:r/>
+            <w:r>
+              <w:rPr>
+                <w:b/>
+              </w:rPr>
+              <w:t>0.5012</w:t>
+            </w:r>
+          </w:p>
+        </w:tc>
+        <w:tc>
+          <w:tcPr>
+            <w:tcW w:type="dxa" w:w="2160"/>
+          </w:tcPr>
+          <w:p>
+            <w:r/>
+            <w:r>
+              <w:rPr>
+                <w:b/>
+              </w:rPr>
+              <w:t>0.5012</w:t>
+            </w:r>
+          </w:p>
+        </w:tc>
+      </w:tr>
+      <w:tr>
+        <w:tc>
+          <w:tcPr>
+            <w:tcW w:type="dxa" w:w="2160"/>
+          </w:tcPr>
+          <w:p>
+            <w:r/>
+            <w:r>
+              <w:t>WES</w:t>
+            </w:r>
+          </w:p>
+        </w:tc>
+        <w:tc>
+          <w:tcPr>
+            <w:tcW w:type="dxa" w:w="2160"/>
+          </w:tcPr>
+          <w:p>
+            <w:r/>
+            <w:r>
+              <w:t>0.9436</w:t>
+            </w:r>
+          </w:p>
+        </w:tc>
+        <w:tc>
+          <w:tcPr>
+            <w:tcW w:type="dxa" w:w="2160"/>
+          </w:tcPr>
+          <w:p>
+            <w:r/>
+            <w:r>
+              <w:t>0.9333</w:t>
+            </w:r>
+          </w:p>
+        </w:tc>
+        <w:tc>
+          <w:tcPr>
+            <w:tcW w:type="dxa" w:w="2160"/>
+          </w:tcPr>
+          <w:p>
+            <w:r/>
+            <w:r>
+              <w:t>0.9154</w:t>
+            </w:r>
+          </w:p>
+        </w:tc>
+      </w:tr>
+      <w:tr>
+        <w:tc>
+          <w:tcPr>
+            <w:tcW w:type="dxa" w:w="2160"/>
+          </w:tcPr>
+          <w:p>
+            <w:r/>
+            <w:r>
+              <w:t>RNA-seq</w:t>
+            </w:r>
+          </w:p>
+        </w:tc>
+        <w:tc>
+          <w:tcPr>
+            <w:tcW w:type="dxa" w:w="2160"/>
+          </w:tcPr>
+          <w:p>
+            <w:r/>
+            <w:r>
+              <w:t>0.9408</w:t>
+            </w:r>
+          </w:p>
+        </w:tc>
+        <w:tc>
+          <w:tcPr>
+            <w:tcW w:type="dxa" w:w="2160"/>
+          </w:tcPr>
+          <w:p>
+            <w:r/>
+            <w:r>
+              <w:t>0.9502</w:t>
+            </w:r>
+          </w:p>
+        </w:tc>
+        <w:tc>
+          <w:tcPr>
+            <w:tcW w:type="dxa" w:w="2160"/>
+          </w:tcPr>
+          <w:p>
+            <w:r/>
+            <w:r>
+              <w:t>0.9439</w:t>
+            </w:r>
+          </w:p>
+        </w:tc>
+      </w:tr>
+    </w:tbl>
+    <w:p/>
+    <w:p>
+      <w:r>
+        <w:rPr>
+          <w:i/>
+        </w:rPr>
+        <w:t xml:space="preserve">The significant WGS result is </w:t>
+      </w:r>
+      <w:r>
+        <w:rPr>
+          <w:i/>
+        </w:rPr>
+        <w:t>identical</w:t>
+      </w:r>
+      <w:r>
+        <w:rPr>
+          <w:i/>
+        </w:rPr>
+        <w:t xml:space="preserve"> under benchmark weights, equal weights, and champion-routing-only, confirming that it is pure per-gene champion routing and cannot be inflated by the fixed full-cohort weights (no override fires on WGS; see the override audit below). On the high-accuracy WES and RNA-seq modalities the weighting and override gate move the correct-call rate by only ~1–3 percentage points in either direction, well within the confidence intervals and never producing a significant advantage over majority voting (`nested_cv_sensitivity` via `--equal-weights` / `--no-override`).</w:t>
+      </w:r>
+    </w:p>
+    <w:p>
+      <w:r>
+        <w:rPr>
+          <w:b/>
+        </w:rPr>
+        <w:t>Table 3 — override-gate audit (held-out overrides, benchmark configuration).</w:t>
+      </w:r>
+      <w:r>
+        <w:t xml:space="preserve"> </w:t>
+      </w:r>
+      <w:r>
+        <w:rPr>
+          <w:i/>
+        </w:rPr>
+        <w:t>Each triggered override is classified against truth as corrective (override right, champion wrong), harmful (override wrong, champion right), or neutral (both wrong).</w:t>
+      </w:r>
+    </w:p>
+    <w:tbl>
+      <w:tblPr>
+        <w:tblStyle w:val="LightGrid-Accent1"/>
+        <w:tblW w:type="auto" w:w="0"/>
+        <w:tblLook w:firstColumn="1" w:firstRow="1" w:lastColumn="0" w:lastRow="0" w:noHBand="0" w:noVBand="1" w:val="04A0"/>
+      </w:tblPr>
+      <w:tblGrid>
+        <w:gridCol w:w="1728"/>
+        <w:gridCol w:w="1728"/>
+        <w:gridCol w:w="1728"/>
+        <w:gridCol w:w="1728"/>
+        <w:gridCol w:w="1728"/>
+      </w:tblGrid>
+      <w:tr>
+        <w:tc>
+          <w:tcPr>
+            <w:tcW w:type="dxa" w:w="1728"/>
+          </w:tcPr>
+          <w:p>
+            <w:r>
+              <w:rPr>
+                <w:b/>
+              </w:rPr>
+            </w:r>
+            <w:r>
+              <w:rPr>
+                <w:b/>
+              </w:rPr>
+              <w:t>Modality</w:t>
+            </w:r>
+          </w:p>
+        </w:tc>
+        <w:tc>
+          <w:tcPr>
+            <w:tcW w:type="dxa" w:w="1728"/>
+          </w:tcPr>
+          <w:p>
+            <w:r>
+              <w:rPr>
+                <w:b/>
+              </w:rPr>
+            </w:r>
+            <w:r>
+              <w:rPr>
+                <w:b/>
+              </w:rPr>
+              <w:t>Overrides fired</w:t>
+            </w:r>
+          </w:p>
+        </w:tc>
+        <w:tc>
+          <w:tcPr>
+            <w:tcW w:type="dxa" w:w="1728"/>
+          </w:tcPr>
+          <w:p>
+            <w:r>
+              <w:rPr>
+                <w:b/>
+              </w:rPr>
+            </w:r>
+            <w:r>
+              <w:rPr>
+                <w:b/>
+              </w:rPr>
+              <w:t>Corrective</w:t>
+            </w:r>
+          </w:p>
+        </w:tc>
+        <w:tc>
+          <w:tcPr>
+            <w:tcW w:type="dxa" w:w="1728"/>
+          </w:tcPr>
+          <w:p>
+            <w:r>
+              <w:rPr>
+                <w:b/>
+              </w:rPr>
+            </w:r>
+            <w:r>
+              <w:rPr>
+                <w:b/>
+              </w:rPr>
+              <w:t>Harmful</w:t>
+            </w:r>
+          </w:p>
+        </w:tc>
+        <w:tc>
+          <w:tcPr>
+            <w:tcW w:type="dxa" w:w="1728"/>
+          </w:tcPr>
+          <w:p>
+            <w:r>
+              <w:rPr>
+                <w:b/>
+              </w:rPr>
+            </w:r>
+            <w:r>
+              <w:rPr>
+                <w:b/>
+              </w:rPr>
+              <w:t>Neutral</w:t>
+            </w:r>
+          </w:p>
+        </w:tc>
+      </w:tr>
+      <w:tr>
+        <w:tc>
+          <w:tcPr>
+            <w:tcW w:type="dxa" w:w="1728"/>
+          </w:tcPr>
+          <w:p>
+            <w:r/>
+            <w:r>
+              <w:t>WGS</w:t>
+            </w:r>
+          </w:p>
+        </w:tc>
+        <w:tc>
+          <w:tcPr>
+            <w:tcW w:type="dxa" w:w="1728"/>
+          </w:tcPr>
+          <w:p>
+            <w:r/>
+            <w:r>
+              <w:t>0</w:t>
+            </w:r>
+          </w:p>
+        </w:tc>
+        <w:tc>
+          <w:tcPr>
+            <w:tcW w:type="dxa" w:w="1728"/>
+          </w:tcPr>
+          <w:p>
+            <w:r/>
+            <w:r>
+              <w:t>0</w:t>
+            </w:r>
+          </w:p>
+        </w:tc>
+        <w:tc>
+          <w:tcPr>
+            <w:tcW w:type="dxa" w:w="1728"/>
+          </w:tcPr>
+          <w:p>
+            <w:r/>
+            <w:r>
+              <w:t>0</w:t>
+            </w:r>
+          </w:p>
+        </w:tc>
+        <w:tc>
+          <w:tcPr>
+            <w:tcW w:type="dxa" w:w="1728"/>
+          </w:tcPr>
+          <w:p>
+            <w:r/>
+            <w:r>
+              <w:t>0</w:t>
+            </w:r>
+          </w:p>
+        </w:tc>
+      </w:tr>
+      <w:tr>
+        <w:tc>
+          <w:tcPr>
+            <w:tcW w:type="dxa" w:w="1728"/>
+          </w:tcPr>
+          <w:p>
+            <w:r/>
+            <w:r>
+              <w:t>WES</w:t>
+            </w:r>
+          </w:p>
+        </w:tc>
+        <w:tc>
+          <w:tcPr>
+            <w:tcW w:type="dxa" w:w="1728"/>
+          </w:tcPr>
+          <w:p>
+            <w:r/>
+            <w:r>
+              <w:t>17</w:t>
+            </w:r>
+          </w:p>
+        </w:tc>
+        <w:tc>
+          <w:tcPr>
+            <w:tcW w:type="dxa" w:w="1728"/>
+          </w:tcPr>
+          <w:p>
+            <w:r/>
+            <w:r>
+              <w:t>13</w:t>
+            </w:r>
+          </w:p>
+        </w:tc>
+        <w:tc>
+          <w:tcPr>
+            <w:tcW w:type="dxa" w:w="1728"/>
+          </w:tcPr>
+          <w:p>
+            <w:r/>
+            <w:r>
+              <w:t>2</w:t>
+            </w:r>
+          </w:p>
+        </w:tc>
+        <w:tc>
+          <w:tcPr>
+            <w:tcW w:type="dxa" w:w="1728"/>
+          </w:tcPr>
+          <w:p>
+            <w:r/>
+            <w:r>
+              <w:t>2</w:t>
+            </w:r>
+          </w:p>
+        </w:tc>
+      </w:tr>
+      <w:tr>
+        <w:tc>
+          <w:tcPr>
+            <w:tcW w:type="dxa" w:w="1728"/>
+          </w:tcPr>
+          <w:p>
+            <w:r/>
+            <w:r>
+              <w:t>RNA-seq</w:t>
+            </w:r>
+          </w:p>
+        </w:tc>
+        <w:tc>
+          <w:tcPr>
+            <w:tcW w:type="dxa" w:w="1728"/>
+          </w:tcPr>
+          <w:p>
+            <w:r/>
+            <w:r>
+              <w:t>1</w:t>
+            </w:r>
+          </w:p>
+        </w:tc>
+        <w:tc>
+          <w:tcPr>
+            <w:tcW w:type="dxa" w:w="1728"/>
+          </w:tcPr>
+          <w:p>
+            <w:r/>
+            <w:r>
+              <w:t>0</w:t>
+            </w:r>
+          </w:p>
+        </w:tc>
+        <w:tc>
+          <w:tcPr>
+            <w:tcW w:type="dxa" w:w="1728"/>
+          </w:tcPr>
+          <w:p>
+            <w:r/>
+            <w:r>
+              <w:t>1</w:t>
+            </w:r>
+          </w:p>
+        </w:tc>
+        <w:tc>
+          <w:tcPr>
+            <w:tcW w:type="dxa" w:w="1728"/>
+          </w:tcPr>
+          <w:p>
+            <w:r/>
+            <w:r>
+              <w:t>0</w:t>
+            </w:r>
+          </w:p>
+        </w:tc>
+      </w:tr>
+    </w:tbl>
+    <w:p/>
+    <w:p>
+      <w:r>
+        <w:rPr>
+          <w:i/>
+        </w:rPr>
+        <w:t>The override gate never fires on WGS (the entire WGS gain is routing), is net corrective on WES (13 of 17 corrective), and fires only once on the near-fully-concordant RNA-seq benchmark. Source: `analysis/nested_cv_champion_challenger/</w:t>
+      </w:r>
+      <w:r>
+        <w:t>/nested_cv_override_audit.tsv`.*</w:t>
       </w:r>
     </w:p>
     <w:p>
@@ -8712,7 +9750,16 @@
         <w:t>29:02 allele absent from the panel was assigned the nearest available haplotype (A\</w:t>
       </w:r>
       <w:r>
-        <w:t>32:01)—and the forthcoming HPRC v2 release (200+ samples) is expected to close most of the residual HLA-A gap. Even at current scale, the agreement-gated pipeline is accurate enough to serve as silver-standard truth for benchmarking ChampHLA on cohorts lacking gold-standard HLA typing, extending the framework beyond the public 1000 Genomes panel.</w:t>
+        <w:t xml:space="preserve">32:01)—and the forthcoming HPRC v2 release (200+ samples) is expected to close most of the residual HLA-A gap. Even at current scale, the agreement-gated pipeline provides useful silver-standard </w:t>
+      </w:r>
+      <w:r>
+        <w:rPr>
+          <w:i/>
+        </w:rPr>
+        <w:t>candidate</w:t>
+      </w:r>
+      <w:r>
+        <w:t xml:space="preserve"> labels for benchmarking ChampHLA on cohorts lacking gold-standard HLA typing—a scalability direction that extends the framework beyond the public 1000 Genomes panel rather than a validated replacement for experimental gold-standard typing, for which the current 81.1% concordance is not yet sufficient.</w:t>
       </w:r>
     </w:p>
     <w:p>
@@ -11656,12 +12703,12 @@
     </w:p>
     <w:p>
       <w:r>
-        <w:t>#### Scenario 4: Clinical WES Typing with High-Confidence Output</w:t>
+        <w:t>#### Scenario 4: Higher-Confidence WES Typing (research-grade)</w:t>
       </w:r>
     </w:p>
     <w:p>
       <w:r>
-        <w:t xml:space="preserve">For clinical or research settings where reliable allele calls are required and false positives (harmful Champion-Challenger overrides) are particularly consequential, we recommend a more conservative override policy—raising </w:t>
+        <w:t xml:space="preserve">For research settings where higher-confidence allele calls are required and false positives (harmful Champion-Challenger overrides) are particularly consequential, we recommend a more conservative override policy—raising </w:t>
       </w:r>
       <w:r>
         <w:rPr>

--- a/docs/CHAMPHLA_MANUSCRIPT_V3.docx
+++ b/docs/CHAMPHLA_MANUSCRIPT_V3.docx
@@ -167,7 +167,7 @@
         <w:t>matched majority voting</w:t>
       </w:r>
       <w:r>
-        <w:t xml:space="preserve"> within overlapping confidence intervals (WES 0.9436 vs 0.9359; RNA-seq 0.9408 vs 0.9502; McNemar p=0.45, not significant). An ablation confirmed that this gain arises from champion routing rather than the weighting scheme: pure reliability-weighted voting underperformed majority voting in every modality. In a supplementary matched-subject cross-modal analysis of 106 subjects, bimodal WES+RNA majority voting achieved the best multimodal result (0.9623 overall correct-call rate)—which Champion-Challenger matches exactly while exceeding the best single tool—so Champion-Challenger can serve as the default consensus in the recommended bimodal configuration at no accuracy cost; adding WGS to form a trimodal consensus did not improve performance (0.9591), identifying short-read WGS single-tool quality as the current accuracy bottleneck. To extend benchmarking to cohorts that lack gold-standard typing, ChampHLA also generates orthogonal, agreement-gated </w:t>
+        <w:t xml:space="preserve"> within overlapping confidence intervals (WES 0.9436 vs 0.9359; RNA-seq 0.9408 vs 0.9502; McNemar p=0.45, not significant). An ablation confirmed that this gain arises from champion routing rather than the weighting scheme: pure reliability-weighted voting underperformed majority voting in every modality. In a supplementary matched-subject cross-modal analysis of 106 subjects (the WGS∩WES∩RNA-seq intersection; Methods §6), bimodal WES+RNA majority voting achieved the best multimodal result (0.9623 overall correct-call rate)—which Champion-Challenger matches exactly while exceeding the best single tool—so Champion-Challenger can serve as the default consensus in the recommended bimodal configuration at no accuracy cost; adding WGS to form a trimodal consensus did not improve performance (0.9591), identifying short-read WGS single-tool quality as the current accuracy bottleneck. To extend benchmarking to cohorts without reference-quality HLA genotypes, ChampHLA also generates orthogonal, agreement-gated </w:t>
       </w:r>
       <w:r>
         <w:rPr>
@@ -181,7 +181,7 @@
     </w:p>
     <w:p>
       <w:r>
-        <w:t>ChampHLA is freely available at https://github.com/uoozcan/ChampHLA and requires only Nextflow (≥23.04.0) and Docker or Singularity; no per-tool installation is needed. Pre-configured profiles are provided for Docker-based local execution and SLURM-based HPC deployment, including a dedicated configuration for the CSC Puhti supercomputer.</w:t>
+        <w:t>ChampHLA is freely available at https://github.com/uoozcan/ChampHLA and requires only Nextflow (≥23.04.0) and Docker or Singularity; no per-tool installation is needed. Pre-configured profiles are provided for Docker-based local execution and SLURM-based HPC clusters (a ready-made CSC/Puhti profile is bundled as an example).</w:t>
       </w:r>
     </w:p>
     <w:p>
@@ -212,7 +212,7 @@
         <w:t>Champion-Challenger</w:t>
       </w:r>
       <w:r>
-        <w:t xml:space="preserve"> ensemble: a per-gene benchmark champion whose call is overridden only when weighted ensemble evidence is simultaneously broad, marginal, tool-diverse, and unambiguous, with a fully auditable decision trace. Under 10-fold nested cross-validation with out-of-fold operating points, ChampHLA's advantage scaled with inter-tool discordance—on WGS it significantly beat majority voting (0.5012 vs 0.3844; exact McNemar p&lt;0.0001) and matched the best single tool via champion routing, while on the high-accuracy WES and RNA-seq modalities it matched majority voting (0.9436, 0.9408; not significant); an ablation showed the gain comes from routing, not weighting. ChampHLA also generates agreement-gated silver-standard truth (Locityper + HPRC pangenome + Immuannot) reproducing 1000 Genomes gold calls at 81.1% across 30 samples for cohorts lacking gold typing, and under frozen weights transferred to a non-1000G panel (NCI-60), matching majority voting. ChampHLA is freely available at https://github.com/uoozcan/ChampHLA.</w:t>
+        <w:t xml:space="preserve"> ensemble: a per-gene benchmark champion whose call is overridden only when weighted ensemble evidence is simultaneously broad, marginal, tool-diverse, and unambiguous, with a fully auditable decision trace. Under 10-fold nested cross-validation with out-of-fold operating points, ChampHLA's advantage scaled with inter-tool discordance—on WGS it significantly beat majority voting (0.5012 vs 0.3844; exact McNemar p&lt;0.0001) and matched the best single tool via champion routing, while on the high-accuracy WES and RNA-seq modalities it matched majority voting (0.9436, 0.9408; not significant); an ablation showed the gain comes from routing, not weighting. ChampHLA also generates agreement-gated silver-standard truth (Locityper + HPRC pangenome + Immuannot) reproducing 1000 Genomes gold calls at 81.1% across 30 samples for cohorts without reference-quality HLA genotypes, and under frozen weights transferred to a non-1000G panel (NCI-60), matching majority voting. ChampHLA is freely available at https://github.com/uoozcan/ChampHLA.</w:t>
       </w:r>
     </w:p>
     <w:p>
@@ -233,12 +233,12 @@
     </w:p>
     <w:p>
       <w:r>
-        <w:t>The major histocompatibility complex (MHC), encoded in humans on chromosome 6p21.3 and commonly termed the human leukocyte antigen (HLA) system, constitutes the most polymorphic locus in the entire human genome. The classical HLA class I genes—HLA-A, HLA-B, and HLA-C—encode transmembrane glycoproteins that present intracellular peptide fragments to CD8⁺ cytotoxic T lymphocytes, whereas the classical HLA class II genes—HLA-DR, HLA-DQ, and HLA-DP—present extracellular peptides to CD4⁺ helper T lymphocytes. Together, these molecules serve as the primary mechanism through which the adaptive immune system surveys cellular proteomes for evidence of infection, malignant transformation, or graft non-self. At the latest count, more than 40,000 distinct alleles have been catalogued across all classical HLA loci in the IMGT/HLA database (Robinson et al., 2020), a count that continues to grow with the expansion of large-scale sequencing programs.</w:t>
+        <w:t>The major histocompatibility complex (MHC), encoded in humans on chromosome 6p21.3 and commonly termed the human leukocyte antigen (HLA) system, constitutes the most polymorphic locus in the entire human genome (Trowsdale and Knight, 2013). The classical HLA class I genes—HLA-A, HLA-B, and HLA-C—encode transmembrane glycoproteins that present intracellular peptide fragments to CD8⁺ cytotoxic T lymphocytes, whereas the classical HLA class II genes—HLA-DR, HLA-DQ, and HLA-DP—present extracellular peptides to CD4⁺ helper T lymphocytes. Together, these molecules serve as the primary mechanism through which the adaptive immune system surveys cellular proteomes for evidence of infection, malignant transformation, or graft non-self. At the latest count, more than 40,000 distinct alleles have been catalogued across all classical HLA loci in the IMGT/HLA database (Robinson et al., 2020), a count that continues to grow with the expansion of large-scale sequencing programs.</w:t>
       </w:r>
     </w:p>
     <w:p>
       <w:r>
-        <w:t>The clinical stakes of accurate HLA typing are considerable. In haematopoietic stem cell transplantation (HSCT), recipients and donors are matched for at least HLA-A, -B, -C, and -DRB1 (8/8 match) or preferably also for HLA-DQB1 (10/10 match); each additional mismatch at these loci increases the risk of acute graft-versus-host disease and graft failure, while paradoxically also influencing graft-versus-tumour effect strength (Petersdorf et al., 2007). Beyond transplantation, HLA alleles underlie some of the strongest pharmacogenomic safety signals known: HLA-B</w:t>
+        <w:t>The clinical stakes of accurate HLA typing are considerable. In haematopoietic stem cell transplantation (HSCT), recipients and donors are matched for at least HLA-A, -B, -C, and -DRB1 (8/8 match) or preferably also for HLA-DQB1 (10/10 match; each locus contributes two alleles, so a four-locus match is scored 8/8 and a five-locus match 10/10); each additional mismatch at these loci increases the risk of acute graft-versus-host disease and graft failure, while paradoxically also influencing graft-versus-tumour effect strength (Petersdorf et al., 2007). Beyond transplantation, HLA alleles underlie some of the strongest pharmacogenomic safety signals known: HLA-B</w:t>
       </w:r>
       <w:r>
         <w:rPr>
@@ -260,12 +260,12 @@
     </w:p>
     <w:p>
       <w:r>
-        <w:t>Although next-generation sequencing (NGS) has largely displaced serological and sequence-specific oligonucleotide typing for population-scale HLA studies, the HLA locus poses unique computational challenges that distinguish it from the rest of the human genome. The extreme polymorphism of the locus means that short reads generated from standard whole-genome or whole-exome protocols must be aligned to an enormously diverse reference space: the IMGT/HLA database describes allele-level variation for HLA-A alone across sequences that differ from one another by tens to hundreds of base pairs at polymorphic sites. Standard whole-genome alignment strategies, which map reads to a single linear reference genome, systematically mismap or lose reads that originate from alleles poorly represented in the reference, introducing coverage and allele-frequency biases that distort downstream typing calls.</w:t>
+        <w:t>Although next-generation sequencing (NGS) has largely displaced serological and sequence-specific oligonucleotide typing for population-scale HLA studies, the HLA locus poses unique computational challenges that distinguish it from the rest of the human genome (Kiyotani et al., 2017). The extreme polymorphism of the locus means that short reads generated from standard whole-genome or whole-exome protocols must be aligned to an enormously diverse reference space: the IMGT/HLA database describes allele-level variation for HLA-A alone across sequences that differ from one another by tens to hundreds of base pairs at polymorphic sites. Standard whole-genome alignment strategies, which map reads to a single linear reference genome, systematically mismap or lose reads that originate from alleles poorly represented in the reference, introducing coverage and allele-frequency biases that distort downstream typing calls.</w:t>
       </w:r>
     </w:p>
     <w:p>
       <w:r>
-        <w:t>The structural organisation of the HLA region compounds this difficulty. The six-megabase MHC on chromosome 6p21.3 contains not only the classical HLA genes but also pseudogenes, class I chain-related genes (MICA, MICB), complement component genes, and numerous non-classical HLA-like loci. Short reads originating from polymorphic sites in classical loci frequently align with comparable or higher confidence to paralogous non-classical sequences, producing spurious allele calls that are difficult to distinguish from true mappings without allele-specific databases and scoring models. At the RNA level, allele-specific expression adds a further complication: heterozygous individuals may express one allele at a substantially lower level than the other, causing RNA-seq-based callers to under-represent or entirely miss the minor allele in low-expression conditions. Collectively, these challenges mean that no single alignment strategy, reference space, or scoring model is optimal across all HLA genes, all sequencing modalities, and all population backgrounds.</w:t>
+        <w:t>The structural organisation of the HLA region compounds this difficulty. The six-megabase MHC on chromosome 6p21.3 contains not only the classical HLA genes but also pseudogenes, class I chain-related genes (MICA, MICB), complement component genes, and numerous non-classical HLA-like loci. Short reads originating from polymorphic sites in classical loci frequently align with comparable or higher confidence to paralogous non-classical sequences, producing spurious allele calls that are difficult to distinguish from true mappings without allele-specific databases and scoring models. At the RNA level, allele-specific expression adds a further complication: heterozygous individuals may express one allele at a substantially lower level than the other, causing RNA-seq-based callers to under-represent or entirely miss the minor allele in low-expression conditions (Aguiar et al., 2019). Collectively, these challenges mean that no single alignment strategy, reference space, or scoring model is optimal across all HLA genes, all sequencing modalities, and all population backgrounds.</w:t>
       </w:r>
     </w:p>
     <w:p>
@@ -323,7 +323,16 @@
         <w:t>SpecHLA</w:t>
       </w:r>
       <w:r>
-        <w:t xml:space="preserve"> performs HLA typing through variant-aware alignment with an exon-only mode specifically designed for WES data; it provides higher resolution in exon-targeted regions but requires native installation because no public Docker image is maintained. </w:t>
+        <w:t xml:space="preserve"> performs HLA typing through variant-aware alignment with an exon-only mode specifically designed for WES data (SpecHLA, </w:t>
+      </w:r>
+      <w:r>
+        <w:rPr>
+          <w:rFonts w:ascii="Consolas" w:hAnsi="Consolas"/>
+        </w:rPr>
+        <w:t>deepomicslab/SpecHLA</w:t>
+      </w:r>
+      <w:r>
+        <w:t xml:space="preserve">); it provides higher resolution in exon-targeted regions but requires native installation because no public Docker image is maintained. </w:t>
       </w:r>
       <w:r>
         <w:rPr>
@@ -1022,34 +1031,34 @@
     </w:p>
     <w:p>
       <w:r>
-        <w:t xml:space="preserve">When the champion tool is not callable for a given sample–gene pair (e.g., due to a tool failure or low read coverage abstention), the algorithm falls back to weighted consensus rather than leaving the locus uncalled, preserving callable rate. Every call is recorded with a full decision trace indicating whether the outcome was </w:t>
-      </w:r>
-      <w:r>
-        <w:rPr>
-          <w:rFonts w:ascii="Consolas" w:hAnsi="Consolas"/>
-        </w:rPr>
-        <w:t>champion_retained</w:t>
-      </w:r>
-      <w:r>
-        <w:t xml:space="preserve">, </w:t>
-      </w:r>
-      <w:r>
-        <w:rPr>
-          <w:rFonts w:ascii="Consolas" w:hAnsi="Consolas"/>
-        </w:rPr>
-        <w:t>champion_missing</w:t>
-      </w:r>
-      <w:r>
-        <w:t xml:space="preserve"> (fallback used), or </w:t>
-      </w:r>
-      <w:r>
-        <w:rPr>
-          <w:rFonts w:ascii="Consolas" w:hAnsi="Consolas"/>
-        </w:rPr>
-        <w:t>challenger_override</w:t>
-      </w:r>
-      <w:r>
-        <w:t xml:space="preserve">. All triggered overrides are post-hoc classified as </w:t>
+        <w:t xml:space="preserve">When the champion tool is not callable for a given sample–gene pair (e.g., due to a tool failure or low read coverage abstention), the algorithm falls back to weighted consensus rather than leaving the locus uncalled, preserving callable rate. Every call is recorded with a full decision trace indicating whether the champion's call was </w:t>
+      </w:r>
+      <w:r>
+        <w:rPr>
+          <w:b/>
+        </w:rPr>
+        <w:t>retained</w:t>
+      </w:r>
+      <w:r>
+        <w:t xml:space="preserve">, the champion was </w:t>
+      </w:r>
+      <w:r>
+        <w:rPr>
+          <w:b/>
+        </w:rPr>
+        <w:t>missing</w:t>
+      </w:r>
+      <w:r>
+        <w:t xml:space="preserve"> (weighted fallback used), or a </w:t>
+      </w:r>
+      <w:r>
+        <w:rPr>
+          <w:b/>
+        </w:rPr>
+        <w:t>challenger override</w:t>
+      </w:r>
+      <w:r>
+        <w:t xml:space="preserve"> was applied. All triggered overrides are post-hoc classified as </w:t>
       </w:r>
       <w:r>
         <w:rPr>
@@ -1081,7 +1090,7 @@
     </w:p>
     <w:p>
       <w:r>
-        <w:t xml:space="preserve">The four threshold parameters are not set by hand. To avoid the optimistic bias of selecting an operating point on the same data it is evaluated against, they are chosen under </w:t>
+        <w:t xml:space="preserve">The three grid-searched threshold parameters — support fraction, weight margin, and minimum supporting tools (the fourth gate, the non-ambiguity requirement, is fixed, not searched) — are not set by hand. To avoid the optimistic bias of selecting an operating point on the same data it is evaluated against, they are chosen under </w:t>
       </w:r>
       <w:r>
         <w:rPr>
@@ -1162,7 +1171,7 @@
         <w:t>conf/tool_weights_{wgs,wes,rna}.json</w:t>
       </w:r>
       <w:r>
-        <w:t>)—identical to the fixed, full-cohort benchmark-derived weights used throughout the nested-cross-validation analysis (Methods §3; Table 5)—together with a full-cohort default override policy that is the production analogue of the per-fold thresholds. The production path is not intended to re-estimate held-out accuracy; users benchmarking on their own truth-backed cohorts should use the nested-CV re-analysis to obtain unbiased estimates.</w:t>
+        <w:t>)—identical to the fixed, full-cohort benchmark-derived weights used throughout the nested-cross-validation analysis (Methods §3; Table 8)—together with a full-cohort default override policy that is the production analogue of the per-fold thresholds. The production path is not intended to re-estimate held-out accuracy; users benchmarking on their own truth-backed cohorts should use the nested-CV re-analysis to obtain unbiased estimates.</w:t>
       </w:r>
     </w:p>
     <w:p>
@@ -1184,7 +1193,7 @@
         <w:t>base reliability</w:t>
       </w:r>
       <w:r>
-        <w:t xml:space="preserve"> weight is computed as the fraction of calls matching the ground-truth allele pair at two-field resolution on the full benchmark cohort (the values in Table 1 and Table 5); tools with high base reliability receive proportionally higher influence on the weighted consensus vote. These base-reliability and confidence weights are a fixed, benchmark-derived prior that is held constant across the nested cross-validation folds — only the per-gene champion identity and the four override-policy thresholds are re-selected strictly out of fold (Methods §2). We keep the weights fixed rather than re-estimating them per fold because they enter the reported held-out accuracy only weakly: the significant WGS gain is produced entirely by champion routing with zero overrides (Results §1), so the weights act only through the rarely-triggered override gate and the champion-missing fallback, and the ablation (Results §1) shows that reliability weighting does not drive the correct-call rate in any modality. The weights are therefore best understood as a soundness/auditability layer (Results §4) rather than as a fitted component of the accuracy estimate.</w:t>
+        <w:t xml:space="preserve"> weight is computed as the fraction of calls matching the ground-truth allele pair at two-field resolution on the full benchmark cohort (the values in Table 1 and Table 8); tools with high base reliability receive proportionally higher influence on the weighted consensus vote. These base-reliability and confidence weights are a fixed, benchmark-derived prior that is held constant across the nested cross-validation folds — only the per-gene champion identity and the four override-policy thresholds are re-selected strictly out of fold (Methods §2). We keep the weights fixed rather than re-estimating them per fold because they enter the reported held-out accuracy only weakly: the significant WGS gain is produced entirely by champion routing with zero overrides (Results §1), so the weights act only through the rarely-triggered override gate and the champion-missing fallback, and the ablation (Results §1) shows that reliability weighting does not drive the correct-call rate in any modality. The weights are therefore best understood as a soundness/auditability layer (Results §4) rather than as a fitted component of the accuracy estimate.</w:t>
       </w:r>
     </w:p>
     <w:p>
@@ -1198,16 +1207,7 @@
         <w:t>confidence signal</w:t>
       </w:r>
       <w:r>
-        <w:t xml:space="preserve"> is evaluated empirically. Tool-native confidence proxies are extracted and normalised to [0, 1]: OptiType's integer-linear-programming objective score is divided by the maximum observed training-split value; ArcasHLA's posterior allele-pair probability is used directly; HLA-HD, T1K, and Kourami use per-allele read-support counts divided by a 50-read normalisation target; SpecHLA, POLYSOLVER, and Seq2HLA produce no per-call confidence output and are unconditionally assigned </w:t>
-      </w:r>
-      <w:r>
-        <w:rPr>
-          <w:rFonts w:ascii="Consolas" w:hAnsi="Consolas"/>
-        </w:rPr>
-        <w:t>no_confidence</w:t>
-      </w:r>
-      <w:r>
-        <w:t xml:space="preserve"> status. Calibrated probabilities are derived from proxy scores using Platt scaling (logistic regression on training-split proxy scores and correctness labels with leave-one-out cross-validation). Calibration quality is assessed by Brier score and expected calibration error (ECE) computed over 10 equal-frequency confidence bins.</w:t>
+        <w:t xml:space="preserve"> is evaluated empirically. Tool-native confidence proxies are extracted and rescaled to [0, 1] by per-tool min–max-style normalisation (not z-scoring): OptiType's integer-linear-programming objective score is divided by the maximum observed value on the calibration subset; ArcasHLA's posterior allele-pair probability is used directly; HLA-HD, T1K, and Kourami use per-allele read-support counts divided by a 50-read normalisation target; SpecHLA, POLYSOLVER, and Seq2HLA produce no per-call confidence output and are assigned no-confidence status. These rescaled proxies are then mapped to calibrated probabilities using Platt scaling (logistic regression on proxy scores and correctness labels with leave-one-out cross-validation). Calibration quality is assessed by Brier score and expected calibration error (ECE) computed over 10 equal-frequency confidence bins.</w:t>
       </w:r>
     </w:p>
     <w:p>
@@ -1221,81 +1221,71 @@
         <w:t>calibration guardrail</w:t>
       </w:r>
       <w:r>
-        <w:t xml:space="preserve"> blocks miscalibrated confidence from distorting ensemble weights: only tools with both Brier score and ECE below the guardrail threshold (0.35 in the current study) are permitted to use confidence for weight boosting. For tools that pass the guardrail, </w:t>
+        <w:t xml:space="preserve"> blocks miscalibrated confidence from distorting ensemble weights: only tools with both Brier score and ECE below the guardrail threshold (0.35 in the current study) are permitted to use confidence for weight boosting. For tools that pass the guardrail, the </w:t>
       </w:r>
       <w:r>
         <w:rPr>
           <w:b/>
         </w:rPr>
-        <w:t>effective_confidence</w:t>
-      </w:r>
-      <w:r>
-        <w:t xml:space="preserve"> is the Platt-scaled calibrated probability output from the leave-one-out logistic regression applied to the tool's native confidence proxy on training-split calls. For blocked tools, effective_confidence is set equal to base_reliability, collapsing the blended weight to base_reliability entirely. Note that the guardrail threshold (0.35) and the blend coefficients (0.7/0.3) are independent parameters: the threshold determines whether confidence enters the blending formula at all, while the coefficients determine how heavily confidence is weighted versus base_reliability when it does. The final blended weight is:</w:t>
+        <w:t>effective confidence</w:t>
+      </w:r>
+      <w:r>
+        <w:t xml:space="preserve"> is the Platt-scaled calibrated probability obtained from the leave-one-out logistic regression applied to the tool's native confidence proxy on the calibration subset. For blocked tools, the effective confidence is set equal to the base reliability, so the blended weight collapses to the base reliability alone. The guardrail threshold (0.35) and the blend coefficients (0.7/0.3) are independent: the threshold determines whether confidence enters the formula at all, whereas the coefficients determine how heavily confidence is weighted relative to base reliability when it does. The final blended weight is given by Equation 1:</w:t>
       </w:r>
     </w:p>
     <w:p>
       <w:r>
-        <w:t>```</w:t>
+        <w:t xml:space="preserve">&gt; </w:t>
+      </w:r>
+      <w:r>
+        <w:rPr>
+          <w:b/>
+        </w:rPr>
+        <w:t>Equation 1.</w:t>
+      </w:r>
+      <w:r>
+        <w:t xml:space="preserve">  final weight  =  0.7 × (base reliability)  +  0.3 × (effective confidence)</w:t>
       </w:r>
     </w:p>
     <w:p>
       <w:r>
-        <w:t>final_weight = 0.7 × base_reliability + 0.3 × effective_confidence</w:t>
-      </w:r>
-    </w:p>
-    <w:p>
-      <w:r>
-        <w:t>```</w:t>
-      </w:r>
-    </w:p>
-    <w:p>
-      <w:r>
-        <w:t xml:space="preserve">where the 0.7/0.3 coefficients represent a conservative benchmark-derived default that keeps reliability the dominant signal. This formula is applied at runtime when </w:t>
+        <w:t xml:space="preserve">The 0.7/0.3 split weights the base reliability more heavily because it is a </w:t>
+      </w:r>
+      <w:r>
+        <w:rPr>
+          <w:i/>
+        </w:rPr>
+        <w:t>directly measured</w:t>
+      </w:r>
+      <w:r>
+        <w:t xml:space="preserve"> quantity (each tool's benchmark correct-call rate), whereas the effective confidence is a </w:t>
+      </w:r>
+      <w:r>
+        <w:rPr>
+          <w:i/>
+        </w:rPr>
+        <w:t>derived, noisier, and frequently miscalibrated</w:t>
+      </w:r>
+      <w:r>
+        <w:t xml:space="preserve"> proxy — which is precisely why it must first pass the calibration guardrail. The split is a fixed a-priori default (weight coefficients α = 0.7, β = 0.3) that is deliberately </w:t>
+      </w:r>
+      <w:r>
+        <w:rPr>
+          <w:b/>
+        </w:rPr>
+        <w:t>not</w:t>
+      </w:r>
+      <w:r>
+        <w:t xml:space="preserve"> tuned, to avoid introducing an additional optimised hyperparameter; the routing-versus-weighting ablation and the weighting-sensitivity analysis (Results §1) confirm that the reported accuracy is essentially insensitive to this choice — the significant WGS result is identical under equal weights. Pre-computed modality-specific weight files (</w:t>
       </w:r>
       <w:r>
         <w:rPr>
           <w:rFonts w:ascii="Consolas" w:hAnsi="Consolas"/>
         </w:rPr>
-        <w:t>--weighting calibrated</w:t>
-      </w:r>
-      <w:r>
-        <w:t xml:space="preserve"> is specified; uniform equal weights are applied under </w:t>
-      </w:r>
-      <w:r>
-        <w:rPr>
-          <w:rFonts w:ascii="Consolas" w:hAnsi="Consolas"/>
-        </w:rPr>
-        <w:t>--weighting equal</w:t>
-      </w:r>
-      <w:r>
-        <w:t>. Pre-computed modality-specific weight files (</w:t>
-      </w:r>
-      <w:r>
-        <w:rPr>
-          <w:rFonts w:ascii="Consolas" w:hAnsi="Consolas"/>
-        </w:rPr>
-        <w:t>tool_weights_wgs.json</w:t>
-      </w:r>
-      <w:r>
-        <w:t xml:space="preserve">, </w:t>
-      </w:r>
-      <w:r>
-        <w:rPr>
-          <w:rFonts w:ascii="Consolas" w:hAnsi="Consolas"/>
-        </w:rPr>
-        <w:t>tool_weights_wes.json</w:t>
-      </w:r>
-      <w:r>
-        <w:t xml:space="preserve">, </w:t>
-      </w:r>
-      <w:r>
-        <w:rPr>
-          <w:rFonts w:ascii="Consolas" w:hAnsi="Consolas"/>
-        </w:rPr>
-        <w:t>tool_weights_rna.json</w:t>
-      </w:r>
-      <w:r>
-        <w:t>) are bundled with the pipeline and applied by default when no in-run benchmark data are available.</w:t>
+        <w:t>conf/tool_weights_{wgs,wes,rna}.json</w:t>
+      </w:r>
+      <w:r>
+        <w:t>) are bundled with the pipeline and applied by default.</w:t>
       </w:r>
     </w:p>
     <w:p>
@@ -1434,7 +1424,7 @@
         <w:t>HLA-A*02:01</w:t>
       </w:r>
       <w:r>
-        <w:t xml:space="preserve">), applying IMGT/HLA nomenclature rules for null-allele and expression-variant suffix notations, and resolving ambiguity-code expansions. The IMGT/HLA database version is pinned in the benchmark configuration (currently 3.59.0) and propagated through </w:t>
+        <w:t xml:space="preserve">), applying IMGT/HLA nomenclature rules for null-allele and expression-variant suffix notations, and resolving ambiguity-code expansions. The IMGT/HLA database version is pinned in the benchmark configuration (currently 3.59.0) and recorded in </w:t>
       </w:r>
       <w:r>
         <w:rPr>
@@ -1532,17 +1522,17 @@
     </w:p>
     <w:p>
       <w:r>
-        <w:t>The primary WGS benchmark cohort comprised 137 truth-backed 1000 Genomes Project (1000G) samples spanning multiple superpopulation groups, with six WGS-capable tools (OptiType, ArcasHLA, HLA-HD, T1K, SpecHLA, Kourami) contributing benchmark-ingestable outputs. Rather than a single fixed holdout, WGS accuracy was evaluated by 10-fold population-stratified nested cross-validation: within each fold the per-gene champions, confidence weights, and Champion-Challenger override policy were learned on the training folds and applied to the held-out fold, with predictions pooled across folds for reporting (Methods §2). A 50-sample "wave2" subset with a frozen 28/10/12 train/validation/holdout split is additionally retained for the confidence-calibration-guardrail characterisation (Results §4, Table 5), which is a per-tool property estimated on a dedicated training split.</w:t>
+        <w:t>The primary WGS benchmark cohort comprised 137 truth-backed 1000 Genomes Project (1000G) samples spanning multiple superpopulation groups, with six WGS-capable tools (OptiType, ArcasHLA, HLA-HD, T1K, SpecHLA, Kourami) contributing benchmark-ingestable outputs. Rather than a single fixed holdout, WGS accuracy was evaluated by 10-fold population-stratified nested cross-validation: within each fold the per-gene champions, confidence weights, and Champion-Challenger override policy were learned on the training folds and applied to the held-out fold, with predictions pooled across folds for reporting (Methods §2). An initial 50-sample WGS calibration subset with a frozen 28/10/12 train/validation/holdout split is additionally retained for the confidence-calibration-guardrail characterisation (Results §4, Table 8), which is a per-tool property estimated on a dedicated training split.</w:t>
       </w:r>
     </w:p>
     <w:p>
       <w:r>
-        <w:t>The secondary WES benchmark comprised 130 truth-backed 1000G samples from populations including CEU (n=12), FIN (n=7), GBR (n=6), TSI (n=6), YRI (n=7), and 92 additional samples. Seven tools contributed to the WES benchmark: ArcasHLA, HLA-HD, Kourami, OptiType, POLYSOLVER, SpecHLA, and T1K; Kourami produced callable outputs for 120 of 130 samples. The secondary RNA-seq benchmark comprised 107 truth-backed 1000G samples. Six tools ran on RNA: ArcasHLA, HLA-HD, OptiType, Seq2HLA, SpecHLA, and T1K. Seq2HLA was callable on 29 of 107 samples due to a container configuration failure; SpecHLA achieved a callable rate of 76.2% (80/105 samples with HLA-region reads) and was excluded from default production accuracy scoring due to its near-zero RNA-seq accuracy (0.035); the RNA-seq Champion-Challenger accuracy reported in this study uses a SpecHLA-inclusive scoring run to benchmark the ensemble against the largest possible tool panel. A supplementary matched-subject trimodal robustness cohort of 106 samples was defined as the intersection of samples with WGS, WES, and RNA-seq outputs and ground-truth HLA calls.</w:t>
+        <w:t>The secondary WES benchmark comprised 130 truth-backed 1000G samples from populations including CEU (Utah residents of Northern and Western European ancestry; n=12), FIN (Finnish in Finland; n=7), GBR (British in England and Scotland; n=6), TSI (Toscani in Italy; n=6), YRI (Yoruba in Ibadan, Nigeria; n=7), and 92 additional samples. Seven tools contributed to the WES benchmark: ArcasHLA, HLA-HD, Kourami, OptiType, POLYSOLVER, SpecHLA, and T1K; Kourami produced callable outputs for 120 of 130 samples. The secondary RNA-seq benchmark comprised 107 truth-backed 1000G samples. Six tools ran on RNA: ArcasHLA, HLA-HD, OptiType, Seq2HLA, SpecHLA, and T1K. Seq2HLA was callable on 29 of 107 samples due to a container configuration failure; SpecHLA achieved a callable rate of 76.2% (80/105 samples with HLA-region reads) and was excluded from default production accuracy scoring due to its near-zero RNA-seq accuracy (0.035); the RNA-seq Champion-Challenger accuracy reported in this study uses a SpecHLA-inclusive scoring run to benchmark the ensemble against the largest possible tool panel. A supplementary matched-subject trimodal robustness cohort of 106 samples was defined as the intersection of samples with WGS, WES, and RNA-seq outputs and ground-truth HLA calls.</w:t>
       </w:r>
     </w:p>
     <w:p>
       <w:r>
-        <w:t xml:space="preserve">HLA ground-truth labels were derived from the 2014 1000 Genomes HLA typing study (Gourraud et al., 2014), normalised to IMGT/HLA 3.59.0 at two-field resolution for HLA-A, -B, and -C. The IMGT/HLA version was pinned throughout all benchmark runs and propagated through </w:t>
+        <w:t xml:space="preserve">HLA ground-truth labels were derived from the 2014 1000 Genomes HLA typing study (Gourraud et al., 2014), normalised to IMGT/HLA 3.59.0 at two-field resolution for HLA-A, -B, and -C. The IMGT/HLA version was pinned throughout all benchmark runs and recorded in </w:t>
       </w:r>
       <w:r>
         <w:rPr>
@@ -1591,7 +1581,7 @@
     </w:p>
     <w:p>
       <w:r>
-        <w:t>Per-tool wall-clock time, peak resident memory (RAM), and CPU utilisation were measured from Nextflow execution traces (</w:t>
+        <w:t>Per-tool wall-clock time (the elapsed real time from the start to the completion of a tool's run, as distinct from CPU time, which sums processor time across cores), peak resident memory (RAM), and CPU utilisation were measured from Nextflow execution traces (</w:t>
       </w:r>
       <w:r>
         <w:rPr>
@@ -2202,7 +2192,7 @@
         <w:t>matched</w:t>
       </w:r>
       <w:r>
-        <w:t xml:space="preserve"> MajorityVote within overlapping confidence intervals, with differences that were not statistically significant. In WES (n=130 samples, 390 gene-locus pairs) it reached 0.9436 (95% CI: 0.916–0.963) versus 0.9359 for MajorityVote (McNemar p=0.45; b=5, c=2) and 0.9231 for the best single tool (OptiType); the override gate fired on 17 of 390 held-out loci and was net corrective (13 corrective, 2 harmful, 2 neutral; Table 3, override audit). In RNA-seq (n=107 samples, 321 gene-locus pairs) it reached 0.9408 (95% CI: 0.909–0.962) versus 0.9502 for MajorityVote (McNemar p=0.45; b=2, c=5) and 0.9429 for the best single tool, HLA-HD. The consistent picture across modalities is that the benefit of Champion-Challenger </w:t>
+        <w:t xml:space="preserve"> MajorityVote within overlapping confidence intervals, with differences that were not statistically significant. In WES (n=130 samples, 390 gene-locus pairs) it reached 0.9436 (95% CI: 0.916–0.963) versus 0.9359 for MajorityVote (McNemar p=0.45; b=5, c=2) and 0.9231 for the best single tool (OptiType); the override gate fired on 17 of 390 held-out loci and was net corrective (13 corrective, 2 harmful, 2 neutral; Table 6). In RNA-seq (n=107 samples, 321 gene-locus pairs) it reached 0.9408 (95% CI: 0.909–0.962) versus 0.9502 for MajorityVote (McNemar p=0.45; b=2, c=5) and 0.9429 for the best single tool, HLA-HD. The consistent picture across modalities is that the benefit of Champion-Challenger </w:t>
       </w:r>
       <w:r>
         <w:rPr>
@@ -2248,12 +2238,39 @@
         <w:t>Table 3</w:t>
       </w:r>
       <w:r>
-        <w:t xml:space="preserve">, which reports callable rate, accuracy among callable loci, overall correct-call rate, 95% confidence intervals, and the paired McNemar test for all methods across the WGS, WES, and RNA-seq nested-CV benchmarks. </w:t>
+        <w:t xml:space="preserve">, which reports callable rate, accuracy among callable loci, overall correct-call rate, and 95% confidence intervals for all methods across the WGS, WES, and RNA-seq nested-CV benchmarks; the paired significance tests (Champion-Challenger versus majority voting and versus the best single tool) are consolidated in </w:t>
       </w:r>
       <w:r>
         <w:rPr>
           <w:b/>
         </w:rPr>
+        <w:t>Table 4</w:t>
+      </w:r>
+      <w:r>
+        <w:t xml:space="preserve">, the weighting-sensitivity control in </w:t>
+      </w:r>
+      <w:r>
+        <w:rPr>
+          <w:b/>
+        </w:rPr>
+        <w:t>Table 5</w:t>
+      </w:r>
+      <w:r>
+        <w:t xml:space="preserve">, and the override-gate audit in </w:t>
+      </w:r>
+      <w:r>
+        <w:rPr>
+          <w:b/>
+        </w:rPr>
+        <w:t>Table 6</w:t>
+      </w:r>
+      <w:r>
+        <w:t xml:space="preserve">. </w:t>
+      </w:r>
+      <w:r>
+        <w:rPr>
+          <w:b/>
+        </w:rPr>
         <w:t>Figure 2</w:t>
       </w:r>
       <w:r>
@@ -2281,7 +2298,7 @@
         <w:rPr>
           <w:b/>
         </w:rPr>
-        <w:t>Table 4</w:t>
+        <w:t>Table 7</w:t>
       </w:r>
       <w:r>
         <w:t xml:space="preserve">. The abstention–accuracy tradeoff between callable rate and accuracy among callable loci for the weighting-only WeightedConsensus is a secondary property, reported in </w:t>
@@ -2307,7 +2324,7 @@
         <w:t>(i) Confirmed superiority:</w:t>
       </w:r>
       <w:r>
-        <w:t xml:space="preserve"> Champion-Challenger significantly exceeds majority voting on WGS under nested cross-validation (0.5012 vs 0.3844; exact McNemar p&lt;0.0001) — the single headline result, and it is weight-independent (Table 3, sensitivity panel). </w:t>
+        <w:t xml:space="preserve"> Champion-Challenger significantly exceeds majority voting on WGS under nested cross-validation (0.5012 vs 0.3844; exact McNemar p&lt;0.0001) — the single headline result, and it is weight-independent (Table 5). </w:t>
       </w:r>
       <w:r>
         <w:rPr>
@@ -3779,7 +3796,7 @@
         <w:rPr>
           <w:i/>
         </w:rPr>
-        <w:t>Primary accuracy (Table 3), the per-gene, discordance, and resolution analyses (Tables 4, 6, 7) all use the 137-sample WGS cohort under 10-fold population-stratified nested cross-validation with strictly out-of-fold operating-point selection. A 50-sample WGS "wave2" subset with a frozen 28/10/12 train/validation/holdout split is retained only for the confidence-calibration-guardrail characterisation (Table 5).</w:t>
+        <w:t>Primary accuracy (Table 3), the per-gene, discordance, and resolution analyses (Tables 7, 9, 10) all use the 137-sample WGS cohort under 10-fold population-stratified nested cross-validation with strictly out-of-fold operating-point selection. An initial 50-sample WGS calibration subset with a frozen 28/10/12 train/validation/holdout split is retained only for the confidence-calibration-guardrail characterisation (Table 8).</w:t>
       </w:r>
     </w:p>
     <w:p>
@@ -5442,7 +5459,16 @@
         <w:rPr>
           <w:b/>
         </w:rPr>
-        <w:t>Table 3 — statistical summary (paired tests, held-out nested CV).</w:t>
+        <w:t>Table 4.</w:t>
+      </w:r>
+      <w:r>
+        <w:t xml:space="preserve"> </w:t>
+      </w:r>
+      <w:r>
+        <w:rPr>
+          <w:i/>
+        </w:rPr>
+        <w:t>Statistical summary (paired tests, held-out nested CV).</w:t>
       </w:r>
       <w:r>
         <w:t xml:space="preserve"> </w:t>
@@ -5864,7 +5890,16 @@
         <w:rPr>
           <w:b/>
         </w:rPr>
-        <w:t>Table 3 — sensitivity of the reported accuracy to the weighting scheme (overall correct-call rate).</w:t>
+        <w:t>Table 5.</w:t>
+      </w:r>
+      <w:r>
+        <w:t xml:space="preserve"> </w:t>
+      </w:r>
+      <w:r>
+        <w:rPr>
+          <w:i/>
+        </w:rPr>
+        <w:t>Sensitivity of the reported accuracy to the weighting scheme (overall correct-call rate).</w:t>
       </w:r>
       <w:r>
         <w:t xml:space="preserve"> </w:t>
@@ -6133,7 +6168,16 @@
         <w:rPr>
           <w:b/>
         </w:rPr>
-        <w:t>Table 3 — override-gate audit (held-out overrides, benchmark configuration).</w:t>
+        <w:t>Table 6.</w:t>
+      </w:r>
+      <w:r>
+        <w:t xml:space="preserve"> </w:t>
+      </w:r>
+      <w:r>
+        <w:rPr>
+          <w:i/>
+        </w:rPr>
+        <w:t>Override-gate audit (held-out overrides, benchmark configuration).</w:t>
       </w:r>
       <w:r>
         <w:t xml:space="preserve"> </w:t>
@@ -6885,7 +6929,7 @@
         <w:rPr>
           <w:b/>
         </w:rPr>
-        <w:t>Table 6</w:t>
+        <w:t>Table 9</w:t>
       </w:r>
       <w:r>
         <w:t>). Across the three modalities the discordance burden tracks exactly the ordering in which Champion-Challenger helps: it is highest in WGS, where the ensemble delivers a large accuracy gain, and lowest in RNA-seq, where the ensemble is neutral.</w:t>
@@ -6974,7 +7018,7 @@
         <w:rPr>
           <w:b/>
         </w:rPr>
-        <w:t>Table 6.</w:t>
+        <w:t>Table 9.</w:t>
       </w:r>
       <w:r>
         <w:t xml:space="preserve"> </w:t>
@@ -7359,7 +7403,7 @@
         <w:rPr>
           <w:b/>
         </w:rPr>
-        <w:t>Table 5</w:t>
+        <w:t>Table 8</w:t>
       </w:r>
       <w:r>
         <w:t xml:space="preserve"> and visualised in </w:t>
@@ -7388,7 +7432,7 @@
         <w:rPr>
           <w:b/>
         </w:rPr>
-        <w:t>Table 4.</w:t>
+        <w:t>Table 7.</w:t>
       </w:r>
       <w:r>
         <w:t xml:space="preserve"> </w:t>
@@ -7962,7 +8006,7 @@
         <w:rPr>
           <w:b/>
         </w:rPr>
-        <w:t>Table 5.</w:t>
+        <w:t>Table 8.</w:t>
       </w:r>
       <w:r>
         <w:t xml:space="preserve"> </w:t>
@@ -8513,7 +8557,7 @@
         <w:rPr>
           <w:i/>
         </w:rPr>
-        <w:t>Guardrail threshold: Brier and ECE both &lt; 0.35 required for confidence boost. Blocked tools: effective_confidence = base_reliability, giving final_weight = base_reliability. Computed on the full 137-sample WGS cohort; the guardrail decisions are identical to those obtained on the wave2 training split, confirming that the calibration ranking is cohort-stable.</w:t>
+        <w:t>Guardrail threshold: Brier and ECE both &lt; 0.35 required for confidence boost. Blocked tools: effective_confidence = base_reliability, giving final_weight = base_reliability. Computed on the full 137-sample WGS cohort; the guardrail decisions are identical to those obtained on the initial 50-sample calibration subset, confirming that the calibration ranking is cohort-stable.</w:t>
       </w:r>
     </w:p>
     <w:p>
@@ -8658,7 +8702,7 @@
         <w:rPr>
           <w:b/>
         </w:rPr>
-        <w:t>Table 7</w:t>
+        <w:t>Table 10</w:t>
       </w:r>
       <w:r>
         <w:t xml:space="preserve"> and visualised in </w:t>
@@ -8678,7 +8722,7 @@
         <w:rPr>
           <w:b/>
         </w:rPr>
-        <w:t>Table 7.</w:t>
+        <w:t>Table 10.</w:t>
       </w:r>
       <w:r>
         <w:t xml:space="preserve"> </w:t>
@@ -9687,7 +9731,7 @@
         <w:rPr>
           <w:b/>
         </w:rPr>
-        <w:t>Table 8</w:t>
+        <w:t>Table 11</w:t>
       </w:r>
       <w:r>
         <w:t xml:space="preserve">, </w:t>
@@ -9767,7 +9811,7 @@
         <w:rPr>
           <w:b/>
         </w:rPr>
-        <w:t>Table 8. HPRC pangenome silver-standard truth concordance versus 1000 Genomes gold truth.</w:t>
+        <w:t>Table 11. HPRC pangenome silver-standard truth concordance versus 1000 Genomes gold truth.</w:t>
       </w:r>
       <w:r>
         <w:t xml:space="preserve"> </w:t>
@@ -10343,7 +10387,7 @@
         <w:t>Figure 5</w:t>
       </w:r>
       <w:r>
-        <w:t>), outperforming all unimodal methods. At the per-gene level, bimodal MajorityVote achieved 0.9717 (HLA-A), 0.9623 (HLA-B), and 0.9528 (HLA-C), with near-complete callable coverage at all three loci. These results confirm that WES and RNA-seq are mutually reinforcing modalities for ensemble HLA typing. Applying the Champion-Challenger consensus to the same bimodal call set under 10-fold nested cross-validation reproduced the majority-voting result exactly (0.9623 vs 0.9623; exact McNemar p=1.0, two discordant loci each way) while exceeding the best single tool (HLA-HD RNA-seq, 0.9423; Table 4): in the recommended bimodal configuration Champion-Challenger therefore matches majority voting without regression and beats any individual tool, so it can serve as the default consensus—providing calibration-guarded, auditable calls at no accuracy cost—rather than being reserved for the discordant WGS modality where it produces a significant gain.</w:t>
+        <w:t>), outperforming all unimodal methods. At the per-gene level, bimodal MajorityVote achieved 0.9717 (HLA-A), 0.9623 (HLA-B), and 0.9528 (HLA-C), with near-complete callable coverage at all three loci. These results confirm that WES and RNA-seq are mutually reinforcing modalities for ensemble HLA typing. Applying the Champion-Challenger consensus to the same bimodal call set under 10-fold nested cross-validation reproduced the majority-voting result exactly (0.9623 vs 0.9623; exact McNemar p=1.0, two discordant loci each way) while exceeding the best single tool (HLA-HD RNA-seq, 0.9423; Table 7): in the recommended bimodal configuration Champion-Challenger therefore matches majority voting without regression and beats any individual tool, so it can serve as the default consensus—providing calibration-guarded, auditable calls at no accuracy cost—rather than being reserved for the discordant WGS modality where it produces a significant gain.</w:t>
       </w:r>
     </w:p>
     <w:p>
@@ -10463,34 +10507,7 @@
         <w:t>final_weight = 0.7 × base_reliability + 0.3 × effective_confidence</w:t>
       </w:r>
       <w:r>
-        <w:t>, gated by a Brier/ECE &lt; 0.35 calibration guardrail) may override the champion only when all four gates pass simultaneously — a minimum challenger support fraction, weight margin, number of supporting tools (thresholds selected strictly out of fold), and an unambiguous challenger allele — producing one of three audited decision-trace outcomes (</w:t>
-      </w:r>
-      <w:r>
-        <w:rPr>
-          <w:rFonts w:ascii="Consolas" w:hAnsi="Consolas"/>
-        </w:rPr>
-        <w:t>challenger_override</w:t>
-      </w:r>
-      <w:r>
-        <w:t xml:space="preserve">, </w:t>
-      </w:r>
-      <w:r>
-        <w:rPr>
-          <w:rFonts w:ascii="Consolas" w:hAnsi="Consolas"/>
-        </w:rPr>
-        <w:t>champion_retained</w:t>
-      </w:r>
-      <w:r>
-        <w:t xml:space="preserve">, </w:t>
-      </w:r>
-      <w:r>
-        <w:rPr>
-          <w:rFonts w:ascii="Consolas" w:hAnsi="Consolas"/>
-        </w:rPr>
-        <w:t>champion_missing</w:t>
-      </w:r>
-      <w:r>
-        <w:t xml:space="preserve"> fallback). Majority voting, by contrast, treats every callable tool as one equal vote and returns </w:t>
+        <w:t xml:space="preserve">, gated by a Brier/ECE &lt; 0.35 calibration guardrail) may override the champion only when all four gates pass simultaneously — a minimum challenger support fraction, weight margin, number of supporting tools (thresholds selected strictly out of fold), and an unambiguous challenger allele — producing one of three audited decision-trace outcomes (challenger override, champion retained, or champion-missing fallback). Majority voting, by contrast, treats every callable tool as one equal vote and returns </w:t>
       </w:r>
       <w:r>
         <w:rPr>
@@ -10671,7 +10688,7 @@
         <w:rPr>
           <w:b/>
         </w:rPr>
-        <w:t>Table 9</w:t>
+        <w:t>Table 12</w:t>
       </w:r>
       <w:r>
         <w:t>.</w:t>
@@ -10769,7 +10786,7 @@
         <w:rPr>
           <w:b/>
         </w:rPr>
-        <w:t>Table 9. Cross-cohort external validation under frozen 1000G policies (overall two-field correct-call rate).</w:t>
+        <w:t>Table 12. Cross-cohort external validation under frozen 1000G policies (overall two-field correct-call rate).</w:t>
       </w:r>
       <w:r>
         <w:t xml:space="preserve"> All arms apply the frozen 1000G-derived per-modality weights and Champion-Challenger policy without re-learning to independent, non-1000G cohorts with experimental truth. NCI-60 is the powered comparison; the germline arms are small-n confirmatory checks (wide confidence intervals). </w:t>
@@ -11430,7 +11447,7 @@
         <w:t>frozen</w:t>
       </w:r>
       <w:r>
-        <w:t xml:space="preserve"> modality-specific choice rather than a failure of the consensus design: on WES a too-strict supporting-tools floor (recoverable, below), and on RNA a frozen HLA-B/-C champion (ArcasHLA) that is strong on 1000G but weak on NCI-60. Both are addressable by transparent, modality-specific recalibration rather than by abandoning the design. This reading is reinforced across the full set of six external arms and all three modalities (Table 9): in every arm ChampHLA matches majority voting within overlapping confidence intervals, and the two arms where it trails—NCI-60 RNA-seq and the IHWG WGS reference cells—share the identical mechanism, a single frozen modality-specific </w:t>
+        <w:t xml:space="preserve"> modality-specific choice rather than a failure of the consensus design: on WES a too-strict supporting-tools floor (recoverable, below), and on RNA a frozen HLA-B/-C champion (ArcasHLA) that is strong on 1000G but weak on NCI-60. Both are addressable by transparent, modality-specific recalibration rather than by abandoning the design. This reading is reinforced across the full set of six external arms and all three modalities (Table 12): in every arm ChampHLA matches majority voting within overlapping confidence intervals, and the two arms where it trails—NCI-60 RNA-seq and the IHWG WGS reference cells—share the identical mechanism, a single frozen modality-specific </w:t>
       </w:r>
       <w:r>
         <w:rPr>
@@ -11472,7 +11489,7 @@
         <w:rPr>
           <w:b/>
         </w:rPr>
-        <w:t>Table 10</w:t>
+        <w:t>Table 13</w:t>
       </w:r>
       <w:r>
         <w:t xml:space="preserve">; </w:t>
@@ -11614,7 +11631,7 @@
         <w:rPr>
           <w:b/>
         </w:rPr>
-        <w:t>Table 10. Flow-cytometry HLA-A2 concordance of ChampHLA consensus and individual methods (FIMM AML cohort, strict `A*02` definition).</w:t>
+        <w:t>Table 13. Flow-cytometry HLA-A2 concordance of ChampHLA consensus and individual methods (FIMM AML cohort, strict `A*02` definition).</w:t>
       </w:r>
       <w:r>
         <w:t xml:space="preserve"> </w:t>
@@ -13049,7 +13066,7 @@
         <w:t>bin/build_submission_figures.py</w:t>
       </w:r>
       <w:r>
-        <w:t xml:space="preserve">. The bimodal WES+RNA Champion-Challenger result (Table 4) is produced by </w:t>
+        <w:t xml:space="preserve">. The bimodal WES+RNA Champion-Challenger result (Table 7) is produced by </w:t>
       </w:r>
       <w:r>
         <w:rPr>
@@ -13211,203 +13228,203 @@
     </w:p>
     <w:p>
       <w:r>
-        <w:t xml:space="preserve">Boegel, S. et al. (2012). HLA typing from RNA-seq sequence reads. </w:t>
+        <w:t xml:space="preserve">Aguiar, V.R.C. et al. (2019). Expression estimation and eQTL mapping for HLA genes with a personalized pipeline. </w:t>
       </w:r>
       <w:r>
         <w:rPr>
           <w:i/>
         </w:rPr>
-        <w:t>Genome Medicine</w:t>
-      </w:r>
-      <w:r>
-        <w:t>, 4, 102.</w:t>
+        <w:t>PLoS Genetics</w:t>
+      </w:r>
+      <w:r>
+        <w:t>, 15, e1008091.</w:t>
       </w:r>
     </w:p>
     <w:p>
       <w:r>
-        <w:t xml:space="preserve">Chin, C.S. et al. (2020). A diploid assembly-based benchmark for variants in the major histocompatibility complex. </w:t>
+        <w:t xml:space="preserve">Boegel, S. et al. (2012). HLA typing from RNA-seq sequence reads. </w:t>
       </w:r>
       <w:r>
         <w:rPr>
           <w:i/>
         </w:rPr>
-        <w:t>Nature Communications</w:t>
-      </w:r>
-      <w:r>
-        <w:t>, 11, 4794.</w:t>
+        <w:t>Genome Medicine</w:t>
+      </w:r>
+      <w:r>
+        <w:t>, 4, 102.</w:t>
       </w:r>
     </w:p>
     <w:p>
       <w:r>
-        <w:t xml:space="preserve">Chung, W.H. et al. (2004). Medical genetics: a marker for Stevens-Johnson syndrome. </w:t>
+        <w:t xml:space="preserve">Chin, C.S. et al. (2020). A diploid assembly-based benchmark for variants in the major histocompatibility complex. </w:t>
       </w:r>
       <w:r>
         <w:rPr>
           <w:i/>
         </w:rPr>
-        <w:t>Nature</w:t>
-      </w:r>
-      <w:r>
-        <w:t>, 428, 486.</w:t>
+        <w:t>Nature Communications</w:t>
+      </w:r>
+      <w:r>
+        <w:t>, 11, 4794.</w:t>
       </w:r>
     </w:p>
     <w:p>
       <w:r>
-        <w:t xml:space="preserve">Di Tommaso, P. et al. (2017). Nextflow enables reproducible computational workflows. </w:t>
+        <w:t xml:space="preserve">Chung, W.H. et al. (2004). Medical genetics: a marker for Stevens-Johnson syndrome. </w:t>
       </w:r>
       <w:r>
         <w:rPr>
           <w:i/>
         </w:rPr>
-        <w:t>Nature Biotechnology</w:t>
-      </w:r>
-      <w:r>
-        <w:t>, 35, 316–319.</w:t>
+        <w:t>Nature</w:t>
+      </w:r>
+      <w:r>
+        <w:t>, 428, 486.</w:t>
       </w:r>
     </w:p>
     <w:p>
       <w:r>
-        <w:t xml:space="preserve">Gourraud, P.A. et al. (2014). HLA diversity in the 1000 genomes dataset. </w:t>
+        <w:t xml:space="preserve">Di Tommaso, P. et al. (2017). Nextflow enables reproducible computational workflows. </w:t>
       </w:r>
       <w:r>
         <w:rPr>
           <w:i/>
         </w:rPr>
-        <w:t>PLoS ONE</w:t>
-      </w:r>
-      <w:r>
-        <w:t>, 9, e97282.</w:t>
+        <w:t>Nature Biotechnology</w:t>
+      </w:r>
+      <w:r>
+        <w:t>, 35, 316–319.</w:t>
       </w:r>
     </w:p>
     <w:p>
       <w:r>
-        <w:t xml:space="preserve">Hickey, G. et al. (2024). Pangenome graph construction from genome alignments with Minigraph-Cactus. </w:t>
+        <w:t xml:space="preserve">Gourraud, P.A. et al. (2014). HLA diversity in the 1000 genomes dataset. </w:t>
       </w:r>
       <w:r>
         <w:rPr>
           <w:i/>
         </w:rPr>
-        <w:t>Nature Biotechnology</w:t>
-      </w:r>
-      <w:r>
-        <w:t>, 42, 663–673.</w:t>
+        <w:t>PLoS ONE</w:t>
+      </w:r>
+      <w:r>
+        <w:t>, 9, e97282.</w:t>
       </w:r>
     </w:p>
     <w:p>
       <w:r>
-        <w:t xml:space="preserve">Hurley, C.K. et al. (2020). Common, intermediate and well-documented HLA alleles in world populations: CIWD version 3.0.0. </w:t>
+        <w:t xml:space="preserve">Hickey, G. et al. (2024). Pangenome graph construction from genome alignments with Minigraph-Cactus. </w:t>
       </w:r>
       <w:r>
         <w:rPr>
           <w:i/>
         </w:rPr>
-        <w:t>HLA</w:t>
-      </w:r>
-      <w:r>
-        <w:t>, 95, 516–531.</w:t>
+        <w:t>Nature Biotechnology</w:t>
+      </w:r>
+      <w:r>
+        <w:t>, 42, 663–673.</w:t>
       </w:r>
     </w:p>
     <w:p>
       <w:r>
-        <w:t xml:space="preserve">Lee, H. &amp; Kingsford, C. (2018). Kourami: graph-guided assembly for novel human leukocyte antigen allele discovery. </w:t>
+        <w:t xml:space="preserve">Hurley, C.K. et al. (2020). Common, intermediate and well-documented HLA alleles in world populations: CIWD version 3.0.0. </w:t>
       </w:r>
       <w:r>
         <w:rPr>
           <w:i/>
         </w:rPr>
-        <w:t>Genome Biology</w:t>
-      </w:r>
-      <w:r>
-        <w:t>, 19, 16.</w:t>
+        <w:t>HLA</w:t>
+      </w:r>
+      <w:r>
+        <w:t>, 95, 516–531.</w:t>
       </w:r>
     </w:p>
     <w:p>
       <w:r>
-        <w:t xml:space="preserve">Liao, W.W. et al. (2023). A draft human pangenome reference. </w:t>
+        <w:t xml:space="preserve">Kiyotani, K., Mai, T.H. &amp; Nakamura, Y. (2017). Comparison of exome-based HLA class I genotyping tools: identification of platform-specific genotyping errors. </w:t>
       </w:r>
       <w:r>
         <w:rPr>
           <w:i/>
         </w:rPr>
-        <w:t>Nature</w:t>
-      </w:r>
-      <w:r>
-        <w:t>, 617, 312–324.</w:t>
+        <w:t>Journal of Human Genetics</w:t>
+      </w:r>
+      <w:r>
+        <w:t>, 62, 397–405.</w:t>
       </w:r>
     </w:p>
     <w:p>
       <w:r>
-        <w:t xml:space="preserve">Llamas, B. et al. (2019). A strategy for building and using a human reference pangenome. </w:t>
+        <w:t xml:space="preserve">Lee, H. &amp; Kingsford, C. (2018). Kourami: graph-guided assembly for novel human leukocyte antigen allele discovery. </w:t>
       </w:r>
       <w:r>
         <w:rPr>
           <w:i/>
         </w:rPr>
-        <w:t>F1000Research</w:t>
-      </w:r>
-      <w:r>
-        <w:t>, 8, 1751.</w:t>
+        <w:t>Genome Biology</w:t>
+      </w:r>
+      <w:r>
+        <w:t>, 19, 16.</w:t>
       </w:r>
     </w:p>
     <w:p>
       <w:r>
-        <w:t>Mallal, S. et al. (2008). HLA-B</w:t>
+        <w:t xml:space="preserve">Liao, W.W. et al. (2023). A draft human pangenome reference. </w:t>
       </w:r>
       <w:r>
         <w:rPr>
           <w:i/>
         </w:rPr>
-        <w:t xml:space="preserve">5701 screening for hypersensitivity to abacavir. </w:t>
-      </w:r>
-      <w:r>
-        <w:t>New England Journal of Medicine*, 358, 568–579.</w:t>
+        <w:t>Nature</w:t>
+      </w:r>
+      <w:r>
+        <w:t>, 617, 312–324.</w:t>
       </w:r>
     </w:p>
     <w:p>
       <w:r>
-        <w:t xml:space="preserve">Matzaraki, V. et al. (2017). The MHC locus and genetic susceptibility to autoimmune and infectious diseases. </w:t>
+        <w:t xml:space="preserve">Llamas, B. et al. (2019). A strategy for building and using a human reference pangenome. </w:t>
       </w:r>
       <w:r>
         <w:rPr>
           <w:i/>
         </w:rPr>
-        <w:t>Genome Biology</w:t>
-      </w:r>
-      <w:r>
-        <w:t>, 18, 76.</w:t>
+        <w:t>F1000Research</w:t>
+      </w:r>
+      <w:r>
+        <w:t>, 8, 1751.</w:t>
       </w:r>
     </w:p>
     <w:p>
       <w:r>
-        <w:t xml:space="preserve">Mishima, H. et al. (2019). A practical guide for the evaluation of next-generation sequencing-based HLA typing. </w:t>
+        <w:t>Mallal, S. et al. (2008). HLA-B</w:t>
       </w:r>
       <w:r>
         <w:rPr>
           <w:i/>
         </w:rPr>
-        <w:t>Human Immunology</w:t>
-      </w:r>
-      <w:r>
-        <w:t>, 80, 891–898.</w:t>
+        <w:t xml:space="preserve">5701 screening for hypersensitivity to abacavir. </w:t>
+      </w:r>
+      <w:r>
+        <w:t>New England Journal of Medicine*, 358, 568–579.</w:t>
       </w:r>
     </w:p>
     <w:p>
       <w:r>
-        <w:t xml:space="preserve">Orenbuch, R. et al. (2019). arcasHLA: high-resolution HLA typing from RNAseq. </w:t>
+        <w:t xml:space="preserve">Matzaraki, V. et al. (2017). The MHC locus and genetic susceptibility to autoimmune and infectious diseases. </w:t>
       </w:r>
       <w:r>
         <w:rPr>
           <w:i/>
         </w:rPr>
-        <w:t>Bioinformatics</w:t>
-      </w:r>
-      <w:r>
-        <w:t>, 36, 33–40.</w:t>
+        <w:t>Genome Biology</w:t>
+      </w:r>
+      <w:r>
+        <w:t>, 18, 76.</w:t>
       </w:r>
     </w:p>
     <w:p>
       <w:r>
-        <w:t xml:space="preserve">Parham, P. &amp; Brodsky, F.M. (1981). Partial purification and some properties of BB7.2, a cytotoxic monoclonal antibody with specificity for HLA-A2 and a variant of HLA-A28. </w:t>
+        <w:t xml:space="preserve">Mishima, H. et al. (2019). A practical guide for the evaluation of next-generation sequencing-based HLA typing. </w:t>
       </w:r>
       <w:r>
         <w:rPr>
@@ -13416,109 +13433,157 @@
         <w:t>Human Immunology</w:t>
       </w:r>
       <w:r>
-        <w:t>, 3, 277–299.</w:t>
+        <w:t>, 80, 891–898.</w:t>
       </w:r>
     </w:p>
     <w:p>
       <w:r>
-        <w:t xml:space="preserve">Petersdorf, E.W. et al. (2007). Major histocompatibility complex variation and outcomes in hematopoietic cell transplantation. </w:t>
+        <w:t xml:space="preserve">Orenbuch, R. et al. (2019). arcasHLA: high-resolution HLA typing from RNAseq. </w:t>
       </w:r>
       <w:r>
         <w:rPr>
           <w:i/>
         </w:rPr>
-        <w:t>Immunological Reviews</w:t>
-      </w:r>
-      <w:r>
-        <w:t>, 214, 229–244.</w:t>
+        <w:t>Bioinformatics</w:t>
+      </w:r>
+      <w:r>
+        <w:t>, 36, 33–40.</w:t>
       </w:r>
     </w:p>
     <w:p>
       <w:r>
-        <w:t xml:space="preserve">Prodanov, T. et al. (2025). Locityper enables targeted genotyping of complex polymorphic genes. </w:t>
+        <w:t xml:space="preserve">Parham, P. &amp; Brodsky, F.M. (1981). Partial purification and some properties of BB7.2, a cytotoxic monoclonal antibody with specificity for HLA-A2 and a variant of HLA-A28. </w:t>
       </w:r>
       <w:r>
         <w:rPr>
           <w:i/>
         </w:rPr>
-        <w:t>Nature Genetics</w:t>
-      </w:r>
-      <w:r>
-        <w:t>, 57, 2901–2908.</w:t>
+        <w:t>Human Immunology</w:t>
+      </w:r>
+      <w:r>
+        <w:t>, 3, 277–299.</w:t>
       </w:r>
     </w:p>
     <w:p>
       <w:r>
-        <w:t xml:space="preserve">Reinhold, W.C. et al. (2019). RNA sequencing of the NCI-60: integration into CellMiner and CellMiner CDB. </w:t>
+        <w:t xml:space="preserve">Petersdorf, E.W. et al. (2007). Major histocompatibility complex variation and outcomes in hematopoietic cell transplantation. </w:t>
       </w:r>
       <w:r>
         <w:rPr>
           <w:i/>
         </w:rPr>
-        <w:t>Cancer Research</w:t>
-      </w:r>
-      <w:r>
-        <w:t>, 79, 3514–3524.</w:t>
+        <w:t>Immunological Reviews</w:t>
+      </w:r>
+      <w:r>
+        <w:t>, 214, 229–244.</w:t>
       </w:r>
     </w:p>
     <w:p>
       <w:r>
-        <w:t xml:space="preserve">Robinson, J. et al. (2020). IPD-IMGT/HLA database. </w:t>
+        <w:t xml:space="preserve">Prodanov, T. et al. (2025). Locityper enables targeted genotyping of complex polymorphic genes. </w:t>
       </w:r>
       <w:r>
         <w:rPr>
           <w:i/>
         </w:rPr>
-        <w:t>Nucleic Acids Research</w:t>
-      </w:r>
-      <w:r>
-        <w:t>, 48, D948–D955.</w:t>
+        <w:t>Nature Genetics</w:t>
+      </w:r>
+      <w:r>
+        <w:t>, 57, 2901–2908.</w:t>
       </w:r>
     </w:p>
     <w:p>
       <w:r>
-        <w:t xml:space="preserve">Schumacher, T.N. &amp; Schreiber, R.D. (2015). Neoantigens in cancer immunotherapy. </w:t>
+        <w:t xml:space="preserve">Reinhold, W.C. et al. (2019). RNA sequencing of the NCI-60: integration into CellMiner and CellMiner CDB. </w:t>
       </w:r>
       <w:r>
         <w:rPr>
           <w:i/>
         </w:rPr>
-        <w:t>Science</w:t>
-      </w:r>
-      <w:r>
-        <w:t>, 348, 69–74.</w:t>
+        <w:t>Cancer Research</w:t>
+      </w:r>
+      <w:r>
+        <w:t>, 79, 3514–3524.</w:t>
       </w:r>
     </w:p>
     <w:p>
       <w:r>
-        <w:t xml:space="preserve">Shukla, S.A. et al. (2015). Comprehensive analysis of cancer-associated somatic mutations in class I HLA genes. </w:t>
+        <w:t xml:space="preserve">Robinson, J. et al. (2020). IPD-IMGT/HLA database. </w:t>
       </w:r>
       <w:r>
         <w:rPr>
           <w:i/>
         </w:rPr>
-        <w:t>Nature Biotechnology</w:t>
-      </w:r>
-      <w:r>
-        <w:t>, 33, 1152–1158.</w:t>
+        <w:t>Nucleic Acids Research</w:t>
+      </w:r>
+      <w:r>
+        <w:t>, 48, D948–D955.</w:t>
       </w:r>
     </w:p>
     <w:p>
       <w:r>
-        <w:t xml:space="preserve">Song, L. et al. (2023). Efficient and accurate KIR and HLA genotyping with massively parallel sequencing data. </w:t>
+        <w:t xml:space="preserve">Schumacher, T.N. &amp; Schreiber, R.D. (2015). Neoantigens in cancer immunotherapy. </w:t>
       </w:r>
       <w:r>
         <w:rPr>
           <w:i/>
         </w:rPr>
-        <w:t>Genome Research</w:t>
-      </w:r>
-      <w:r>
-        <w:t>, 33, 923–931.</w:t>
+        <w:t>Science</w:t>
+      </w:r>
+      <w:r>
+        <w:t>, 348, 69–74.</w:t>
       </w:r>
     </w:p>
     <w:p>
       <w:r>
+        <w:t xml:space="preserve">Shukla, S.A. et al. (2015). Comprehensive analysis of cancer-associated somatic mutations in class I HLA genes. </w:t>
+      </w:r>
+      <w:r>
+        <w:rPr>
+          <w:i/>
+        </w:rPr>
+        <w:t>Nature Biotechnology</w:t>
+      </w:r>
+      <w:r>
+        <w:t>, 33, 1152–1158.</w:t>
+      </w:r>
+    </w:p>
+    <w:p>
+      <w:r>
+        <w:t xml:space="preserve">Song, L. et al. (2023). Efficient and accurate KIR and HLA genotyping with massively parallel sequencing data. </w:t>
+      </w:r>
+      <w:r>
+        <w:rPr>
+          <w:i/>
+        </w:rPr>
+        <w:t>Genome Research</w:t>
+      </w:r>
+      <w:r>
+        <w:t>, 33, 923–931.</w:t>
+      </w:r>
+    </w:p>
+    <w:p>
+      <w:r>
+        <w:t>SpecHLA. Full-resolution HLA typing from sequencing data (</w:t>
+      </w:r>
+      <w:r>
+        <w:rPr>
+          <w:rFonts w:ascii="Consolas" w:hAnsi="Consolas"/>
+        </w:rPr>
+        <w:t>https://github.com/deepomicslab/SpecHLA</w:t>
+      </w:r>
+      <w:r>
+        <w:t xml:space="preserve">). </w:t>
+      </w:r>
+      <w:r>
+        <w:rPr>
+          <w:i/>
+        </w:rPr>
+        <w:t>[Citation to be confirmed by the authors — insert the SpecHLA reference.]</w:t>
+      </w:r>
+    </w:p>
+    <w:p>
+      <w:r>
         <w:t xml:space="preserve">Szolek, A. et al. (2014). OptiType: precision HLA typing from next-generation sequencing data. </w:t>
       </w:r>
       <w:r>
@@ -13529,6 +13594,20 @@
       </w:r>
       <w:r>
         <w:t>, 30, 3310–3316.</w:t>
+      </w:r>
+    </w:p>
+    <w:p>
+      <w:r>
+        <w:t xml:space="preserve">Trowsdale, J. &amp; Knight, J.C. (2013). Major histocompatibility complex genomics and human disease. </w:t>
+      </w:r>
+      <w:r>
+        <w:rPr>
+          <w:i/>
+        </w:rPr>
+        <w:t>Annual Review of Genomics and Human Genetics</w:t>
+      </w:r>
+      <w:r>
+        <w:t>, 14, 301–323.</w:t>
       </w:r>
     </w:p>
     <w:p>
